--- a/downloads/workbook/ai-4-week-02.docx
+++ b/downloads/workbook/ai-4-week-02.docx
@@ -1220,6 +1220,178 @@
         <w:t>Project connection: For your Responsible Plant Classifier, save the input, procedure, observed result and limitation of this check. Label this worked example as practice; use a different, previously unreviewed case when checking independent understanding.</w:t>
       </w:r>
     </w:p>
+    <w:p>
+      <w:pPr>
+        <w:pStyle w:val="Heading1"/>
+      </w:pPr>
+      <w:r>
+        <w:t>19. Project portfolio milestone</w:t>
+      </w:r>
+    </w:p>
+    <w:p>
+      <w:r>
+        <w:t>Project: Responsible Plant Classifier</w:t>
+      </w:r>
+    </w:p>
+    <w:p>
+      <w:r>
+        <w:t>Current milestone: Frame the need. Name the user, the problem, allowed inputs and a safe simple starting method.</w:t>
+      </w:r>
+    </w:p>
+    <w:p>
+      <w:r>
+        <w:t>For your Responsible Plant Classifier, save the input, procedure, observed result and limitation of this check. Label this worked example as practice; use a different, previously unreviewed case when checking independent understanding.</w:t>
+      </w:r>
+    </w:p>
+    <w:tbl>
+      <w:tblPr>
+        <w:tblStyle w:val="LightShading-Accent1"/>
+        <w:tblW w:type="auto" w:w="0"/>
+        <w:tblLook w:firstColumn="1" w:firstRow="1" w:lastColumn="0" w:lastRow="0" w:noHBand="0" w:noVBand="1" w:val="04A0"/>
+      </w:tblPr>
+      <w:tblGrid>
+        <w:gridCol w:w="5112"/>
+        <w:gridCol w:w="5112"/>
+      </w:tblGrid>
+      <w:tr>
+        <w:trPr>
+          <w:tblHeader/>
+        </w:trPr>
+        <w:tc>
+          <w:tcPr>
+            <w:tcW w:type="dxa" w:w="5112"/>
+          </w:tcPr>
+          <w:p>
+            <w:r>
+              <w:t>Evidence to keep</w:t>
+            </w:r>
+          </w:p>
+        </w:tc>
+        <w:tc>
+          <w:tcPr>
+            <w:tcW w:type="dxa" w:w="5112"/>
+          </w:tcPr>
+          <w:p>
+            <w:r>
+              <w:t>My record</w:t>
+            </w:r>
+          </w:p>
+        </w:tc>
+      </w:tr>
+      <w:tr>
+        <w:tc>
+          <w:tcPr>
+            <w:tcW w:type="dxa" w:w="5112"/>
+          </w:tcPr>
+          <w:p>
+            <w:r>
+              <w:t>This week’s input and deciding step</w:t>
+            </w:r>
+          </w:p>
+        </w:tc>
+        <w:tc>
+          <w:tcPr>
+            <w:tcW w:type="dxa" w:w="5112"/>
+          </w:tcPr>
+          <w:p>
+            <w:r/>
+          </w:p>
+        </w:tc>
+      </w:tr>
+      <w:tr>
+        <w:tc>
+          <w:tcPr>
+            <w:tcW w:type="dxa" w:w="5112"/>
+          </w:tcPr>
+          <w:p>
+            <w:r>
+              <w:t>Prediction and actual result (or labelled paper trace)</w:t>
+            </w:r>
+          </w:p>
+        </w:tc>
+        <w:tc>
+          <w:tcPr>
+            <w:tcW w:type="dxa" w:w="5112"/>
+          </w:tcPr>
+          <w:p>
+            <w:r/>
+          </w:p>
+        </w:tc>
+      </w:tr>
+      <w:tr>
+        <w:tc>
+          <w:tcPr>
+            <w:tcW w:type="dxa" w:w="5112"/>
+          </w:tcPr>
+          <w:p>
+            <w:r>
+              <w:t>One change since the previous checkpoint and why</w:t>
+            </w:r>
+          </w:p>
+        </w:tc>
+        <w:tc>
+          <w:tcPr>
+            <w:tcW w:type="dxa" w:w="5112"/>
+          </w:tcPr>
+          <w:p>
+            <w:r/>
+          </w:p>
+        </w:tc>
+      </w:tr>
+      <w:tr>
+        <w:tc>
+          <w:tcPr>
+            <w:tcW w:type="dxa" w:w="5112"/>
+          </w:tcPr>
+          <w:p>
+            <w:r>
+              <w:t>One error or limit and the next test</w:t>
+            </w:r>
+          </w:p>
+        </w:tc>
+        <w:tc>
+          <w:tcPr>
+            <w:tcW w:type="dxa" w:w="5112"/>
+          </w:tcPr>
+          <w:p>
+            <w:r/>
+          </w:p>
+        </w:tc>
+      </w:tr>
+    </w:tbl>
+    <w:p>
+      <w:pPr>
+        <w:pStyle w:val="Heading3"/>
+      </w:pPr>
+      <w:r>
+        <w:t>Explain what this week adds to your project. Reuse last week’s record rather than starting again.</w:t>
+      </w:r>
+    </w:p>
+    <w:p>
+      <w:r>
+        <w:t>________________________________________________________________</w:t>
+      </w:r>
+    </w:p>
+    <w:p>
+      <w:r>
+        <w:t>________________________________________________________________</w:t>
+      </w:r>
+    </w:p>
+    <w:p>
+      <w:r>
+        <w:t>________________________________________________________________</w:t>
+      </w:r>
+    </w:p>
+    <w:p>
+      <w:r>
+        <w:t>________________________________________________________________</w:t>
+      </w:r>
+    </w:p>
+    <w:p>
+      <w:r>
+        <w:t>________________________________________________________________</w:t>
+      </w:r>
+    </w:p>
     <w:sectPr>
       <w:pgSz w:w="12240" w:h="15840"/>
       <w:pgMar w:top="936" w:right="1008" w:bottom="936" w:left="1008" w:header="720" w:footer="720" w:gutter="0"/>

--- a/downloads/workbook/ai-4-week-02.docx
+++ b/downloads/workbook/ai-4-week-02.docx
@@ -1392,6 +1392,238 @@
         <w:t>________________________________________________________________</w:t>
       </w:r>
     </w:p>
+    <w:p>
+      <w:pPr>
+        <w:pStyle w:val="Heading1"/>
+      </w:pPr>
+      <w:r>
+        <w:t>20. Supported practice and learning evidence</w:t>
+      </w:r>
+    </w:p>
+    <w:p>
+      <w:r>
+        <w:t>Use this supported practice once, in the browser or on paper. Keep the reserved independent assessment for a separate first attempt before teacher feedback.</w:t>
+      </w:r>
+    </w:p>
+    <w:p>
+      <w:r>
+        <w:t>Choose features that exist when a plant prediction must be made.</w:t>
+      </w:r>
+    </w:p>
+    <w:p>
+      <w:pPr>
+        <w:pStyle w:val="Heading3"/>
+      </w:pPr>
+      <w:r>
+        <w:t>Practice 1: explain the deciding evidence</w:t>
+      </w:r>
+    </w:p>
+    <w:p>
+      <w:r>
+        <w:t>Which labelled step matches this detail? next_week_wilt supplies the training label, not an input available today.</w:t>
+      </w:r>
+    </w:p>
+    <w:p>
+      <w:r>
+        <w:t>1. Select inputs</w:t>
+      </w:r>
+    </w:p>
+    <w:p>
+      <w:r>
+        <w:t>2. Mark prediction time</w:t>
+      </w:r>
+    </w:p>
+    <w:p>
+      <w:r>
+        <w:t>3. Keep target separate</w:t>
+      </w:r>
+    </w:p>
+    <w:p>
+      <w:pPr>
+        <w:pStyle w:val="Heading3"/>
+      </w:pPr>
+      <w:r>
+        <w:t>My selected conclusion, deciding fact and explanation</w:t>
+      </w:r>
+    </w:p>
+    <w:p>
+      <w:r>
+        <w:t>________________________________________________________________</w:t>
+      </w:r>
+    </w:p>
+    <w:p>
+      <w:r>
+        <w:t>________________________________________________________________</w:t>
+      </w:r>
+    </w:p>
+    <w:p>
+      <w:r>
+        <w:t>________________________________________________________________</w:t>
+      </w:r>
+    </w:p>
+    <w:p>
+      <w:r>
+        <w:t>________________________________________________________________</w:t>
+      </w:r>
+    </w:p>
+    <w:p>
+      <w:r>
+        <w:t>________________________________________________________________</w:t>
+      </w:r>
+    </w:p>
+    <w:p>
+      <w:r>
+        <w:t>Hint if needed: Read the steps in the pictorial case. Match the supplied detail to the stage that performs or records it.</w:t>
+      </w:r>
+    </w:p>
+    <w:p>
+      <w:r>
+        <w:t>After your attempt, compare with the supported explanation: Keep target separate next_week_wilt supplies the training label, not an input available today. Read the picture in order. next_week_wilt supplies the training label, not an input available today. The arrows show which recorded input or intermediate result each decision uses. Explain the deciding step aloud before checking the changed case; pointing to the final answer alone does not show how it follows.</w:t>
+      </w:r>
+    </w:p>
+    <w:p>
+      <w:pPr>
+        <w:pStyle w:val="Heading3"/>
+      </w:pPr>
+      <w:r>
+        <w:t>Practice 2: explain the deciding evidence</w:t>
+      </w:r>
+    </w:p>
+    <w:p>
+      <w:r>
+        <w:t>Changed-case practice: A table adds tomorrow_soil_moisture as an input. Which conclusion is supported by the supplied facts?</w:t>
+      </w:r>
+    </w:p>
+    <w:p>
+      <w:r>
+        <w:t>1. Reject it for this prediction-time contract.</w:t>
+      </w:r>
+    </w:p>
+    <w:p>
+      <w:r>
+        <w:t>2. This one example guarantees correct results for every future input.</w:t>
+      </w:r>
+    </w:p>
+    <w:p>
+      <w:r>
+        <w:t>3. We can decide the result without examining the changed input or the procedure.</w:t>
+      </w:r>
+    </w:p>
+    <w:p>
+      <w:pPr>
+        <w:pStyle w:val="Heading3"/>
+      </w:pPr>
+      <w:r>
+        <w:t>My selected conclusion, deciding fact and explanation</w:t>
+      </w:r>
+    </w:p>
+    <w:p>
+      <w:r>
+        <w:t>________________________________________________________________</w:t>
+      </w:r>
+    </w:p>
+    <w:p>
+      <w:r>
+        <w:t>________________________________________________________________</w:t>
+      </w:r>
+    </w:p>
+    <w:p>
+      <w:r>
+        <w:t>________________________________________________________________</w:t>
+      </w:r>
+    </w:p>
+    <w:p>
+      <w:r>
+        <w:t>________________________________________________________________</w:t>
+      </w:r>
+    </w:p>
+    <w:p>
+      <w:r>
+        <w:t>________________________________________________________________</w:t>
+      </w:r>
+    </w:p>
+    <w:p>
+      <w:r>
+        <w:t>Hint if needed: Use the changed condition and the deciding step in the pictorial trace. The answer must say what follows from those facts.</w:t>
+      </w:r>
+    </w:p>
+    <w:p>
+      <w:r>
+        <w:t>After your attempt, compare with the supported explanation: Reject it for this prediction-time contract. Tomorrow’s measurement is unavailable when today’s prediction must be issued.</w:t>
+      </w:r>
+    </w:p>
+    <w:p>
+      <w:pPr>
+        <w:pStyle w:val="Heading3"/>
+      </w:pPr>
+      <w:r>
+        <w:t>Repair a missing building block</w:t>
+      </w:r>
+    </w:p>
+    <w:p>
+      <w:r>
+        <w:t>Review The ML Lifecycle (ai-4/1). Goal: Distinguish fitting a rule from applying a fixed rule. Short practice: Should the team silently retune on the changed test? Point to the relevant step in the picture, then write the changed result and the rule or evidence that supports it.. Return to this week and explain what you changed.</w:t>
+      </w:r>
+    </w:p>
+    <w:p>
+      <w:pPr>
+        <w:pStyle w:val="Heading3"/>
+      </w:pPr>
+      <w:r>
+        <w:t>Predict, run and debug</w:t>
+      </w:r>
+    </w:p>
+    <w:p>
+      <w:r>
+        <w:t>The browser lab lets you edit the supported Python examples already included in this lesson. Predict first, run, inspect the actual output or error, change one input, then run again. Keep code, predictions, actual results and a reasoned revision together. On paper, label your result as a trace rather than an execution.</w:t>
+      </w:r>
+    </w:p>
+    <w:p>
+      <w:pPr>
+        <w:pStyle w:val="Heading3"/>
+      </w:pPr>
+      <w:r>
+        <w:t>Keep your completed work</w:t>
+      </w:r>
+    </w:p>
+    <w:p>
+      <w:r>
+        <w:t>Use Download completed work in the hosted lesson to export your answers, reflections, practice feedback and code-run evidence. Open the HTML copy to read or print it. Drafts stay in this browser when storage is available; clear drafts on a shared device.</w:t>
+      </w:r>
+    </w:p>
+    <w:p>
+      <w:pPr>
+        <w:pStyle w:val="Heading3"/>
+      </w:pPr>
+      <w:r>
+        <w:t>What I repaired, the evidence I kept and the next test</w:t>
+      </w:r>
+    </w:p>
+    <w:p>
+      <w:r>
+        <w:t>________________________________________________________________</w:t>
+      </w:r>
+    </w:p>
+    <w:p>
+      <w:r>
+        <w:t>________________________________________________________________</w:t>
+      </w:r>
+    </w:p>
+    <w:p>
+      <w:r>
+        <w:t>________________________________________________________________</w:t>
+      </w:r>
+    </w:p>
+    <w:p>
+      <w:r>
+        <w:t>________________________________________________________________</w:t>
+      </w:r>
+    </w:p>
+    <w:p>
+      <w:r>
+        <w:t>________________________________________________________________</w:t>
+      </w:r>
+    </w:p>
     <w:sectPr>
       <w:pgSz w:w="12240" w:h="15840"/>
       <w:pgMar w:top="936" w:right="1008" w:bottom="936" w:left="1008" w:header="720" w:footer="720" w:gutter="0"/>

--- a/downloads/workbook/ai-4-week-02.docx
+++ b/downloads/workbook/ai-4-week-02.docx
@@ -30,7 +30,30 @@
     </w:p>
     <w:p>
       <w:r>
-        <w:t>Try the recall before opening notes. Then use a different colour or a labelled second line to correct your explanation.</w:t>
+        <w:t>Record your starting explanation for Features, Labels, Targets before opening notes. Show any later correction separately.</w:t>
+      </w:r>
+    </w:p>
+    <w:p>
+      <w:pPr>
+        <w:spacing w:line="336" w:lineRule="auto" w:after="180"/>
+      </w:pPr>
+      <w:r>
+        <w:rPr>
+          <w:b w:val="0"/>
+        </w:rPr>
+        <w:t xml:space="preserve">Try the recall before opening notes. Then use a different colour or a </w:t>
+      </w:r>
+      <w:r>
+        <w:rPr>
+          <w:b/>
+        </w:rPr>
+        <w:t>label</w:t>
+      </w:r>
+      <w:r>
+        <w:rPr>
+          <w:b w:val="0"/>
+        </w:rPr>
+        <w:t>led second line to correct your explanation.</w:t>
       </w:r>
     </w:p>
     <w:p>
@@ -42,7 +65,13 @@
       </w:r>
     </w:p>
     <w:p>
-      <w:r>
+      <w:pPr>
+        <w:spacing w:line="336" w:lineRule="auto" w:after="180"/>
+      </w:pPr>
+      <w:r>
+        <w:rPr>
+          <w:b w:val="0"/>
+        </w:rPr>
         <w:t>Without opening the old lesson, explain one key idea from The ML Lifecycle. Give an example and a mistake that the idea helps you avoid.</w:t>
       </w:r>
     </w:p>
@@ -79,7 +108,66 @@
     </w:p>
     <w:p>
       <w:r>
-        <w:t>Use W2: Trace the feature contract for Features labels and prediction time. Record the answer once; the lesson and workbook refer to the same attempt.</w:t>
+        <w:t>Complete the supported Features, Labels, Targets trace and record the first step you can explain without help.</w:t>
+      </w:r>
+    </w:p>
+    <w:p>
+      <w:pPr>
+        <w:spacing w:line="336" w:lineRule="auto" w:after="180"/>
+      </w:pPr>
+      <w:r>
+        <w:rPr>
+          <w:b w:val="0"/>
+        </w:rPr>
+        <w:t xml:space="preserve">Use W2: Trace the </w:t>
+      </w:r>
+      <w:r>
+        <w:rPr>
+          <w:b/>
+        </w:rPr>
+        <w:t>feature contract</w:t>
+      </w:r>
+      <w:r>
+        <w:rPr>
+          <w:b w:val="0"/>
+        </w:rPr>
+        <w:t xml:space="preserve"> for </w:t>
+      </w:r>
+      <w:r>
+        <w:rPr>
+          <w:b/>
+        </w:rPr>
+        <w:t>Feature</w:t>
+      </w:r>
+      <w:r>
+        <w:rPr>
+          <w:b w:val="0"/>
+        </w:rPr>
+        <w:t xml:space="preserve">s </w:t>
+      </w:r>
+      <w:r>
+        <w:rPr>
+          <w:b/>
+        </w:rPr>
+        <w:t>label</w:t>
+      </w:r>
+      <w:r>
+        <w:rPr>
+          <w:b w:val="0"/>
+        </w:rPr>
+        <w:t xml:space="preserve">s and </w:t>
+      </w:r>
+      <w:r>
+        <w:rPr>
+          <w:b/>
+        </w:rPr>
+        <w:t>prediction time</w:t>
+      </w:r>
+      <w:r>
+        <w:rPr>
+          <w:b w:val="0"/>
+        </w:rPr>
+        <w:t>. Record the answer once; the lesson and workbook refer to the same attempt.</w:t>
       </w:r>
     </w:p>
     <w:tbl>
@@ -207,7 +295,77 @@
     </w:p>
     <w:p>
       <w:r>
-        <w:t>Use the worked case for Features labels and prediction time. Proposed explanation: “Every stored column is a feature”. Decide whether this explanation is supported. Point to the step or supplied fact that decides; explain your repair if needed.</w:t>
+        <w:t>Check the proposed Features, Labels, Targets explanation against the supplied facts before discussing it.</w:t>
+      </w:r>
+    </w:p>
+    <w:p>
+      <w:pPr>
+        <w:spacing w:line="336" w:lineRule="auto" w:after="180"/>
+      </w:pPr>
+      <w:r>
+        <w:rPr>
+          <w:b w:val="0"/>
+        </w:rPr>
+        <w:t xml:space="preserve">Use the worked case for </w:t>
+      </w:r>
+      <w:r>
+        <w:rPr>
+          <w:b/>
+        </w:rPr>
+        <w:t>Feature</w:t>
+      </w:r>
+      <w:r>
+        <w:rPr>
+          <w:b w:val="0"/>
+        </w:rPr>
+        <w:t xml:space="preserve">s </w:t>
+      </w:r>
+      <w:r>
+        <w:rPr>
+          <w:b/>
+        </w:rPr>
+        <w:t>label</w:t>
+      </w:r>
+      <w:r>
+        <w:rPr>
+          <w:b w:val="0"/>
+        </w:rPr>
+        <w:t xml:space="preserve">s and </w:t>
+      </w:r>
+      <w:r>
+        <w:rPr>
+          <w:b/>
+        </w:rPr>
+        <w:t>prediction time</w:t>
+      </w:r>
+      <w:r>
+        <w:rPr>
+          <w:b w:val="0"/>
+        </w:rPr>
+        <w:t xml:space="preserve">. Proposed explanation: “Every stored column is a </w:t>
+      </w:r>
+      <w:r>
+        <w:rPr>
+          <w:b/>
+        </w:rPr>
+        <w:t>feature</w:t>
+      </w:r>
+      <w:r>
+        <w:rPr>
+          <w:b w:val="0"/>
+        </w:rPr>
+        <w:t>”. Decide whether this explanation is supported.</w:t>
+      </w:r>
+    </w:p>
+    <w:p>
+      <w:pPr>
+        <w:spacing w:line="336" w:lineRule="auto" w:after="180"/>
+      </w:pPr>
+      <w:r>
+        <w:rPr>
+          <w:b w:val="0"/>
+        </w:rPr>
+        <w:t>Point to the step or supplied fact that decides; explain your repair if needed.</w:t>
       </w:r>
     </w:p>
     <w:p>
@@ -247,6 +405,11 @@
       </w:r>
     </w:p>
     <w:p>
+      <w:r>
+        <w:t>Write one first attempt at the reserved independent case before feedback. Repeated copies of that case refer to the same recorded attempt.</w:t>
+      </w:r>
+    </w:p>
+    <w:p>
       <w:pPr>
         <w:pStyle w:val="Heading3"/>
       </w:pPr>
@@ -255,8 +418,96 @@
       </w:r>
     </w:p>
     <w:p>
-      <w:r>
-        <w:t>A fictional robot predicts at dispatch whether a parcel trip will take more than 10 minutes. Fields are route_steps and queue_at_dispatch captured at dispatch, trip_id for tracking, arrival_minutes measured after arrival, and slow = 1 when arrival_minutes &gt; 10. Specify inputs, order, target and exclusions. For a past trip with steps 30, queue 2, arrival 10, give features and label. For a new trip with steps 24 and queue 0, give features and explain whether slow is known.</w:t>
+      <w:pPr>
+        <w:spacing w:line="336" w:lineRule="auto" w:after="180"/>
+      </w:pPr>
+      <w:r>
+        <w:rPr>
+          <w:b w:val="0"/>
+        </w:rPr>
+        <w:t>A fictional robot predicts at dispatch whether a parcel trip will take more than 10 minutes.</w:t>
+      </w:r>
+    </w:p>
+    <w:p>
+      <w:pPr>
+        <w:spacing w:line="336" w:lineRule="auto" w:after="180"/>
+      </w:pPr>
+      <w:r>
+        <w:rPr>
+          <w:b w:val="0"/>
+        </w:rPr>
+        <w:t xml:space="preserve">Fields are route_steps and queue_at_dispatch captured at dispatch, trip_id for tracking, arrival_minutes measured after arrival, and slow = 1 when arrival_minutes &gt; 10. Specify </w:t>
+      </w:r>
+      <w:r>
+        <w:rPr>
+          <w:b/>
+        </w:rPr>
+        <w:t>input</w:t>
+      </w:r>
+      <w:r>
+        <w:rPr>
+          <w:b w:val="0"/>
+        </w:rPr>
+        <w:t xml:space="preserve">s, order, </w:t>
+      </w:r>
+      <w:r>
+        <w:rPr>
+          <w:b/>
+        </w:rPr>
+        <w:t>target</w:t>
+      </w:r>
+      <w:r>
+        <w:rPr>
+          <w:b w:val="0"/>
+        </w:rPr>
+        <w:t xml:space="preserve"> and exclusions.</w:t>
+      </w:r>
+    </w:p>
+    <w:p>
+      <w:pPr>
+        <w:spacing w:line="336" w:lineRule="auto" w:after="180"/>
+      </w:pPr>
+      <w:r>
+        <w:rPr>
+          <w:b w:val="0"/>
+        </w:rPr>
+        <w:t xml:space="preserve">For a past trip with steps 30, queue 2, arrival 10, give </w:t>
+      </w:r>
+      <w:r>
+        <w:rPr>
+          <w:b/>
+        </w:rPr>
+        <w:t>feature</w:t>
+      </w:r>
+      <w:r>
+        <w:rPr>
+          <w:b w:val="0"/>
+        </w:rPr>
+        <w:t xml:space="preserve">s and </w:t>
+      </w:r>
+      <w:r>
+        <w:rPr>
+          <w:b/>
+        </w:rPr>
+        <w:t>label</w:t>
+      </w:r>
+      <w:r>
+        <w:rPr>
+          <w:b w:val="0"/>
+        </w:rPr>
+        <w:t xml:space="preserve">. For a new trip with steps 24 and queue 0, give </w:t>
+      </w:r>
+      <w:r>
+        <w:rPr>
+          <w:b/>
+        </w:rPr>
+        <w:t>feature</w:t>
+      </w:r>
+      <w:r>
+        <w:rPr>
+          <w:b w:val="0"/>
+        </w:rPr>
+        <w:t>s and explain whether slow is known.</w:t>
       </w:r>
     </w:p>
     <w:p>
@@ -303,7 +554,13 @@
       </w:r>
     </w:p>
     <w:p>
-      <w:r>
+      <w:pPr>
+        <w:spacing w:line="336" w:lineRule="auto" w:after="180"/>
+      </w:pPr>
+      <w:r>
+        <w:rPr>
+          <w:b w:val="0"/>
+        </w:rPr>
         <w:t>Attempt this case before feedback. Record any help. Earlier examples below are further practice; a case already practised with feedback cannot establish fresh transfer.</w:t>
       </w:r>
     </w:p>
@@ -317,7 +574,30 @@
     </w:p>
     <w:p>
       <w:r>
-        <w:t>A table has leaf length, edge type and verified species. A model predicts species using all three columns. Identify leakage and a legitimate input set.</w:t>
+        <w:t>Connect the Features, Labels, Targets target to a trace and a justified conclusion.</w:t>
+      </w:r>
+    </w:p>
+    <w:p>
+      <w:pPr>
+        <w:spacing w:line="336" w:lineRule="auto" w:after="180"/>
+      </w:pPr>
+      <w:r>
+        <w:rPr>
+          <w:b w:val="0"/>
+        </w:rPr>
+        <w:t xml:space="preserve">A table has leaf length, edge type and verified species. A model predicts species using all three columns. Identify leakage and a legitimate </w:t>
+      </w:r>
+      <w:r>
+        <w:rPr>
+          <w:b/>
+        </w:rPr>
+        <w:t>input</w:t>
+      </w:r>
+      <w:r>
+        <w:rPr>
+          <w:b w:val="0"/>
+        </w:rPr>
+        <w:t xml:space="preserve"> set.</w:t>
       </w:r>
     </w:p>
     <w:p>
@@ -330,17 +610,106 @@
     </w:p>
     <w:p>
       <w:r>
-        <w:t>Rows contain leaf length, edge type and healthy/spotted label.</w:t>
-      </w:r>
-    </w:p>
-    <w:p>
-      <w:r>
-        <w:t>Identify features, target and prediction-time inputs.</w:t>
-      </w:r>
-    </w:p>
-    <w:p>
-      <w:r>
-        <w:t>Show your trace, calculation or evidence</w:t>
+        <w:t>Solve the supplied Features, Labels, Targets case and show the deciding evidence.</w:t>
+      </w:r>
+    </w:p>
+    <w:p>
+      <w:pPr>
+        <w:spacing w:line="336" w:lineRule="auto" w:after="180"/>
+      </w:pPr>
+      <w:r>
+        <w:rPr>
+          <w:b w:val="0"/>
+        </w:rPr>
+        <w:t xml:space="preserve">Rows contain leaf length, edge type and healthy/spotted </w:t>
+      </w:r>
+      <w:r>
+        <w:rPr>
+          <w:b/>
+        </w:rPr>
+        <w:t>label</w:t>
+      </w:r>
+      <w:r>
+        <w:rPr>
+          <w:b w:val="0"/>
+        </w:rPr>
+        <w:t>.</w:t>
+      </w:r>
+    </w:p>
+    <w:p>
+      <w:pPr>
+        <w:spacing w:line="336" w:lineRule="auto" w:after="180"/>
+      </w:pPr>
+      <w:r>
+        <w:rPr>
+          <w:b w:val="0"/>
+        </w:rPr>
+        <w:t xml:space="preserve">Identify </w:t>
+      </w:r>
+      <w:r>
+        <w:rPr>
+          <w:b/>
+        </w:rPr>
+        <w:t>feature</w:t>
+      </w:r>
+      <w:r>
+        <w:rPr>
+          <w:b w:val="0"/>
+        </w:rPr>
+        <w:t xml:space="preserve">s, </w:t>
+      </w:r>
+      <w:r>
+        <w:rPr>
+          <w:b/>
+        </w:rPr>
+        <w:t>target</w:t>
+      </w:r>
+      <w:r>
+        <w:rPr>
+          <w:b w:val="0"/>
+        </w:rPr>
+        <w:t xml:space="preserve"> and </w:t>
+      </w:r>
+      <w:r>
+        <w:rPr>
+          <w:b/>
+        </w:rPr>
+        <w:t>prediction</w:t>
+      </w:r>
+      <w:r>
+        <w:rPr>
+          <w:b w:val="0"/>
+        </w:rPr>
+        <w:t xml:space="preserve">-time </w:t>
+      </w:r>
+      <w:r>
+        <w:rPr>
+          <w:b/>
+        </w:rPr>
+        <w:t>input</w:t>
+      </w:r>
+      <w:r>
+        <w:rPr>
+          <w:b w:val="0"/>
+        </w:rPr>
+        <w:t>s.</w:t>
+      </w:r>
+    </w:p>
+    <w:p>
+      <w:pPr>
+        <w:spacing w:line="336" w:lineRule="auto" w:after="180"/>
+      </w:pPr>
+      <w:r>
+        <w:rPr>
+          <w:b w:val="0"/>
+        </w:rPr>
+        <w:t xml:space="preserve">Show your trace, calculation or </w:t>
+      </w:r>
+      <w:r>
+        <w:rPr>
+          <w:b/>
+        </w:rPr>
+        <w:t>evidence</w:t>
       </w:r>
     </w:p>
     <w:p>
@@ -386,11 +755,52 @@
     </w:p>
     <w:p>
       <w:r>
-        <w:t>A row contains leaf_length_cm=8, leaf_width_cm=3 and species=fern. For predicting species, identify two features and the target.</w:t>
-      </w:r>
-    </w:p>
-    <w:p>
-      <w:r>
+        <w:t>Apply the procedure to the changed case and record why the conclusion follows.</w:t>
+      </w:r>
+    </w:p>
+    <w:p>
+      <w:pPr>
+        <w:spacing w:line="336" w:lineRule="auto" w:after="180"/>
+      </w:pPr>
+      <w:r>
+        <w:rPr>
+          <w:b w:val="0"/>
+        </w:rPr>
+        <w:t xml:space="preserve">A row contains leaf_length_cm=8, leaf_width_cm=3 and species=fern. For predicting species, identify two </w:t>
+      </w:r>
+      <w:r>
+        <w:rPr>
+          <w:b/>
+        </w:rPr>
+        <w:t>feature</w:t>
+      </w:r>
+      <w:r>
+        <w:rPr>
+          <w:b w:val="0"/>
+        </w:rPr>
+        <w:t xml:space="preserve">s and the </w:t>
+      </w:r>
+      <w:r>
+        <w:rPr>
+          <w:b/>
+        </w:rPr>
+        <w:t>target</w:t>
+      </w:r>
+      <w:r>
+        <w:rPr>
+          <w:b w:val="0"/>
+        </w:rPr>
+        <w:t>.</w:t>
+      </w:r>
+    </w:p>
+    <w:p>
+      <w:pPr>
+        <w:spacing w:line="336" w:lineRule="auto" w:after="180"/>
+      </w:pPr>
+      <w:r>
+        <w:rPr>
+          <w:b w:val="0"/>
+        </w:rPr>
         <w:t>My independent answer and reason</w:t>
       </w:r>
     </w:p>
@@ -445,7 +855,30 @@
     </w:p>
     <w:p>
       <w:r>
-        <w:t>Create a changed input, boundary case or missing-information case. Write the expected answer or safe response before testing.</w:t>
+        <w:t>Specify a changed input, expected result and observation separately.</w:t>
+      </w:r>
+    </w:p>
+    <w:p>
+      <w:pPr>
+        <w:spacing w:line="336" w:lineRule="auto" w:after="180"/>
+      </w:pPr>
+      <w:r>
+        <w:rPr>
+          <w:b w:val="0"/>
+        </w:rPr>
+        <w:t xml:space="preserve">Create a changed </w:t>
+      </w:r>
+      <w:r>
+        <w:rPr>
+          <w:b/>
+        </w:rPr>
+        <w:t>input</w:t>
+      </w:r>
+      <w:r>
+        <w:rPr>
+          <w:b w:val="0"/>
+        </w:rPr>
+        <w:t>, boundary case or missing-information case. Write the expected answer or safe response before testing.</w:t>
       </w:r>
     </w:p>
     <w:tbl>
@@ -574,12 +1007,65 @@
     </w:p>
     <w:p>
       <w:r>
-        <w:t>Define the Plant Classifier target and a first feature list; record units, allowed values, collection method, and availability time.</w:t>
-      </w:r>
-    </w:p>
-    <w:p>
-      <w:r>
-        <w:t>The project change and evidence I will keep</w:t>
+        <w:t>Justify what Features, Labels, Targets adds to Responsible Plant Classifier and keep the evidence.</w:t>
+      </w:r>
+    </w:p>
+    <w:p>
+      <w:pPr>
+        <w:spacing w:line="336" w:lineRule="auto" w:after="180"/>
+      </w:pPr>
+      <w:r>
+        <w:rPr>
+          <w:b w:val="0"/>
+        </w:rPr>
+        <w:t xml:space="preserve">Define the Plant Classifier </w:t>
+      </w:r>
+      <w:r>
+        <w:rPr>
+          <w:b/>
+        </w:rPr>
+        <w:t>target</w:t>
+      </w:r>
+      <w:r>
+        <w:rPr>
+          <w:b w:val="0"/>
+        </w:rPr>
+        <w:t xml:space="preserve"> and a first </w:t>
+      </w:r>
+      <w:r>
+        <w:rPr>
+          <w:b/>
+        </w:rPr>
+        <w:t>feature</w:t>
+      </w:r>
+      <w:r>
+        <w:rPr>
+          <w:b w:val="0"/>
+        </w:rPr>
+        <w:t xml:space="preserve"> list; record units, allowed values, collection method, and availability time.</w:t>
+      </w:r>
+    </w:p>
+    <w:p>
+      <w:pPr>
+        <w:spacing w:line="336" w:lineRule="auto" w:after="180"/>
+      </w:pPr>
+      <w:r>
+        <w:rPr>
+          <w:b w:val="0"/>
+        </w:rPr>
+        <w:t xml:space="preserve">The project change and </w:t>
+      </w:r>
+      <w:r>
+        <w:rPr>
+          <w:b/>
+        </w:rPr>
+        <w:t>evidence</w:t>
+      </w:r>
+      <w:r>
+        <w:rPr>
+          <w:b w:val="0"/>
+        </w:rPr>
+        <w:t xml:space="preserve"> I will keep</w:t>
       </w:r>
     </w:p>
     <w:p>
@@ -625,11 +1111,54 @@
     </w:p>
     <w:p>
       <w:r>
-        <w:t>I can explain the mechanism. I can show evidence. I can handle a changed case. I can name a limit. Mark each as not yet, with help or independently, and attach supporting work.</w:t>
-      </w:r>
-    </w:p>
-    <w:p>
-      <w:r>
+        <w:t>Judge explanation, evidence, transfer and limits separately; attach the work behind your judgement.</w:t>
+      </w:r>
+    </w:p>
+    <w:p>
+      <w:pPr>
+        <w:pStyle w:val="ListBullet"/>
+      </w:pPr>
+      <w:r>
+        <w:t>I can explain the mechanism.</w:t>
+      </w:r>
+    </w:p>
+    <w:p>
+      <w:pPr>
+        <w:pStyle w:val="ListBullet"/>
+      </w:pPr>
+      <w:r>
+        <w:t>I can show evidence.</w:t>
+      </w:r>
+    </w:p>
+    <w:p>
+      <w:pPr>
+        <w:pStyle w:val="ListBullet"/>
+      </w:pPr>
+      <w:r>
+        <w:t>I can handle a changed case.</w:t>
+      </w:r>
+    </w:p>
+    <w:p>
+      <w:pPr>
+        <w:pStyle w:val="ListBullet"/>
+      </w:pPr>
+      <w:r>
+        <w:t>I can name a limit.</w:t>
+      </w:r>
+    </w:p>
+    <w:p>
+      <w:r>
+        <w:t>Mark each as not yet, with help or independently, and attach supporting work.</w:t>
+      </w:r>
+    </w:p>
+    <w:p>
+      <w:pPr>
+        <w:spacing w:line="336" w:lineRule="auto" w:after="180"/>
+      </w:pPr>
+      <w:r>
+        <w:rPr>
+          <w:b w:val="0"/>
+        </w:rPr>
         <w:t>Teacher review ____________________  Next step ____________________</w:t>
       </w:r>
     </w:p>
@@ -643,7 +1172,30 @@
     </w:p>
     <w:p>
       <w:r>
-        <w:t>A table has leaf length, edge type and verified species. A model predicts species using all three columns. Identify leakage and a legitimate input set.</w:t>
+        <w:t>Use this earlier case as transfer practice. A case already discussed with feedback is not fresh assessment evidence.</w:t>
+      </w:r>
+    </w:p>
+    <w:p>
+      <w:pPr>
+        <w:spacing w:line="336" w:lineRule="auto" w:after="180"/>
+      </w:pPr>
+      <w:r>
+        <w:rPr>
+          <w:b w:val="0"/>
+        </w:rPr>
+        <w:t xml:space="preserve">A table has leaf length, edge type and verified species. A model predicts species using all three columns. Identify leakage and a legitimate </w:t>
+      </w:r>
+      <w:r>
+        <w:rPr>
+          <w:b/>
+        </w:rPr>
+        <w:t>input</w:t>
+      </w:r>
+      <w:r>
+        <w:rPr>
+          <w:b w:val="0"/>
+        </w:rPr>
+        <w:t xml:space="preserve"> set.</w:t>
       </w:r>
     </w:p>
     <w:p>
@@ -690,7 +1242,13 @@
       </w:r>
     </w:p>
     <w:p>
-      <w:r>
+      <w:pPr>
+        <w:spacing w:line="336" w:lineRule="auto" w:after="180"/>
+      </w:pPr>
+      <w:r>
+        <w:rPr>
+          <w:b w:val="0"/>
+        </w:rPr>
         <w:t>Record support used: none, hint or teacher explanation.</w:t>
       </w:r>
     </w:p>
@@ -704,7 +1262,54 @@
     </w:p>
     <w:p>
       <w:r>
-        <w:t>For the worked loan table, identify the two candidate features, the target label and the tracking field. Explain why days_to_return is not a predictor.</w:t>
+        <w:t>Assign the roles. Apply the supplied Features, Labels, Targets facts and keep your reasoning.</w:t>
+      </w:r>
+    </w:p>
+    <w:p>
+      <w:pPr>
+        <w:spacing w:line="336" w:lineRule="auto" w:after="180"/>
+      </w:pPr>
+      <w:r>
+        <w:rPr>
+          <w:b w:val="0"/>
+        </w:rPr>
+        <w:t xml:space="preserve">For the worked loan table, identify the two candidate </w:t>
+      </w:r>
+      <w:r>
+        <w:rPr>
+          <w:b/>
+        </w:rPr>
+        <w:t>feature</w:t>
+      </w:r>
+      <w:r>
+        <w:rPr>
+          <w:b w:val="0"/>
+        </w:rPr>
+        <w:t xml:space="preserve">s, the </w:t>
+      </w:r>
+      <w:r>
+        <w:rPr>
+          <w:b/>
+        </w:rPr>
+        <w:t>target</w:t>
+      </w:r>
+      <w:r>
+        <w:rPr>
+          <w:b w:val="0"/>
+        </w:rPr>
+        <w:t xml:space="preserve"> </w:t>
+      </w:r>
+      <w:r>
+        <w:rPr>
+          <w:b/>
+        </w:rPr>
+        <w:t>label</w:t>
+      </w:r>
+      <w:r>
+        <w:rPr>
+          <w:b w:val="0"/>
+        </w:rPr>
+        <w:t xml:space="preserve"> and the tracking field. Explain why days_to_return is not a predictor.</w:t>
       </w:r>
     </w:p>
     <w:p>
@@ -755,7 +1360,42 @@
     </w:p>
     <w:p>
       <w:r>
-        <w:t>A completed loan has pages 96, queue_at_checkout 4 and days_to_return 14. Give the ordered feature list and target. Then state what changes if it took 15 days instead.</w:t>
+        <w:t>Trace the feature contract. Apply the supplied Features, Labels, Targets facts and keep your reasoning.</w:t>
+      </w:r>
+    </w:p>
+    <w:p>
+      <w:pPr>
+        <w:spacing w:line="336" w:lineRule="auto" w:after="180"/>
+      </w:pPr>
+      <w:r>
+        <w:rPr>
+          <w:b w:val="0"/>
+        </w:rPr>
+        <w:t xml:space="preserve">A completed loan has pages 96, queue_at_checkout 4 and days_to_return 14. Give the ordered </w:t>
+      </w:r>
+      <w:r>
+        <w:rPr>
+          <w:b/>
+        </w:rPr>
+        <w:t>feature</w:t>
+      </w:r>
+      <w:r>
+        <w:rPr>
+          <w:b w:val="0"/>
+        </w:rPr>
+        <w:t xml:space="preserve"> list and </w:t>
+      </w:r>
+      <w:r>
+        <w:rPr>
+          <w:b/>
+        </w:rPr>
+        <w:t>target</w:t>
+      </w:r>
+      <w:r>
+        <w:rPr>
+          <w:b w:val="0"/>
+        </w:rPr>
+        <w:t>. Then state what changes if it took 15 days instead.</w:t>
       </w:r>
     </w:p>
     <w:p>
@@ -806,7 +1446,42 @@
     </w:p>
     <w:p>
       <w:r>
-        <w:t>A model has every test prediction correct after using pages and days_to_return. A learner says a separate test set makes this valid. Explain the flaw and repair the inputs.</w:t>
+        <w:t>Repair a misleading score. Apply the supplied Features, Labels, Targets facts and keep your reasoning.</w:t>
+      </w:r>
+    </w:p>
+    <w:p>
+      <w:pPr>
+        <w:spacing w:line="336" w:lineRule="auto" w:after="180"/>
+      </w:pPr>
+      <w:r>
+        <w:rPr>
+          <w:b w:val="0"/>
+        </w:rPr>
+        <w:t xml:space="preserve">A model has every test </w:t>
+      </w:r>
+      <w:r>
+        <w:rPr>
+          <w:b/>
+        </w:rPr>
+        <w:t>prediction</w:t>
+      </w:r>
+      <w:r>
+        <w:rPr>
+          <w:b w:val="0"/>
+        </w:rPr>
+        <w:t xml:space="preserve"> correct after using pages and days_to_return. A learner says a separate test set makes this valid. Explain the flaw and repair the </w:t>
+      </w:r>
+      <w:r>
+        <w:rPr>
+          <w:b/>
+        </w:rPr>
+        <w:t>input</w:t>
+      </w:r>
+      <w:r>
+        <w:rPr>
+          <w:b w:val="0"/>
+        </w:rPr>
+        <w:t>s.</w:t>
       </w:r>
     </w:p>
     <w:p>
@@ -857,7 +1532,100 @@
     </w:p>
     <w:p>
       <w:r>
-        <w:t>A fictional robot predicts at dispatch whether a parcel trip will take more than 10 minutes. Fields are route_steps and queue_at_dispatch captured at dispatch, trip_id for tracking, arrival_minutes measured after arrival, and slow = 1 when arrival_minutes &gt; 10. Specify inputs, order, target and exclusions. For a past trip with steps 30, queue 2, arrival 10, give features and label. For a new trip with steps 24 and queue 0, give features and explain whether slow is known.</w:t>
+        <w:t>Attempt before feedback. If this repeats the selected independent case, reuse that first attempt; otherwise keep a separate record. Audit a new task independently. Apply the supplied Features, Labels, Targets facts and keep your reasoning.</w:t>
+      </w:r>
+    </w:p>
+    <w:p>
+      <w:pPr>
+        <w:spacing w:line="336" w:lineRule="auto" w:after="180"/>
+      </w:pPr>
+      <w:r>
+        <w:rPr>
+          <w:b w:val="0"/>
+        </w:rPr>
+        <w:t>A fictional robot predicts at dispatch whether a parcel trip will take more than 10 minutes.</w:t>
+      </w:r>
+    </w:p>
+    <w:p>
+      <w:pPr>
+        <w:spacing w:line="336" w:lineRule="auto" w:after="180"/>
+      </w:pPr>
+      <w:r>
+        <w:rPr>
+          <w:b w:val="0"/>
+        </w:rPr>
+        <w:t xml:space="preserve">Fields are route_steps and queue_at_dispatch captured at dispatch, trip_id for tracking, arrival_minutes measured after arrival, and slow = 1 when arrival_minutes &gt; 10. Specify </w:t>
+      </w:r>
+      <w:r>
+        <w:rPr>
+          <w:b/>
+        </w:rPr>
+        <w:t>input</w:t>
+      </w:r>
+      <w:r>
+        <w:rPr>
+          <w:b w:val="0"/>
+        </w:rPr>
+        <w:t xml:space="preserve">s, order, </w:t>
+      </w:r>
+      <w:r>
+        <w:rPr>
+          <w:b/>
+        </w:rPr>
+        <w:t>target</w:t>
+      </w:r>
+      <w:r>
+        <w:rPr>
+          <w:b w:val="0"/>
+        </w:rPr>
+        <w:t xml:space="preserve"> and exclusions.</w:t>
+      </w:r>
+    </w:p>
+    <w:p>
+      <w:pPr>
+        <w:spacing w:line="336" w:lineRule="auto" w:after="180"/>
+      </w:pPr>
+      <w:r>
+        <w:rPr>
+          <w:b w:val="0"/>
+        </w:rPr>
+        <w:t xml:space="preserve">For a past trip with steps 30, queue 2, arrival 10, give </w:t>
+      </w:r>
+      <w:r>
+        <w:rPr>
+          <w:b/>
+        </w:rPr>
+        <w:t>feature</w:t>
+      </w:r>
+      <w:r>
+        <w:rPr>
+          <w:b w:val="0"/>
+        </w:rPr>
+        <w:t xml:space="preserve">s and </w:t>
+      </w:r>
+      <w:r>
+        <w:rPr>
+          <w:b/>
+        </w:rPr>
+        <w:t>label</w:t>
+      </w:r>
+      <w:r>
+        <w:rPr>
+          <w:b w:val="0"/>
+        </w:rPr>
+        <w:t xml:space="preserve">. For a new trip with steps 24 and queue 0, give </w:t>
+      </w:r>
+      <w:r>
+        <w:rPr>
+          <w:b/>
+        </w:rPr>
+        <w:t>feature</w:t>
+      </w:r>
+      <w:r>
+        <w:rPr>
+          <w:b w:val="0"/>
+        </w:rPr>
+        <w:t>s and explain whether slow is known.</w:t>
       </w:r>
     </w:p>
     <w:p>
@@ -918,6 +1686,17 @@
     </w:p>
     <w:p>
       <w:r>
+        <w:t>Handle an unavailable input. Apply the supplied Features, Labels, Targets facts and keep your reasoning.</w:t>
+      </w:r>
+    </w:p>
+    <w:p>
+      <w:pPr>
+        <w:spacing w:line="336" w:lineRule="auto" w:after="180"/>
+      </w:pPr>
+      <w:r>
+        <w:rPr>
+          <w:b w:val="0"/>
+        </w:rPr>
         <w:t>For the robot task, a dataset stores queue_now at export time but has no saved queue_at_dispatch. Can you rename that field to make it usable? State a defensible next step.</w:t>
       </w:r>
     </w:p>
@@ -965,6 +1744,11 @@
       </w:pPr>
       <w:r>
         <w:t>17. Feedback, return check and learning record</w:t>
+      </w:r>
+    </w:p>
+    <w:p>
+      <w:r>
+        <w:t>Record the first repaired step and a different case to revisit after a delay.</w:t>
       </w:r>
     </w:p>
     <w:tbl>
@@ -1104,7 +1888,13 @@
       </w:tr>
     </w:tbl>
     <w:p>
-      <w:r>
+      <w:pPr>
+        <w:spacing w:line="336" w:lineRule="auto" w:after="180"/>
+      </w:pPr>
+      <w:r>
+        <w:rPr>
+          <w:b w:val="0"/>
+        </w:rPr>
         <w:t>Revisit this idea with your teacher after a delay. Familiarity is different from explaining and using it on a changed case.</w:t>
       </w:r>
     </w:p>
@@ -1118,17 +1908,88 @@
     </w:p>
     <w:p>
       <w:r>
-        <w:t>Choose features that exist when a plant prediction must be made.</w:t>
-      </w:r>
-    </w:p>
-    <w:p>
-      <w:r>
-        <w:t>Predict next-week wilting at today’s photo capture. Available fields: today_light, today_soil_moisture, plant_id; next_week_wilt is the target recorded later.</w:t>
-      </w:r>
-    </w:p>
-    <w:p>
-      <w:r>
-        <w:t>All inputs and outcomes in this worked example are invented classroom data; no real model run is claimed.</w:t>
+        <w:t>Choose features that exist when a plant prediction must be made. Explain the labelled step before checking the changed condition.</w:t>
+      </w:r>
+    </w:p>
+    <w:p>
+      <w:pPr>
+        <w:spacing w:line="336" w:lineRule="auto" w:after="180"/>
+      </w:pPr>
+      <w:r>
+        <w:rPr>
+          <w:b w:val="0"/>
+        </w:rPr>
+        <w:t xml:space="preserve">Choose </w:t>
+      </w:r>
+      <w:r>
+        <w:rPr>
+          <w:b/>
+        </w:rPr>
+        <w:t>feature</w:t>
+      </w:r>
+      <w:r>
+        <w:rPr>
+          <w:b w:val="0"/>
+        </w:rPr>
+        <w:t xml:space="preserve">s that exist when a plant </w:t>
+      </w:r>
+      <w:r>
+        <w:rPr>
+          <w:b/>
+        </w:rPr>
+        <w:t>prediction</w:t>
+      </w:r>
+      <w:r>
+        <w:rPr>
+          <w:b w:val="0"/>
+        </w:rPr>
+        <w:t xml:space="preserve"> must be made.</w:t>
+      </w:r>
+    </w:p>
+    <w:p>
+      <w:pPr>
+        <w:spacing w:line="336" w:lineRule="auto" w:after="180"/>
+      </w:pPr>
+      <w:r>
+        <w:rPr>
+          <w:b w:val="0"/>
+        </w:rPr>
+        <w:t xml:space="preserve">Predict next-week wilting at today’s photo capture. Available fields: today_light, today_soil_moisture, plant_id; next_week_wilt is the </w:t>
+      </w:r>
+      <w:r>
+        <w:rPr>
+          <w:b/>
+        </w:rPr>
+        <w:t>target</w:t>
+      </w:r>
+      <w:r>
+        <w:rPr>
+          <w:b w:val="0"/>
+        </w:rPr>
+        <w:t xml:space="preserve"> recorded later.</w:t>
+      </w:r>
+    </w:p>
+    <w:p>
+      <w:pPr>
+        <w:spacing w:line="336" w:lineRule="auto" w:after="180"/>
+      </w:pPr>
+      <w:r>
+        <w:rPr>
+          <w:b w:val="0"/>
+        </w:rPr>
+        <w:t xml:space="preserve">All </w:t>
+      </w:r>
+      <w:r>
+        <w:rPr>
+          <w:b/>
+        </w:rPr>
+        <w:t>input</w:t>
+      </w:r>
+      <w:r>
+        <w:rPr>
+          <w:b w:val="0"/>
+        </w:rPr>
+        <w:t>s and outcomes in this worked example are invented classroom data; no real model run is claimed.</w:t>
       </w:r>
     </w:p>
     <w:p>
@@ -1168,8 +2029,38 @@
       </w:r>
     </w:p>
     <w:p>
-      <w:r>
-        <w:t>Why can a historical table contain a field that is an invalid input? Point to the relevant step in the picture, then write the changed result and the rule or evidence that supports it.</w:t>
+      <w:pPr>
+        <w:spacing w:line="336" w:lineRule="auto" w:after="180"/>
+      </w:pPr>
+      <w:r>
+        <w:rPr>
+          <w:b w:val="0"/>
+        </w:rPr>
+        <w:t xml:space="preserve">Why can a historical table contain a field that is an invalid </w:t>
+      </w:r>
+      <w:r>
+        <w:rPr>
+          <w:b/>
+        </w:rPr>
+        <w:t>input</w:t>
+      </w:r>
+      <w:r>
+        <w:rPr>
+          <w:b w:val="0"/>
+        </w:rPr>
+        <w:t xml:space="preserve">? Point to the relevant step in the picture, then write the changed result and the rule or </w:t>
+      </w:r>
+      <w:r>
+        <w:rPr>
+          <w:b/>
+        </w:rPr>
+        <w:t>evidence</w:t>
+      </w:r>
+      <w:r>
+        <w:rPr>
+          <w:b w:val="0"/>
+        </w:rPr>
+        <w:t xml:space="preserve"> that supports it.</w:t>
       </w:r>
     </w:p>
     <w:p>
@@ -1211,13 +2102,75 @@
       </w:r>
     </w:p>
     <w:p>
-      <w:r>
-        <w:t>Support used: alone / hint / worked example. This record is practice evidence.</w:t>
-      </w:r>
-    </w:p>
-    <w:p>
-      <w:r>
-        <w:t>Project connection: For your Responsible Plant Classifier, save the input, procedure, observed result and limitation of this check. Label this worked example as practice; use a different, previously unreviewed case when checking independent understanding.</w:t>
+      <w:pPr>
+        <w:pStyle w:val="Heading3"/>
+      </w:pPr>
+      <w:r>
+        <w:t>Record the help used</w:t>
+      </w:r>
+    </w:p>
+    <w:p>
+      <w:pPr>
+        <w:spacing w:line="336" w:lineRule="auto" w:after="180"/>
+        <w:shd w:fill="F1F6F8"/>
+      </w:pPr>
+      <w:r>
+        <w:rPr>
+          <w:b w:val="0"/>
+        </w:rPr>
+        <w:t xml:space="preserve">Support used: alone / hint / worked example. This record is practice </w:t>
+      </w:r>
+      <w:r>
+        <w:rPr>
+          <w:b/>
+        </w:rPr>
+        <w:t>evidence</w:t>
+      </w:r>
+      <w:r>
+        <w:rPr>
+          <w:b w:val="0"/>
+        </w:rPr>
+        <w:t>.</w:t>
+      </w:r>
+    </w:p>
+    <w:p>
+      <w:pPr>
+        <w:spacing w:line="336" w:lineRule="auto" w:after="180"/>
+      </w:pPr>
+      <w:r>
+        <w:rPr>
+          <w:b w:val="0"/>
+        </w:rPr>
+        <w:t xml:space="preserve">Project connection: For your Responsible Plant Classifier, save the </w:t>
+      </w:r>
+      <w:r>
+        <w:rPr>
+          <w:b/>
+        </w:rPr>
+        <w:t>input</w:t>
+      </w:r>
+      <w:r>
+        <w:rPr>
+          <w:b w:val="0"/>
+        </w:rPr>
+        <w:t>, procedure, observed result and limitation of this check.</w:t>
+      </w:r>
+    </w:p>
+    <w:p>
+      <w:pPr>
+        <w:spacing w:line="336" w:lineRule="auto" w:after="180"/>
+      </w:pPr>
+      <w:r>
+        <w:rPr>
+          <w:b/>
+        </w:rPr>
+        <w:t>Label</w:t>
+      </w:r>
+      <w:r>
+        <w:rPr>
+          <w:b w:val="0"/>
+        </w:rPr>
+        <w:t xml:space="preserve"> this worked example as practice; use a different, previously unreviewed case when checking independent understanding.</w:t>
       </w:r>
     </w:p>
     <w:p>
@@ -1230,17 +2183,81 @@
     </w:p>
     <w:p>
       <w:r>
+        <w:t>Keep this week’s input, deciding step, result and limit together in the Responsible Plant Classifier record.</w:t>
+      </w:r>
+    </w:p>
+    <w:p>
+      <w:pPr>
+        <w:spacing w:line="336" w:lineRule="auto" w:after="180"/>
+      </w:pPr>
+      <w:r>
+        <w:rPr>
+          <w:b w:val="0"/>
+        </w:rPr>
         <w:t>Project: Responsible Plant Classifier</w:t>
       </w:r>
     </w:p>
     <w:p>
-      <w:r>
-        <w:t>Current milestone: Frame the need. Name the user, the problem, allowed inputs and a safe simple starting method.</w:t>
-      </w:r>
-    </w:p>
-    <w:p>
-      <w:r>
-        <w:t>For your Responsible Plant Classifier, save the input, procedure, observed result and limitation of this check. Label this worked example as practice; use a different, previously unreviewed case when checking independent understanding.</w:t>
+      <w:pPr>
+        <w:spacing w:line="336" w:lineRule="auto" w:after="180"/>
+      </w:pPr>
+      <w:r>
+        <w:rPr>
+          <w:b w:val="0"/>
+        </w:rPr>
+        <w:t xml:space="preserve">Current milestone: Frame the need. Name the user, the problem, allowed </w:t>
+      </w:r>
+      <w:r>
+        <w:rPr>
+          <w:b/>
+        </w:rPr>
+        <w:t>input</w:t>
+      </w:r>
+      <w:r>
+        <w:rPr>
+          <w:b w:val="0"/>
+        </w:rPr>
+        <w:t>s and a safe simple starting method.</w:t>
+      </w:r>
+    </w:p>
+    <w:p>
+      <w:pPr>
+        <w:spacing w:line="336" w:lineRule="auto" w:after="180"/>
+      </w:pPr>
+      <w:r>
+        <w:rPr>
+          <w:b w:val="0"/>
+        </w:rPr>
+        <w:t xml:space="preserve">For your Responsible Plant Classifier, save the </w:t>
+      </w:r>
+      <w:r>
+        <w:rPr>
+          <w:b/>
+        </w:rPr>
+        <w:t>input</w:t>
+      </w:r>
+      <w:r>
+        <w:rPr>
+          <w:b w:val="0"/>
+        </w:rPr>
+        <w:t>, procedure, observed result and limitation of this check.</w:t>
+      </w:r>
+    </w:p>
+    <w:p>
+      <w:pPr>
+        <w:spacing w:line="336" w:lineRule="auto" w:after="180"/>
+      </w:pPr>
+      <w:r>
+        <w:rPr>
+          <w:b/>
+        </w:rPr>
+        <w:t>Label</w:t>
+      </w:r>
+      <w:r>
+        <w:rPr>
+          <w:b w:val="0"/>
+        </w:rPr>
+        <w:t xml:space="preserve"> this worked example as practice; use a different, previously unreviewed case when checking independent understanding.</w:t>
       </w:r>
     </w:p>
     <w:tbl>
@@ -1402,12 +2419,53 @@
     </w:p>
     <w:p>
       <w:r>
+        <w:t>Try the supported questions before comparing with hints and feedback. Record what you repaired and the evidence you retained.</w:t>
+      </w:r>
+    </w:p>
+    <w:p>
+      <w:pPr>
+        <w:spacing w:line="336" w:lineRule="auto" w:after="180"/>
+      </w:pPr>
+      <w:r>
+        <w:rPr>
+          <w:b w:val="0"/>
+        </w:rPr>
         <w:t>Use this supported practice once, in the browser or on paper. Keep the reserved independent assessment for a separate first attempt before teacher feedback.</w:t>
       </w:r>
     </w:p>
     <w:p>
-      <w:r>
-        <w:t>Choose features that exist when a plant prediction must be made.</w:t>
+      <w:pPr>
+        <w:spacing w:line="336" w:lineRule="auto" w:after="180"/>
+      </w:pPr>
+      <w:r>
+        <w:rPr>
+          <w:b w:val="0"/>
+        </w:rPr>
+        <w:t xml:space="preserve">Choose </w:t>
+      </w:r>
+      <w:r>
+        <w:rPr>
+          <w:b/>
+        </w:rPr>
+        <w:t>feature</w:t>
+      </w:r>
+      <w:r>
+        <w:rPr>
+          <w:b w:val="0"/>
+        </w:rPr>
+        <w:t xml:space="preserve">s that exist when a plant </w:t>
+      </w:r>
+      <w:r>
+        <w:rPr>
+          <w:b/>
+        </w:rPr>
+        <w:t>prediction</w:t>
+      </w:r>
+      <w:r>
+        <w:rPr>
+          <w:b w:val="0"/>
+        </w:rPr>
+        <w:t xml:space="preserve"> must be made.</w:t>
       </w:r>
     </w:p>
     <w:p>
@@ -1419,23 +2477,128 @@
       </w:r>
     </w:p>
     <w:p>
-      <w:r>
-        <w:t>Which labelled step matches this detail? next_week_wilt supplies the training label, not an input available today.</w:t>
-      </w:r>
-    </w:p>
-    <w:p>
-      <w:r>
-        <w:t>1. Select inputs</w:t>
-      </w:r>
-    </w:p>
-    <w:p>
-      <w:r>
-        <w:t>2. Mark prediction time</w:t>
-      </w:r>
-    </w:p>
-    <w:p>
-      <w:r>
-        <w:t>3. Keep target separate</w:t>
+      <w:pPr>
+        <w:spacing w:line="336" w:lineRule="auto" w:after="180"/>
+      </w:pPr>
+      <w:r>
+        <w:rPr>
+          <w:b w:val="0"/>
+        </w:rPr>
+        <w:t xml:space="preserve">Which </w:t>
+      </w:r>
+      <w:r>
+        <w:rPr>
+          <w:b/>
+        </w:rPr>
+        <w:t>label</w:t>
+      </w:r>
+      <w:r>
+        <w:rPr>
+          <w:b w:val="0"/>
+        </w:rPr>
+        <w:t xml:space="preserve">led step matches this detail? next_week_wilt supplies the </w:t>
+      </w:r>
+      <w:r>
+        <w:rPr>
+          <w:b/>
+        </w:rPr>
+        <w:t>training</w:t>
+      </w:r>
+      <w:r>
+        <w:rPr>
+          <w:b w:val="0"/>
+        </w:rPr>
+        <w:t xml:space="preserve"> </w:t>
+      </w:r>
+      <w:r>
+        <w:rPr>
+          <w:b/>
+        </w:rPr>
+        <w:t>label</w:t>
+      </w:r>
+      <w:r>
+        <w:rPr>
+          <w:b w:val="0"/>
+        </w:rPr>
+        <w:t xml:space="preserve">, not an </w:t>
+      </w:r>
+      <w:r>
+        <w:rPr>
+          <w:b/>
+        </w:rPr>
+        <w:t>input</w:t>
+      </w:r>
+      <w:r>
+        <w:rPr>
+          <w:b w:val="0"/>
+        </w:rPr>
+        <w:t xml:space="preserve"> available today.</w:t>
+      </w:r>
+    </w:p>
+    <w:p>
+      <w:pPr>
+        <w:spacing w:line="336" w:lineRule="auto" w:after="180"/>
+        <w:shd w:fill="F4F9FC"/>
+      </w:pPr>
+      <w:r>
+        <w:rPr>
+          <w:b w:val="0"/>
+        </w:rPr>
+        <w:t xml:space="preserve">1. Select </w:t>
+      </w:r>
+      <w:r>
+        <w:rPr>
+          <w:b/>
+        </w:rPr>
+        <w:t>input</w:t>
+      </w:r>
+      <w:r>
+        <w:rPr>
+          <w:b w:val="0"/>
+        </w:rPr>
+        <w:t>s</w:t>
+      </w:r>
+    </w:p>
+    <w:p>
+      <w:pPr>
+        <w:spacing w:line="336" w:lineRule="auto" w:after="180"/>
+        <w:shd w:fill="F4F9FC"/>
+      </w:pPr>
+      <w:r>
+        <w:rPr>
+          <w:b w:val="0"/>
+        </w:rPr>
+        <w:t xml:space="preserve">2. Mark </w:t>
+      </w:r>
+      <w:r>
+        <w:rPr>
+          <w:b/>
+        </w:rPr>
+        <w:t>prediction time</w:t>
+      </w:r>
+    </w:p>
+    <w:p>
+      <w:pPr>
+        <w:spacing w:line="336" w:lineRule="auto" w:after="180"/>
+        <w:shd w:fill="F4F9FC"/>
+      </w:pPr>
+      <w:r>
+        <w:rPr>
+          <w:b w:val="0"/>
+        </w:rPr>
+        <w:t xml:space="preserve">3. Keep </w:t>
+      </w:r>
+      <w:r>
+        <w:rPr>
+          <w:b/>
+        </w:rPr>
+        <w:t>target</w:t>
+      </w:r>
+      <w:r>
+        <w:rPr>
+          <w:b w:val="0"/>
+        </w:rPr>
+        <w:t xml:space="preserve"> separate</w:t>
       </w:r>
     </w:p>
     <w:p>
@@ -1472,48 +2635,282 @@
       </w:r>
     </w:p>
     <w:p>
-      <w:r>
+      <w:pPr>
+        <w:pStyle w:val="Heading3"/>
+      </w:pPr>
+      <w:r>
+        <w:t>Hint · try first</w:t>
+      </w:r>
+    </w:p>
+    <w:p>
+      <w:pPr>
+        <w:spacing w:line="336" w:lineRule="auto" w:after="180"/>
+        <w:shd w:fill="F1F6F8"/>
+      </w:pPr>
+      <w:r>
+        <w:rPr>
+          <w:b w:val="0"/>
+        </w:rPr>
         <w:t>Hint if needed: Read the steps in the pictorial case. Match the supplied detail to the stage that performs or records it.</w:t>
       </w:r>
     </w:p>
     <w:p>
-      <w:r>
-        <w:t>After your attempt, compare with the supported explanation: Keep target separate next_week_wilt supplies the training label, not an input available today. Read the picture in order. next_week_wilt supplies the training label, not an input available today. The arrows show which recorded input or intermediate result each decision uses. Explain the deciding step aloud before checking the changed case; pointing to the final answer alone does not show how it follows.</w:t>
-      </w:r>
-    </w:p>
-    <w:p>
       <w:pPr>
         <w:pStyle w:val="Heading3"/>
       </w:pPr>
       <w:r>
+        <w:t>Feedback · compare after trying</w:t>
+      </w:r>
+    </w:p>
+    <w:p>
+      <w:pPr>
+        <w:spacing w:line="336" w:lineRule="auto" w:after="180"/>
+        <w:shd w:fill="F1F6FC"/>
+      </w:pPr>
+      <w:r>
+        <w:rPr>
+          <w:b w:val="0"/>
+        </w:rPr>
+        <w:t xml:space="preserve">After your attempt, compare with the supported explanation: Keep </w:t>
+      </w:r>
+      <w:r>
+        <w:rPr>
+          <w:b/>
+        </w:rPr>
+        <w:t>target</w:t>
+      </w:r>
+      <w:r>
+        <w:rPr>
+          <w:b w:val="0"/>
+        </w:rPr>
+        <w:t xml:space="preserve"> separate next_week_wilt supplies the </w:t>
+      </w:r>
+      <w:r>
+        <w:rPr>
+          <w:b/>
+        </w:rPr>
+        <w:t>training</w:t>
+      </w:r>
+      <w:r>
+        <w:rPr>
+          <w:b w:val="0"/>
+        </w:rPr>
+        <w:t xml:space="preserve"> </w:t>
+      </w:r>
+      <w:r>
+        <w:rPr>
+          <w:b/>
+        </w:rPr>
+        <w:t>label</w:t>
+      </w:r>
+      <w:r>
+        <w:rPr>
+          <w:b w:val="0"/>
+        </w:rPr>
+        <w:t xml:space="preserve">, not an </w:t>
+      </w:r>
+      <w:r>
+        <w:rPr>
+          <w:b/>
+        </w:rPr>
+        <w:t>input</w:t>
+      </w:r>
+      <w:r>
+        <w:rPr>
+          <w:b w:val="0"/>
+        </w:rPr>
+        <w:t xml:space="preserve"> available today.</w:t>
+      </w:r>
+    </w:p>
+    <w:p>
+      <w:pPr>
+        <w:spacing w:line="336" w:lineRule="auto" w:after="180"/>
+        <w:shd w:fill="F1F6FC"/>
+      </w:pPr>
+      <w:r>
+        <w:rPr>
+          <w:b w:val="0"/>
+        </w:rPr>
+        <w:t xml:space="preserve">Read the picture in order. next_week_wilt supplies the </w:t>
+      </w:r>
+      <w:r>
+        <w:rPr>
+          <w:b/>
+        </w:rPr>
+        <w:t>training</w:t>
+      </w:r>
+      <w:r>
+        <w:rPr>
+          <w:b w:val="0"/>
+        </w:rPr>
+        <w:t xml:space="preserve"> </w:t>
+      </w:r>
+      <w:r>
+        <w:rPr>
+          <w:b/>
+        </w:rPr>
+        <w:t>label</w:t>
+      </w:r>
+      <w:r>
+        <w:rPr>
+          <w:b w:val="0"/>
+        </w:rPr>
+        <w:t xml:space="preserve">, not an </w:t>
+      </w:r>
+      <w:r>
+        <w:rPr>
+          <w:b/>
+        </w:rPr>
+        <w:t>input</w:t>
+      </w:r>
+      <w:r>
+        <w:rPr>
+          <w:b w:val="0"/>
+        </w:rPr>
+        <w:t xml:space="preserve"> available today. The arrows show which recorded </w:t>
+      </w:r>
+      <w:r>
+        <w:rPr>
+          <w:b/>
+        </w:rPr>
+        <w:t>input</w:t>
+      </w:r>
+      <w:r>
+        <w:rPr>
+          <w:b w:val="0"/>
+        </w:rPr>
+        <w:t xml:space="preserve"> or intermediate result each decision uses.</w:t>
+      </w:r>
+    </w:p>
+    <w:p>
+      <w:pPr>
+        <w:spacing w:line="336" w:lineRule="auto" w:after="180"/>
+        <w:shd w:fill="F1F6FC"/>
+      </w:pPr>
+      <w:r>
+        <w:rPr>
+          <w:b w:val="0"/>
+        </w:rPr>
+        <w:t>Explain the deciding step aloud before checking the changed case; pointing to the final answer alone does not show how it follows.</w:t>
+      </w:r>
+    </w:p>
+    <w:p>
+      <w:pPr>
+        <w:pStyle w:val="Heading3"/>
+      </w:pPr>
+      <w:r>
         <w:t>Practice 2: explain the deciding evidence</w:t>
       </w:r>
     </w:p>
     <w:p>
-      <w:r>
-        <w:t>Changed-case practice: A table adds tomorrow_soil_moisture as an input. Which conclusion is supported by the supplied facts?</w:t>
-      </w:r>
-    </w:p>
-    <w:p>
-      <w:r>
-        <w:t>1. Reject it for this prediction-time contract.</w:t>
-      </w:r>
-    </w:p>
-    <w:p>
-      <w:r>
-        <w:t>2. This one example guarantees correct results for every future input.</w:t>
-      </w:r>
-    </w:p>
-    <w:p>
-      <w:r>
-        <w:t>3. We can decide the result without examining the changed input or the procedure.</w:t>
-      </w:r>
-    </w:p>
-    <w:p>
       <w:pPr>
         <w:pStyle w:val="Heading3"/>
       </w:pPr>
       <w:r>
+        <w:t>Changed case · predict first</w:t>
+      </w:r>
+    </w:p>
+    <w:p>
+      <w:pPr>
+        <w:spacing w:line="336" w:lineRule="auto" w:after="180"/>
+        <w:shd w:fill="F5F1FB"/>
+      </w:pPr>
+      <w:r>
+        <w:rPr>
+          <w:b w:val="0"/>
+        </w:rPr>
+        <w:t xml:space="preserve">Changed-case practice: A table adds tomorrow_soil_moisture as an </w:t>
+      </w:r>
+      <w:r>
+        <w:rPr>
+          <w:b/>
+        </w:rPr>
+        <w:t>input</w:t>
+      </w:r>
+      <w:r>
+        <w:rPr>
+          <w:b w:val="0"/>
+        </w:rPr>
+        <w:t>. Which conclusion is supported by the supplied facts?</w:t>
+      </w:r>
+    </w:p>
+    <w:p>
+      <w:pPr>
+        <w:spacing w:line="336" w:lineRule="auto" w:after="180"/>
+        <w:shd w:fill="F4F9FC"/>
+      </w:pPr>
+      <w:r>
+        <w:rPr>
+          <w:b w:val="0"/>
+        </w:rPr>
+        <w:t xml:space="preserve">1. Reject it for this </w:t>
+      </w:r>
+      <w:r>
+        <w:rPr>
+          <w:b/>
+        </w:rPr>
+        <w:t>prediction</w:t>
+      </w:r>
+      <w:r>
+        <w:rPr>
+          <w:b w:val="0"/>
+        </w:rPr>
+        <w:t>-time contract.</w:t>
+      </w:r>
+    </w:p>
+    <w:p>
+      <w:pPr>
+        <w:spacing w:line="336" w:lineRule="auto" w:after="180"/>
+        <w:shd w:fill="F4F9FC"/>
+      </w:pPr>
+      <w:r>
+        <w:rPr>
+          <w:b w:val="0"/>
+        </w:rPr>
+        <w:t xml:space="preserve">2. This one example guarantees correct results for every future </w:t>
+      </w:r>
+      <w:r>
+        <w:rPr>
+          <w:b/>
+        </w:rPr>
+        <w:t>input</w:t>
+      </w:r>
+      <w:r>
+        <w:rPr>
+          <w:b w:val="0"/>
+        </w:rPr>
+        <w:t>.</w:t>
+      </w:r>
+    </w:p>
+    <w:p>
+      <w:pPr>
+        <w:spacing w:line="336" w:lineRule="auto" w:after="180"/>
+        <w:shd w:fill="F4F9FC"/>
+      </w:pPr>
+      <w:r>
+        <w:rPr>
+          <w:b w:val="0"/>
+        </w:rPr>
+        <w:t xml:space="preserve">3. We can decide the result without examining the changed </w:t>
+      </w:r>
+      <w:r>
+        <w:rPr>
+          <w:b/>
+        </w:rPr>
+        <w:t>input</w:t>
+      </w:r>
+      <w:r>
+        <w:rPr>
+          <w:b w:val="0"/>
+        </w:rPr>
+        <w:t xml:space="preserve"> or the procedure.</w:t>
+      </w:r>
+    </w:p>
+    <w:p>
+      <w:pPr>
+        <w:pStyle w:val="Heading3"/>
+      </w:pPr>
+      <w:r>
         <w:t>My selected conclusion, deciding fact and explanation</w:t>
       </w:r>
     </w:p>
@@ -1543,26 +2940,121 @@
       </w:r>
     </w:p>
     <w:p>
-      <w:r>
+      <w:pPr>
+        <w:pStyle w:val="Heading3"/>
+      </w:pPr>
+      <w:r>
+        <w:t>Hint · try first</w:t>
+      </w:r>
+    </w:p>
+    <w:p>
+      <w:pPr>
+        <w:spacing w:line="336" w:lineRule="auto" w:after="180"/>
+        <w:shd w:fill="F1F6F8"/>
+      </w:pPr>
+      <w:r>
+        <w:rPr>
+          <w:b w:val="0"/>
+        </w:rPr>
         <w:t>Hint if needed: Use the changed condition and the deciding step in the pictorial trace. The answer must say what follows from those facts.</w:t>
       </w:r>
     </w:p>
     <w:p>
-      <w:r>
-        <w:t>After your attempt, compare with the supported explanation: Reject it for this prediction-time contract. Tomorrow’s measurement is unavailable when today’s prediction must be issued.</w:t>
-      </w:r>
-    </w:p>
-    <w:p>
       <w:pPr>
         <w:pStyle w:val="Heading3"/>
       </w:pPr>
       <w:r>
+        <w:t>Feedback · compare after trying</w:t>
+      </w:r>
+    </w:p>
+    <w:p>
+      <w:pPr>
+        <w:spacing w:line="336" w:lineRule="auto" w:after="180"/>
+        <w:shd w:fill="F1F6FC"/>
+      </w:pPr>
+      <w:r>
+        <w:rPr>
+          <w:b w:val="0"/>
+        </w:rPr>
+        <w:t xml:space="preserve">After your attempt, compare with the supported explanation: Reject it for this </w:t>
+      </w:r>
+      <w:r>
+        <w:rPr>
+          <w:b/>
+        </w:rPr>
+        <w:t>prediction</w:t>
+      </w:r>
+      <w:r>
+        <w:rPr>
+          <w:b w:val="0"/>
+        </w:rPr>
+        <w:t xml:space="preserve">-time contract. Tomorrow’s measurement is unavailable when today’s </w:t>
+      </w:r>
+      <w:r>
+        <w:rPr>
+          <w:b/>
+        </w:rPr>
+        <w:t>prediction</w:t>
+      </w:r>
+      <w:r>
+        <w:rPr>
+          <w:b w:val="0"/>
+        </w:rPr>
+        <w:t xml:space="preserve"> must be issued.</w:t>
+      </w:r>
+    </w:p>
+    <w:p>
+      <w:pPr>
+        <w:pStyle w:val="Heading3"/>
+      </w:pPr>
+      <w:r>
         <w:t>Repair a missing building block</w:t>
       </w:r>
     </w:p>
     <w:p>
-      <w:r>
-        <w:t>Review The ML Lifecycle (ai-4/1). Goal: Distinguish fitting a rule from applying a fixed rule. Short practice: Should the team silently retune on the changed test? Point to the relevant step in the picture, then write the changed result and the rule or evidence that supports it.. Return to this week and explain what you changed.</w:t>
+      <w:pPr>
+        <w:spacing w:line="336" w:lineRule="auto" w:after="180"/>
+      </w:pPr>
+      <w:r>
+        <w:rPr>
+          <w:b w:val="0"/>
+        </w:rPr>
+        <w:t xml:space="preserve">Review The ML Lifecycle (ai-4/1). Goal: Distinguish </w:t>
+      </w:r>
+      <w:r>
+        <w:rPr>
+          <w:b/>
+        </w:rPr>
+        <w:t>fitting</w:t>
+      </w:r>
+      <w:r>
+        <w:rPr>
+          <w:b w:val="0"/>
+        </w:rPr>
+        <w:t xml:space="preserve"> a rule from applying a fixed rule. Short practice: Should the team silently retune on the changed test?</w:t>
+      </w:r>
+    </w:p>
+    <w:p>
+      <w:pPr>
+        <w:spacing w:line="336" w:lineRule="auto" w:after="180"/>
+      </w:pPr>
+      <w:r>
+        <w:rPr>
+          <w:b w:val="0"/>
+        </w:rPr>
+        <w:t xml:space="preserve">Point to the relevant step in the picture, then write the changed result and the rule or </w:t>
+      </w:r>
+      <w:r>
+        <w:rPr>
+          <w:b/>
+        </w:rPr>
+        <w:t>evidence</w:t>
+      </w:r>
+      <w:r>
+        <w:rPr>
+          <w:b w:val="0"/>
+        </w:rPr>
+        <w:t xml:space="preserve"> that supports it.. Return to this week and explain what you changed.</w:t>
       </w:r>
     </w:p>
     <w:p>
@@ -1574,8 +3066,73 @@
       </w:r>
     </w:p>
     <w:p>
-      <w:r>
-        <w:t>The browser lab lets you edit the supported Python examples already included in this lesson. Predict first, run, inspect the actual output or error, change one input, then run again. Keep code, predictions, actual results and a reasoned revision together. On paper, label your result as a trace rather than an execution.</w:t>
+      <w:pPr>
+        <w:spacing w:line="336" w:lineRule="auto" w:after="180"/>
+      </w:pPr>
+      <w:r>
+        <w:rPr>
+          <w:b w:val="0"/>
+        </w:rPr>
+        <w:t xml:space="preserve">The browser lab lets you edit the supported Python examples already included in this lesson. Predict first, run, inspect the actual </w:t>
+      </w:r>
+      <w:r>
+        <w:rPr>
+          <w:b/>
+        </w:rPr>
+        <w:t>output</w:t>
+      </w:r>
+      <w:r>
+        <w:rPr>
+          <w:b w:val="0"/>
+        </w:rPr>
+        <w:t xml:space="preserve"> or error, change one </w:t>
+      </w:r>
+      <w:r>
+        <w:rPr>
+          <w:b/>
+        </w:rPr>
+        <w:t>input</w:t>
+      </w:r>
+      <w:r>
+        <w:rPr>
+          <w:b w:val="0"/>
+        </w:rPr>
+        <w:t>, then run again.</w:t>
+      </w:r>
+    </w:p>
+    <w:p>
+      <w:pPr>
+        <w:spacing w:line="336" w:lineRule="auto" w:after="180"/>
+      </w:pPr>
+      <w:r>
+        <w:rPr>
+          <w:b w:val="0"/>
+        </w:rPr>
+        <w:t xml:space="preserve">Keep code, </w:t>
+      </w:r>
+      <w:r>
+        <w:rPr>
+          <w:b/>
+        </w:rPr>
+        <w:t>prediction</w:t>
+      </w:r>
+      <w:r>
+        <w:rPr>
+          <w:b w:val="0"/>
+        </w:rPr>
+        <w:t xml:space="preserve">s, actual results and a reasoned revision together. On paper, </w:t>
+      </w:r>
+      <w:r>
+        <w:rPr>
+          <w:b/>
+        </w:rPr>
+        <w:t>label</w:t>
+      </w:r>
+      <w:r>
+        <w:rPr>
+          <w:b w:val="0"/>
+        </w:rPr>
+        <w:t xml:space="preserve"> your result as a trace rather than an execution.</w:t>
       </w:r>
     </w:p>
     <w:p>
@@ -1587,8 +3144,37 @@
       </w:r>
     </w:p>
     <w:p>
-      <w:r>
-        <w:t>Use Download completed work in the hosted lesson to export your answers, reflections, practice feedback and code-run evidence. Open the HTML copy to read or print it. Drafts stay in this browser when storage is available; clear drafts on a shared device.</w:t>
+      <w:pPr>
+        <w:spacing w:line="336" w:lineRule="auto" w:after="180"/>
+      </w:pPr>
+      <w:r>
+        <w:rPr>
+          <w:b w:val="0"/>
+        </w:rPr>
+        <w:t xml:space="preserve">Use Download completed work in the hosted lesson to export your answers, reflections, practice feedback and code-run </w:t>
+      </w:r>
+      <w:r>
+        <w:rPr>
+          <w:b/>
+        </w:rPr>
+        <w:t>evidence</w:t>
+      </w:r>
+      <w:r>
+        <w:rPr>
+          <w:b w:val="0"/>
+        </w:rPr>
+        <w:t>. Open the HTML copy to read or print it.</w:t>
+      </w:r>
+    </w:p>
+    <w:p>
+      <w:pPr>
+        <w:spacing w:line="336" w:lineRule="auto" w:after="180"/>
+      </w:pPr>
+      <w:r>
+        <w:rPr>
+          <w:b w:val="0"/>
+        </w:rPr>
+        <w:t>Drafts stay in this browser when storage is available; clear drafts on a shared device.</w:t>
       </w:r>
     </w:p>
     <w:p>
@@ -1602,6 +3188,1069 @@
     <w:p>
       <w:r>
         <w:t>________________________________________________________________</w:t>
+      </w:r>
+    </w:p>
+    <w:p>
+      <w:r>
+        <w:t>________________________________________________________________</w:t>
+      </w:r>
+    </w:p>
+    <w:p>
+      <w:r>
+        <w:t>________________________________________________________________</w:t>
+      </w:r>
+    </w:p>
+    <w:p>
+      <w:r>
+        <w:t>________________________________________________________________</w:t>
+      </w:r>
+    </w:p>
+    <w:p>
+      <w:r>
+        <w:t>________________________________________________________________</w:t>
+      </w:r>
+    </w:p>
+    <w:p>
+      <w:pPr>
+        <w:pStyle w:val="Heading1"/>
+      </w:pPr>
+      <w:r>
+        <w:t>21. Visual concept journey</w:t>
+      </w:r>
+    </w:p>
+    <w:p>
+      <w:r>
+        <w:t>Explain each Features, Labels, Targets picture from its labels, then record a relevant limit.</w:t>
+      </w:r>
+    </w:p>
+    <w:p>
+      <w:pPr>
+        <w:pStyle w:val="Heading3"/>
+      </w:pPr>
+      <w:r>
+        <w:t>01. Features, Labels, Targets: the case</w:t>
+      </w:r>
+    </w:p>
+    <w:p>
+      <w:r>
+        <w:drawing>
+          <wp:inline xmlns:a="http://schemas.openxmlformats.org/drawingml/2006/main" xmlns:pic="http://schemas.openxmlformats.org/drawingml/2006/picture">
+            <wp:extent cx="5486400" cy="3142488"/>
+            <wp:docPr id="2" name="Picture 2" descr="Choose features that exist when a plant prediction must be made. Supplied facts: Predict next-week wilting at today’s photo capture. Available fields: today_light, today_soil_moisture, plant_id; next_week_wilt is the target recorded later. All inputs and outcomes in this worked example are invented classroom data; no real model run is claimed."/>
+            <wp:cNvGraphicFramePr>
+              <a:graphicFrameLocks noChangeAspect="1"/>
+            </wp:cNvGraphicFramePr>
+            <a:graphic>
+              <a:graphicData uri="http://schemas.openxmlformats.org/drawingml/2006/picture">
+                <pic:pic>
+                  <pic:nvPicPr>
+                    <pic:cNvPr id="0" name="academy-story-ai-4-2-01.png"/>
+                    <pic:cNvPicPr/>
+                  </pic:nvPicPr>
+                  <pic:blipFill>
+                    <a:blip r:embed="rId10"/>
+                    <a:stretch>
+                      <a:fillRect/>
+                    </a:stretch>
+                  </pic:blipFill>
+                  <pic:spPr>
+                    <a:xfrm>
+                      <a:off x="0" y="0"/>
+                      <a:ext cx="5486400" cy="3142488"/>
+                    </a:xfrm>
+                    <a:prstGeom prst="rect"/>
+                  </pic:spPr>
+                </pic:pic>
+              </a:graphicData>
+            </a:graphic>
+          </wp:inline>
+        </w:drawing>
+      </w:r>
+    </w:p>
+    <w:p>
+      <w:pPr>
+        <w:spacing w:line="336" w:lineRule="auto" w:after="180"/>
+      </w:pPr>
+      <w:r>
+        <w:rPr>
+          <w:b w:val="0"/>
+        </w:rPr>
+        <w:t xml:space="preserve">Choose </w:t>
+      </w:r>
+      <w:r>
+        <w:rPr>
+          <w:b/>
+        </w:rPr>
+        <w:t>feature</w:t>
+      </w:r>
+      <w:r>
+        <w:rPr>
+          <w:b w:val="0"/>
+        </w:rPr>
+        <w:t xml:space="preserve">s that exist when a plant </w:t>
+      </w:r>
+      <w:r>
+        <w:rPr>
+          <w:b/>
+        </w:rPr>
+        <w:t>prediction</w:t>
+      </w:r>
+      <w:r>
+        <w:rPr>
+          <w:b w:val="0"/>
+        </w:rPr>
+        <w:t xml:space="preserve"> must be made. Supplied facts: Predict next-week wilting at today’s photo capture.</w:t>
+      </w:r>
+    </w:p>
+    <w:p>
+      <w:pPr>
+        <w:spacing w:line="336" w:lineRule="auto" w:after="180"/>
+      </w:pPr>
+      <w:r>
+        <w:rPr>
+          <w:b w:val="0"/>
+        </w:rPr>
+        <w:t xml:space="preserve">Available fields: today_light, today_soil_moisture, plant_id; next_week_wilt is the </w:t>
+      </w:r>
+      <w:r>
+        <w:rPr>
+          <w:b/>
+        </w:rPr>
+        <w:t>target</w:t>
+      </w:r>
+      <w:r>
+        <w:rPr>
+          <w:b w:val="0"/>
+        </w:rPr>
+        <w:t xml:space="preserve"> recorded later. All </w:t>
+      </w:r>
+      <w:r>
+        <w:rPr>
+          <w:b/>
+        </w:rPr>
+        <w:t>input</w:t>
+      </w:r>
+      <w:r>
+        <w:rPr>
+          <w:b w:val="0"/>
+        </w:rPr>
+        <w:t>s and outcomes in this worked example are invented classroom data; no real model run is claimed.</w:t>
+      </w:r>
+    </w:p>
+    <w:p>
+      <w:pPr>
+        <w:spacing w:line="336" w:lineRule="auto" w:after="180"/>
+        <w:shd w:fill="F5F1FB"/>
+      </w:pPr>
+      <w:r>
+        <w:rPr>
+          <w:b w:val="0"/>
+        </w:rPr>
+        <w:t>Point to the given fact that matters most. Explain why it matters.</w:t>
+      </w:r>
+    </w:p>
+    <w:p>
+      <w:pPr>
+        <w:pStyle w:val="Heading3"/>
+      </w:pPr>
+      <w:r>
+        <w:t>My picture explanation, deciding evidence and one limit</w:t>
+      </w:r>
+    </w:p>
+    <w:p>
+      <w:r>
+        <w:t>________________________________________________________________</w:t>
+      </w:r>
+    </w:p>
+    <w:p>
+      <w:r>
+        <w:t>________________________________________________________________</w:t>
+      </w:r>
+    </w:p>
+    <w:p>
+      <w:r>
+        <w:t>________________________________________________________________</w:t>
+      </w:r>
+    </w:p>
+    <w:p>
+      <w:r>
+        <w:t>________________________________________________________________</w:t>
+      </w:r>
+    </w:p>
+    <w:p>
+      <w:pPr>
+        <w:pStyle w:val="Heading3"/>
+      </w:pPr>
+      <w:r>
+        <w:t>02. Follow the deciding steps</w:t>
+      </w:r>
+    </w:p>
+    <w:p>
+      <w:r>
+        <w:drawing>
+          <wp:inline xmlns:a="http://schemas.openxmlformats.org/drawingml/2006/main" xmlns:pic="http://schemas.openxmlformats.org/drawingml/2006/picture">
+            <wp:extent cx="5486400" cy="3337560"/>
+            <wp:docPr id="3" name="Picture 3" descr="Mark prediction time: The decision occurs today, before next week’s outcome. → Select inputs: Today’s light and soil readings are available features; plant_id identifies the plant. → Keep target separate: next_week_wilt supplies the training label, not an input available today."/>
+            <wp:cNvGraphicFramePr>
+              <a:graphicFrameLocks noChangeAspect="1"/>
+            </wp:cNvGraphicFramePr>
+            <a:graphic>
+              <a:graphicData uri="http://schemas.openxmlformats.org/drawingml/2006/picture">
+                <pic:pic>
+                  <pic:nvPicPr>
+                    <pic:cNvPr id="0" name="academy-story-ai-4-2-02.png"/>
+                    <pic:cNvPicPr/>
+                  </pic:nvPicPr>
+                  <pic:blipFill>
+                    <a:blip r:embed="rId11"/>
+                    <a:stretch>
+                      <a:fillRect/>
+                    </a:stretch>
+                  </pic:blipFill>
+                  <pic:spPr>
+                    <a:xfrm>
+                      <a:off x="0" y="0"/>
+                      <a:ext cx="5486400" cy="3337560"/>
+                    </a:xfrm>
+                    <a:prstGeom prst="rect"/>
+                  </pic:spPr>
+                </pic:pic>
+              </a:graphicData>
+            </a:graphic>
+          </wp:inline>
+        </w:drawing>
+      </w:r>
+    </w:p>
+    <w:p>
+      <w:pPr>
+        <w:spacing w:line="336" w:lineRule="auto" w:after="180"/>
+      </w:pPr>
+      <w:r>
+        <w:rPr>
+          <w:b w:val="0"/>
+        </w:rPr>
+        <w:t xml:space="preserve">Mark </w:t>
+      </w:r>
+      <w:r>
+        <w:rPr>
+          <w:b/>
+        </w:rPr>
+        <w:t>prediction time</w:t>
+      </w:r>
+      <w:r>
+        <w:rPr>
+          <w:b w:val="0"/>
+        </w:rPr>
+        <w:t xml:space="preserve">: The decision occurs today, before next week’s outcome. → Select </w:t>
+      </w:r>
+      <w:r>
+        <w:rPr>
+          <w:b/>
+        </w:rPr>
+        <w:t>input</w:t>
+      </w:r>
+      <w:r>
+        <w:rPr>
+          <w:b w:val="0"/>
+        </w:rPr>
+        <w:t xml:space="preserve">s: Today’s light and soil readings are available </w:t>
+      </w:r>
+      <w:r>
+        <w:rPr>
+          <w:b/>
+        </w:rPr>
+        <w:t>feature</w:t>
+      </w:r>
+      <w:r>
+        <w:rPr>
+          <w:b w:val="0"/>
+        </w:rPr>
+        <w:t xml:space="preserve">s; plant_id identifies the plant. → Keep </w:t>
+      </w:r>
+      <w:r>
+        <w:rPr>
+          <w:b/>
+        </w:rPr>
+        <w:t>target</w:t>
+      </w:r>
+      <w:r>
+        <w:rPr>
+          <w:b w:val="0"/>
+        </w:rPr>
+        <w:t xml:space="preserve"> separate: next_week_wilt supplies the </w:t>
+      </w:r>
+      <w:r>
+        <w:rPr>
+          <w:b/>
+        </w:rPr>
+        <w:t>training</w:t>
+      </w:r>
+      <w:r>
+        <w:rPr>
+          <w:b w:val="0"/>
+        </w:rPr>
+        <w:t xml:space="preserve"> </w:t>
+      </w:r>
+      <w:r>
+        <w:rPr>
+          <w:b/>
+        </w:rPr>
+        <w:t>label</w:t>
+      </w:r>
+      <w:r>
+        <w:rPr>
+          <w:b w:val="0"/>
+        </w:rPr>
+        <w:t xml:space="preserve">, not an </w:t>
+      </w:r>
+      <w:r>
+        <w:rPr>
+          <w:b/>
+        </w:rPr>
+        <w:t>input</w:t>
+      </w:r>
+      <w:r>
+        <w:rPr>
+          <w:b w:val="0"/>
+        </w:rPr>
+        <w:t xml:space="preserve"> available today.</w:t>
+      </w:r>
+    </w:p>
+    <w:p>
+      <w:pPr>
+        <w:spacing w:line="336" w:lineRule="auto" w:after="180"/>
+        <w:shd w:fill="F5F1FB"/>
+      </w:pPr>
+      <w:r>
+        <w:rPr>
+          <w:b w:val="0"/>
+        </w:rPr>
+        <w:t xml:space="preserve">Point to each numbered stage and explain which recorded </w:t>
+      </w:r>
+      <w:r>
+        <w:rPr>
+          <w:b/>
+        </w:rPr>
+        <w:t>input</w:t>
+      </w:r>
+      <w:r>
+        <w:rPr>
+          <w:b w:val="0"/>
+        </w:rPr>
+        <w:t xml:space="preserve"> it uses.</w:t>
+      </w:r>
+    </w:p>
+    <w:p>
+      <w:pPr>
+        <w:pStyle w:val="Heading3"/>
+      </w:pPr>
+      <w:r>
+        <w:t>My picture explanation, deciding evidence and one limit</w:t>
+      </w:r>
+    </w:p>
+    <w:p>
+      <w:r>
+        <w:t>________________________________________________________________</w:t>
+      </w:r>
+    </w:p>
+    <w:p>
+      <w:r>
+        <w:t>________________________________________________________________</w:t>
+      </w:r>
+    </w:p>
+    <w:p>
+      <w:r>
+        <w:t>________________________________________________________________</w:t>
+      </w:r>
+    </w:p>
+    <w:p>
+      <w:r>
+        <w:t>________________________________________________________________</w:t>
+      </w:r>
+    </w:p>
+    <w:p>
+      <w:pPr>
+        <w:pStyle w:val="Heading3"/>
+      </w:pPr>
+      <w:r>
+        <w:t>03. Follow information through time</w:t>
+      </w:r>
+    </w:p>
+    <w:p>
+      <w:r>
+        <w:drawing>
+          <wp:inline xmlns:a="http://schemas.openxmlformats.org/drawingml/2006/main" xmlns:pic="http://schemas.openxmlformats.org/drawingml/2006/picture">
+            <wp:extent cx="5486400" cy="2834640"/>
+            <wp:docPr id="4" name="Picture 4" descr="Follow information through time. Checkout | Pages and saved queue | Prediction inputs. Later return | Elapsed days | Create observed label. Historical training | Inputs plus separate label | Fit a model later"/>
+            <wp:cNvGraphicFramePr>
+              <a:graphicFrameLocks noChangeAspect="1"/>
+            </wp:cNvGraphicFramePr>
+            <a:graphic>
+              <a:graphicData uri="http://schemas.openxmlformats.org/drawingml/2006/picture">
+                <pic:pic>
+                  <pic:nvPicPr>
+                    <pic:cNvPr id="0" name="academy-story-ai-4-2-03.png"/>
+                    <pic:cNvPicPr/>
+                  </pic:nvPicPr>
+                  <pic:blipFill>
+                    <a:blip r:embed="rId12"/>
+                    <a:stretch>
+                      <a:fillRect/>
+                    </a:stretch>
+                  </pic:blipFill>
+                  <pic:spPr>
+                    <a:xfrm>
+                      <a:off x="0" y="0"/>
+                      <a:ext cx="5486400" cy="2834640"/>
+                    </a:xfrm>
+                    <a:prstGeom prst="rect"/>
+                  </pic:spPr>
+                </pic:pic>
+              </a:graphicData>
+            </a:graphic>
+          </wp:inline>
+        </w:drawing>
+      </w:r>
+    </w:p>
+    <w:p>
+      <w:pPr>
+        <w:spacing w:line="336" w:lineRule="auto" w:after="180"/>
+      </w:pPr>
+      <w:r>
+        <w:rPr>
+          <w:b w:val="0"/>
+        </w:rPr>
+        <w:t xml:space="preserve">Follow information through time. Checkout | Pages and saved queue | </w:t>
+      </w:r>
+      <w:r>
+        <w:rPr>
+          <w:b/>
+        </w:rPr>
+        <w:t>Prediction</w:t>
+      </w:r>
+      <w:r>
+        <w:rPr>
+          <w:b w:val="0"/>
+        </w:rPr>
+        <w:t xml:space="preserve"> </w:t>
+      </w:r>
+      <w:r>
+        <w:rPr>
+          <w:b/>
+        </w:rPr>
+        <w:t>input</w:t>
+      </w:r>
+      <w:r>
+        <w:rPr>
+          <w:b w:val="0"/>
+        </w:rPr>
+        <w:t xml:space="preserve">s. Later return | Elapsed days | Create observed </w:t>
+      </w:r>
+      <w:r>
+        <w:rPr>
+          <w:b/>
+        </w:rPr>
+        <w:t>label</w:t>
+      </w:r>
+      <w:r>
+        <w:rPr>
+          <w:b w:val="0"/>
+        </w:rPr>
+        <w:t xml:space="preserve">. Historical </w:t>
+      </w:r>
+      <w:r>
+        <w:rPr>
+          <w:b/>
+        </w:rPr>
+        <w:t>training</w:t>
+      </w:r>
+      <w:r>
+        <w:rPr>
+          <w:b w:val="0"/>
+        </w:rPr>
+        <w:t xml:space="preserve"> | </w:t>
+      </w:r>
+      <w:r>
+        <w:rPr>
+          <w:b/>
+        </w:rPr>
+        <w:t>Input</w:t>
+      </w:r>
+      <w:r>
+        <w:rPr>
+          <w:b w:val="0"/>
+        </w:rPr>
+        <w:t xml:space="preserve">s plus separate </w:t>
+      </w:r>
+      <w:r>
+        <w:rPr>
+          <w:b/>
+        </w:rPr>
+        <w:t>label</w:t>
+      </w:r>
+      <w:r>
+        <w:rPr>
+          <w:b w:val="0"/>
+        </w:rPr>
+        <w:t xml:space="preserve"> | Fit a model later</w:t>
+      </w:r>
+    </w:p>
+    <w:p>
+      <w:pPr>
+        <w:spacing w:line="336" w:lineRule="auto" w:after="180"/>
+        <w:shd w:fill="F5F1FB"/>
+      </w:pPr>
+      <w:r>
+        <w:rPr>
+          <w:b w:val="0"/>
+        </w:rPr>
+        <w:t xml:space="preserve">Read the </w:t>
+      </w:r>
+      <w:r>
+        <w:rPr>
+          <w:b/>
+        </w:rPr>
+        <w:t>label</w:t>
+      </w:r>
+      <w:r>
+        <w:rPr>
+          <w:b w:val="0"/>
+        </w:rPr>
+        <w:t>s and values. Explain the relationship the model shows.</w:t>
+      </w:r>
+    </w:p>
+    <w:p>
+      <w:pPr>
+        <w:pStyle w:val="Heading3"/>
+      </w:pPr>
+      <w:r>
+        <w:t>My picture explanation, deciding evidence and one limit</w:t>
+      </w:r>
+    </w:p>
+    <w:p>
+      <w:r>
+        <w:t>________________________________________________________________</w:t>
+      </w:r>
+    </w:p>
+    <w:p>
+      <w:r>
+        <w:t>________________________________________________________________</w:t>
+      </w:r>
+    </w:p>
+    <w:p>
+      <w:r>
+        <w:t>________________________________________________________________</w:t>
+      </w:r>
+    </w:p>
+    <w:p>
+      <w:r>
+        <w:t>________________________________________________________________</w:t>
+      </w:r>
+    </w:p>
+    <w:p>
+      <w:pPr>
+        <w:pStyle w:val="Heading3"/>
+      </w:pPr>
+      <w:r>
+        <w:t>04. Change one thing. Trace what follows.</w:t>
+      </w:r>
+    </w:p>
+    <w:p>
+      <w:r>
+        <w:drawing>
+          <wp:inline xmlns:a="http://schemas.openxmlformats.org/drawingml/2006/main" xmlns:pic="http://schemas.openxmlformats.org/drawingml/2006/picture">
+            <wp:extent cx="5486400" cy="3026664"/>
+            <wp:docPr id="5" name="Picture 5" descr="Original case: next_week_wilt supplies the training label, not an input available today. Changed condition: A table adds tomorrow_soil_moisture as an input. Expected result: Reject it for this prediction-time contract. Reason: Tomorrow’s measurement is unavailable when today’s prediction must be issued."/>
+            <wp:cNvGraphicFramePr>
+              <a:graphicFrameLocks noChangeAspect="1"/>
+            </wp:cNvGraphicFramePr>
+            <a:graphic>
+              <a:graphicData uri="http://schemas.openxmlformats.org/drawingml/2006/picture">
+                <pic:pic>
+                  <pic:nvPicPr>
+                    <pic:cNvPr id="0" name="academy-story-ai-4-2-04.png"/>
+                    <pic:cNvPicPr/>
+                  </pic:nvPicPr>
+                  <pic:blipFill>
+                    <a:blip r:embed="rId13"/>
+                    <a:stretch>
+                      <a:fillRect/>
+                    </a:stretch>
+                  </pic:blipFill>
+                  <pic:spPr>
+                    <a:xfrm>
+                      <a:off x="0" y="0"/>
+                      <a:ext cx="5486400" cy="3026664"/>
+                    </a:xfrm>
+                    <a:prstGeom prst="rect"/>
+                  </pic:spPr>
+                </pic:pic>
+              </a:graphicData>
+            </a:graphic>
+          </wp:inline>
+        </w:drawing>
+      </w:r>
+    </w:p>
+    <w:p>
+      <w:pPr>
+        <w:spacing w:line="336" w:lineRule="auto" w:after="180"/>
+      </w:pPr>
+      <w:r>
+        <w:rPr>
+          <w:b w:val="0"/>
+        </w:rPr>
+        <w:t xml:space="preserve">Original case: next_week_wilt supplies the </w:t>
+      </w:r>
+      <w:r>
+        <w:rPr>
+          <w:b/>
+        </w:rPr>
+        <w:t>training</w:t>
+      </w:r>
+      <w:r>
+        <w:rPr>
+          <w:b w:val="0"/>
+        </w:rPr>
+        <w:t xml:space="preserve"> </w:t>
+      </w:r>
+      <w:r>
+        <w:rPr>
+          <w:b/>
+        </w:rPr>
+        <w:t>label</w:t>
+      </w:r>
+      <w:r>
+        <w:rPr>
+          <w:b w:val="0"/>
+        </w:rPr>
+        <w:t xml:space="preserve">, not an </w:t>
+      </w:r>
+      <w:r>
+        <w:rPr>
+          <w:b/>
+        </w:rPr>
+        <w:t>input</w:t>
+      </w:r>
+      <w:r>
+        <w:rPr>
+          <w:b w:val="0"/>
+        </w:rPr>
+        <w:t xml:space="preserve"> available today. Changed condition: A table adds tomorrow_soil_moisture as an </w:t>
+      </w:r>
+      <w:r>
+        <w:rPr>
+          <w:b/>
+        </w:rPr>
+        <w:t>input</w:t>
+      </w:r>
+      <w:r>
+        <w:rPr>
+          <w:b w:val="0"/>
+        </w:rPr>
+        <w:t xml:space="preserve">. Expected result: Reject it for this </w:t>
+      </w:r>
+      <w:r>
+        <w:rPr>
+          <w:b/>
+        </w:rPr>
+        <w:t>prediction</w:t>
+      </w:r>
+      <w:r>
+        <w:rPr>
+          <w:b w:val="0"/>
+        </w:rPr>
+        <w:t>-time contract.</w:t>
+      </w:r>
+    </w:p>
+    <w:p>
+      <w:pPr>
+        <w:spacing w:line="336" w:lineRule="auto" w:after="180"/>
+      </w:pPr>
+      <w:r>
+        <w:rPr>
+          <w:b w:val="0"/>
+        </w:rPr>
+        <w:t xml:space="preserve">Reason: Tomorrow’s measurement is unavailable when today’s </w:t>
+      </w:r>
+      <w:r>
+        <w:rPr>
+          <w:b/>
+        </w:rPr>
+        <w:t>prediction</w:t>
+      </w:r>
+      <w:r>
+        <w:rPr>
+          <w:b w:val="0"/>
+        </w:rPr>
+        <w:t xml:space="preserve"> must be issued.</w:t>
+      </w:r>
+    </w:p>
+    <w:p>
+      <w:pPr>
+        <w:spacing w:line="336" w:lineRule="auto" w:after="180"/>
+        <w:shd w:fill="F5F1FB"/>
+      </w:pPr>
+      <w:r>
+        <w:rPr>
+          <w:b w:val="0"/>
+        </w:rPr>
+        <w:t>Predict before checking the worked changed-case result. Name what changed and what the supplied facts allow you to conclude.</w:t>
+      </w:r>
+    </w:p>
+    <w:p>
+      <w:pPr>
+        <w:pStyle w:val="Heading3"/>
+      </w:pPr>
+      <w:r>
+        <w:t>My picture explanation, deciding evidence and one limit</w:t>
+      </w:r>
+    </w:p>
+    <w:p>
+      <w:r>
+        <w:t>________________________________________________________________</w:t>
+      </w:r>
+    </w:p>
+    <w:p>
+      <w:r>
+        <w:t>________________________________________________________________</w:t>
+      </w:r>
+    </w:p>
+    <w:p>
+      <w:r>
+        <w:t>________________________________________________________________</w:t>
+      </w:r>
+    </w:p>
+    <w:p>
+      <w:r>
+        <w:t>________________________________________________________________</w:t>
+      </w:r>
+    </w:p>
+    <w:p>
+      <w:pPr>
+        <w:pStyle w:val="Heading3"/>
+      </w:pPr>
+      <w:r>
+        <w:t>05. Connect the explanation to its limit</w:t>
+      </w:r>
+    </w:p>
+    <w:p>
+      <w:r>
+        <w:drawing>
+          <wp:inline xmlns:a="http://schemas.openxmlformats.org/drawingml/2006/main" xmlns:pic="http://schemas.openxmlformats.org/drawingml/2006/picture">
+            <wp:extent cx="5486400" cy="2834640"/>
+            <wp:docPr id="6" name="Picture 6" descr="Read the picture in order. next_week_wilt supplies the training label, not an input available today. The arrows show which recorded input or intermediate result each decision uses. Explain the deciding step aloud before checking the changed case; pointing to the final answer alone does not show how it follows. Limit: Eligible fields are not automatically useful or causal. Measure their predictive value with a valid split."/>
+            <wp:cNvGraphicFramePr>
+              <a:graphicFrameLocks noChangeAspect="1"/>
+            </wp:cNvGraphicFramePr>
+            <a:graphic>
+              <a:graphicData uri="http://schemas.openxmlformats.org/drawingml/2006/picture">
+                <pic:pic>
+                  <pic:nvPicPr>
+                    <pic:cNvPr id="0" name="academy-story-ai-4-2-05.png"/>
+                    <pic:cNvPicPr/>
+                  </pic:nvPicPr>
+                  <pic:blipFill>
+                    <a:blip r:embed="rId14"/>
+                    <a:stretch>
+                      <a:fillRect/>
+                    </a:stretch>
+                  </pic:blipFill>
+                  <pic:spPr>
+                    <a:xfrm>
+                      <a:off x="0" y="0"/>
+                      <a:ext cx="5486400" cy="2834640"/>
+                    </a:xfrm>
+                    <a:prstGeom prst="rect"/>
+                  </pic:spPr>
+                </pic:pic>
+              </a:graphicData>
+            </a:graphic>
+          </wp:inline>
+        </w:drawing>
+      </w:r>
+    </w:p>
+    <w:p>
+      <w:pPr>
+        <w:spacing w:line="336" w:lineRule="auto" w:after="180"/>
+      </w:pPr>
+      <w:r>
+        <w:rPr>
+          <w:b w:val="0"/>
+        </w:rPr>
+        <w:t xml:space="preserve">Read the picture in order. next_week_wilt supplies the </w:t>
+      </w:r>
+      <w:r>
+        <w:rPr>
+          <w:b/>
+        </w:rPr>
+        <w:t>training</w:t>
+      </w:r>
+      <w:r>
+        <w:rPr>
+          <w:b w:val="0"/>
+        </w:rPr>
+        <w:t xml:space="preserve"> </w:t>
+      </w:r>
+      <w:r>
+        <w:rPr>
+          <w:b/>
+        </w:rPr>
+        <w:t>label</w:t>
+      </w:r>
+      <w:r>
+        <w:rPr>
+          <w:b w:val="0"/>
+        </w:rPr>
+        <w:t xml:space="preserve">, not an </w:t>
+      </w:r>
+      <w:r>
+        <w:rPr>
+          <w:b/>
+        </w:rPr>
+        <w:t>input</w:t>
+      </w:r>
+      <w:r>
+        <w:rPr>
+          <w:b w:val="0"/>
+        </w:rPr>
+        <w:t xml:space="preserve"> available today. The arrows show which recorded </w:t>
+      </w:r>
+      <w:r>
+        <w:rPr>
+          <w:b/>
+        </w:rPr>
+        <w:t>input</w:t>
+      </w:r>
+      <w:r>
+        <w:rPr>
+          <w:b w:val="0"/>
+        </w:rPr>
+        <w:t xml:space="preserve"> or intermediate result each decision uses.</w:t>
+      </w:r>
+    </w:p>
+    <w:p>
+      <w:pPr>
+        <w:spacing w:line="336" w:lineRule="auto" w:after="180"/>
+      </w:pPr>
+      <w:r>
+        <w:rPr>
+          <w:b w:val="0"/>
+        </w:rPr>
+        <w:t>Explain the deciding step aloud before checking the changed case; pointing to the final answer alone does not show how it follows. Limit: Eligible fields are not automatically useful or causal.</w:t>
+      </w:r>
+    </w:p>
+    <w:p>
+      <w:pPr>
+        <w:spacing w:line="336" w:lineRule="auto" w:after="180"/>
+      </w:pPr>
+      <w:r>
+        <w:rPr>
+          <w:b w:val="0"/>
+        </w:rPr>
+        <w:t>Measure their predictive value with a valid split.</w:t>
+      </w:r>
+    </w:p>
+    <w:p>
+      <w:pPr>
+        <w:spacing w:line="336" w:lineRule="auto" w:after="180"/>
+        <w:shd w:fill="F5F1FB"/>
+      </w:pPr>
+      <w:r>
+        <w:rPr>
+          <w:b w:val="0"/>
+        </w:rPr>
+        <w:t>Explain the case, then point to a limit on the claim.</w:t>
+      </w:r>
+    </w:p>
+    <w:p>
+      <w:pPr>
+        <w:pStyle w:val="Heading3"/>
+      </w:pPr>
+      <w:r>
+        <w:t>My picture explanation, deciding evidence and one limit</w:t>
+      </w:r>
+    </w:p>
+    <w:p>
+      <w:r>
+        <w:t>________________________________________________________________</w:t>
+      </w:r>
+    </w:p>
+    <w:p>
+      <w:r>
+        <w:t>________________________________________________________________</w:t>
+      </w:r>
+    </w:p>
+    <w:p>
+      <w:r>
+        <w:t>________________________________________________________________</w:t>
+      </w:r>
+    </w:p>
+    <w:p>
+      <w:r>
+        <w:t>________________________________________________________________</w:t>
+      </w:r>
+    </w:p>
+    <w:p>
+      <w:pPr>
+        <w:pStyle w:val="Heading3"/>
+      </w:pPr>
+      <w:r>
+        <w:t>06. Make the idea visible in your project</w:t>
+      </w:r>
+    </w:p>
+    <w:p>
+      <w:r>
+        <w:drawing>
+          <wp:inline xmlns:a="http://schemas.openxmlformats.org/drawingml/2006/main" xmlns:pic="http://schemas.openxmlformats.org/drawingml/2006/picture">
+            <wp:extent cx="5486400" cy="3681984"/>
+            <wp:docPr id="7" name="Picture 7" descr="For your Responsible Plant Classifier, save the input, procedure, observed result and limitation of this check. Label this worked example as practice; use a different, previously unreviewed case when checking independent understanding. Draw your input, deciding step, result and limit. Supported question: Why can a historical table contain a field that is an invalid input? Point to the relevant step in the picture, then write the changed result and the rule or evidence that supports it."/>
+            <wp:cNvGraphicFramePr>
+              <a:graphicFrameLocks noChangeAspect="1"/>
+            </wp:cNvGraphicFramePr>
+            <a:graphic>
+              <a:graphicData uri="http://schemas.openxmlformats.org/drawingml/2006/picture">
+                <pic:pic>
+                  <pic:nvPicPr>
+                    <pic:cNvPr id="0" name="academy-story-ai-4-2-06.png"/>
+                    <pic:cNvPicPr/>
+                  </pic:nvPicPr>
+                  <pic:blipFill>
+                    <a:blip r:embed="rId15"/>
+                    <a:stretch>
+                      <a:fillRect/>
+                    </a:stretch>
+                  </pic:blipFill>
+                  <pic:spPr>
+                    <a:xfrm>
+                      <a:off x="0" y="0"/>
+                      <a:ext cx="5486400" cy="3681984"/>
+                    </a:xfrm>
+                    <a:prstGeom prst="rect"/>
+                  </pic:spPr>
+                </pic:pic>
+              </a:graphicData>
+            </a:graphic>
+          </wp:inline>
+        </w:drawing>
+      </w:r>
+    </w:p>
+    <w:p>
+      <w:pPr>
+        <w:spacing w:line="336" w:lineRule="auto" w:after="180"/>
+      </w:pPr>
+      <w:r>
+        <w:rPr>
+          <w:b w:val="0"/>
+        </w:rPr>
+        <w:t xml:space="preserve">For your Responsible Plant Classifier, save the </w:t>
+      </w:r>
+      <w:r>
+        <w:rPr>
+          <w:b/>
+        </w:rPr>
+        <w:t>input</w:t>
+      </w:r>
+      <w:r>
+        <w:rPr>
+          <w:b w:val="0"/>
+        </w:rPr>
+        <w:t>, procedure, observed result and limitation of this check.</w:t>
+      </w:r>
+    </w:p>
+    <w:p>
+      <w:pPr>
+        <w:spacing w:line="336" w:lineRule="auto" w:after="180"/>
+      </w:pPr>
+      <w:r>
+        <w:rPr>
+          <w:b/>
+        </w:rPr>
+        <w:t>Label</w:t>
+      </w:r>
+      <w:r>
+        <w:rPr>
+          <w:b w:val="0"/>
+        </w:rPr>
+        <w:t xml:space="preserve"> this worked example as practice; use a different, previously unreviewed case when checking independent understanding. Draw your </w:t>
+      </w:r>
+      <w:r>
+        <w:rPr>
+          <w:b/>
+        </w:rPr>
+        <w:t>input</w:t>
+      </w:r>
+      <w:r>
+        <w:rPr>
+          <w:b w:val="0"/>
+        </w:rPr>
+        <w:t>, deciding step, result and limit.</w:t>
+      </w:r>
+    </w:p>
+    <w:p>
+      <w:pPr>
+        <w:spacing w:line="336" w:lineRule="auto" w:after="180"/>
+      </w:pPr>
+      <w:r>
+        <w:rPr>
+          <w:b w:val="0"/>
+        </w:rPr>
+        <w:t xml:space="preserve">Supported question: Why can a historical table contain a field that is an invalid </w:t>
+      </w:r>
+      <w:r>
+        <w:rPr>
+          <w:b/>
+        </w:rPr>
+        <w:t>input</w:t>
+      </w:r>
+      <w:r>
+        <w:rPr>
+          <w:b w:val="0"/>
+        </w:rPr>
+        <w:t xml:space="preserve">? Point to the relevant step in the picture, then write the changed result and the rule or </w:t>
+      </w:r>
+      <w:r>
+        <w:rPr>
+          <w:b/>
+        </w:rPr>
+        <w:t>evidence</w:t>
+      </w:r>
+      <w:r>
+        <w:rPr>
+          <w:b w:val="0"/>
+        </w:rPr>
+        <w:t xml:space="preserve"> that supports it.</w:t>
+      </w:r>
+    </w:p>
+    <w:p>
+      <w:pPr>
+        <w:spacing w:line="336" w:lineRule="auto" w:after="180"/>
+        <w:shd w:fill="F5F1FB"/>
+      </w:pPr>
+      <w:r>
+        <w:rPr>
+          <w:b w:val="0"/>
+        </w:rPr>
+        <w:t xml:space="preserve">Draw your project trace and justify the deciding step using </w:t>
+      </w:r>
+      <w:r>
+        <w:rPr>
+          <w:b/>
+        </w:rPr>
+        <w:t>evidence</w:t>
+      </w:r>
+      <w:r>
+        <w:rPr>
+          <w:b w:val="0"/>
+        </w:rPr>
+        <w:t>.</w:t>
+      </w:r>
+    </w:p>
+    <w:p>
+      <w:pPr>
+        <w:pStyle w:val="Heading3"/>
+      </w:pPr>
+      <w:r>
+        <w:t>My picture explanation, deciding evidence and one limit</w:t>
       </w:r>
     </w:p>
     <w:p>

--- a/downloads/workbook/ai-4-week-02.docx
+++ b/downloads/workbook/ai-4-week-02.docx
@@ -1263,6 +1263,26 @@
     <w:p>
       <w:r>
         <w:t>Assign the roles. Apply the supplied Features, Labels, Targets facts and keep your reasoning.</w:t>
+      </w:r>
+    </w:p>
+    <w:p>
+      <w:pPr>
+        <w:pStyle w:val="Heading3"/>
+      </w:pPr>
+      <w:r>
+        <w:t>Where to find the supplied example</w:t>
+      </w:r>
+    </w:p>
+    <w:p>
+      <w:pPr>
+        <w:spacing w:line="336" w:lineRule="auto" w:after="180"/>
+        <w:shd w:fill="F1F6F8"/>
+      </w:pPr>
+      <w:r>
+        <w:rPr>
+          <w:b w:val="0"/>
+        </w:rPr>
+        <w:t>Reference for this exercise: open this week’s student lesson, “Features, Labels, Targets”, at “See how it works” and “Follow a worked example”. Use the original worked values or code named in the question; the later pictorial case is a separate example. Keep this reference beside your workbook while practising.</w:t>
       </w:r>
     </w:p>
     <w:p>

--- a/downloads/workbook/ai-4-week-02.docx
+++ b/downloads/workbook/ai-4-week-02.docx
@@ -25,35 +25,46 @@
         <w:pStyle w:val="Heading1"/>
       </w:pPr>
       <w:r>
-        <w:t>01. Recall and choose your starting point</w:t>
-      </w:r>
-    </w:p>
-    <w:p>
-      <w:r>
-        <w:t>Record your starting explanation for Features, Labels, Targets before opening notes. Show any later correction separately.</w:t>
-      </w:r>
-    </w:p>
-    <w:p>
-      <w:pPr>
-        <w:spacing w:line="336" w:lineRule="auto" w:after="180"/>
-      </w:pPr>
-      <w:r>
-        <w:rPr>
-          <w:b w:val="0"/>
-        </w:rPr>
-        <w:t xml:space="preserve">Try the recall before opening notes. Then use a different colour or a </w:t>
-      </w:r>
-      <w:r>
-        <w:rPr>
-          <w:b/>
-        </w:rPr>
-        <w:t>label</w:t>
-      </w:r>
-      <w:r>
-        <w:rPr>
-          <w:b w:val="0"/>
-        </w:rPr>
-        <w:t>led second line to correct your explanation.</w:t>
+        <w:t>One connected feature/target contract record.</w:t>
+      </w:r>
+    </w:p>
+    <w:p>
+      <w:r>
+        <w:t>Explain inputs, trace a target boundary, repair leakage and state a missing-snapshot policy.</w:t>
+      </w:r>
+    </w:p>
+    <w:p>
+      <w:r>
+        <w:t>Keep feature order, units, timestamp/provenance, target rule and new-record uncertainty together.</w:t>
+      </w:r>
+    </w:p>
+    <w:p>
+      <w:pPr>
+        <w:pStyle w:val="Heading1"/>
+      </w:pPr>
+      <w:r>
+        <w:t>01. Recall · Retrieve before notes</w:t>
+      </w:r>
+    </w:p>
+    <w:p>
+      <w:r>
+        <w:t>Keep this task’s complete inputs, stated rule and support record together.</w:t>
+      </w:r>
+    </w:p>
+    <w:p>
+      <w:pPr>
+        <w:pStyle w:val="Heading2"/>
+      </w:pPr>
+      <w:r>
+        <w:t>Task and evidence record</w:t>
+      </w:r>
+    </w:p>
+    <w:p>
+      <w:pPr>
+        <w:pStyle w:val="ListBullet"/>
+      </w:pPr>
+      <w:r>
+        <w:t>Try the recall before opening notes. Then use a different colour or a labelled second line to correct your explanation.</w:t>
       </w:r>
     </w:p>
     <w:p>
@@ -66,12 +77,9 @@
     </w:p>
     <w:p>
       <w:pPr>
-        <w:spacing w:line="336" w:lineRule="auto" w:after="180"/>
-      </w:pPr>
-      <w:r>
-        <w:rPr>
-          <w:b w:val="0"/>
-        </w:rPr>
+        <w:pStyle w:val="ListBullet"/>
+      </w:pPr>
+      <w:r>
         <w:t>Without opening the old lesson, explain one key idea from The ML Lifecycle. Give an example and a mistake that the idea helps you avoid.</w:t>
       </w:r>
     </w:p>
@@ -103,171 +111,52 @@
         <w:pStyle w:val="Heading1"/>
       </w:pPr>
       <w:r>
-        <w:t>02. Practise with fading help</w:t>
-      </w:r>
-    </w:p>
-    <w:p>
-      <w:r>
-        <w:t>Complete the supported Features, Labels, Targets trace and record the first step you can explain without help.</w:t>
-      </w:r>
-    </w:p>
-    <w:p>
-      <w:pPr>
-        <w:spacing w:line="336" w:lineRule="auto" w:after="180"/>
-      </w:pPr>
-      <w:r>
-        <w:rPr>
-          <w:b w:val="0"/>
-        </w:rPr>
-        <w:t xml:space="preserve">Use W2: Trace the </w:t>
-      </w:r>
-      <w:r>
-        <w:rPr>
-          <w:b/>
-        </w:rPr>
-        <w:t>feature contract</w:t>
-      </w:r>
-      <w:r>
-        <w:rPr>
-          <w:b w:val="0"/>
-        </w:rPr>
-        <w:t xml:space="preserve"> for </w:t>
-      </w:r>
-      <w:r>
-        <w:rPr>
-          <w:b/>
-        </w:rPr>
-        <w:t>Feature</w:t>
-      </w:r>
-      <w:r>
-        <w:rPr>
-          <w:b w:val="0"/>
-        </w:rPr>
-        <w:t xml:space="preserve">s </w:t>
-      </w:r>
-      <w:r>
-        <w:rPr>
-          <w:b/>
-        </w:rPr>
-        <w:t>label</w:t>
-      </w:r>
-      <w:r>
-        <w:rPr>
-          <w:b w:val="0"/>
-        </w:rPr>
-        <w:t xml:space="preserve">s and </w:t>
-      </w:r>
-      <w:r>
-        <w:rPr>
-          <w:b/>
-        </w:rPr>
-        <w:t>prediction time</w:t>
-      </w:r>
-      <w:r>
-        <w:rPr>
-          <w:b w:val="0"/>
-        </w:rPr>
-        <w:t>. Record the answer once; the lesson and workbook refer to the same attempt.</w:t>
-      </w:r>
-    </w:p>
-    <w:tbl>
-      <w:tblPr>
-        <w:tblStyle w:val="LightShading-Accent1"/>
-        <w:tblW w:type="auto" w:w="0"/>
-        <w:tblLook w:firstColumn="1" w:firstRow="1" w:lastColumn="0" w:lastRow="0" w:noHBand="0" w:noVBand="1" w:val="04A0"/>
-      </w:tblPr>
-      <w:tblGrid>
-        <w:gridCol w:w="2556"/>
-        <w:gridCol w:w="2556"/>
-        <w:gridCol w:w="2556"/>
-        <w:gridCol w:w="2556"/>
-      </w:tblGrid>
-      <w:tr>
-        <w:trPr>
-          <w:tblHeader/>
-        </w:trPr>
-        <w:tc>
-          <w:tcPr>
-            <w:tcW w:type="dxa" w:w="2556"/>
-          </w:tcPr>
-          <w:p>
-            <w:r>
-              <w:t>Given inputs</w:t>
-            </w:r>
-          </w:p>
-        </w:tc>
-        <w:tc>
-          <w:tcPr>
-            <w:tcW w:type="dxa" w:w="2556"/>
-          </w:tcPr>
-          <w:p>
-            <w:r>
-              <w:t>Procedure I chose</w:t>
-            </w:r>
-          </w:p>
-        </w:tc>
-        <w:tc>
-          <w:tcPr>
-            <w:tcW w:type="dxa" w:w="2556"/>
-          </w:tcPr>
-          <w:p>
-            <w:r>
-              <w:t>Middle steps</w:t>
-            </w:r>
-          </w:p>
-        </w:tc>
-        <w:tc>
-          <w:tcPr>
-            <w:tcW w:type="dxa" w:w="2556"/>
-          </w:tcPr>
-          <w:p>
-            <w:r>
-              <w:t>Result and check</w:t>
-            </w:r>
-          </w:p>
-        </w:tc>
-      </w:tr>
-      <w:tr>
-        <w:tc>
-          <w:tcPr>
-            <w:tcW w:type="dxa" w:w="2556"/>
-          </w:tcPr>
-          <w:p>
-            <w:r/>
-          </w:p>
-        </w:tc>
-        <w:tc>
-          <w:tcPr>
-            <w:tcW w:type="dxa" w:w="2556"/>
-          </w:tcPr>
-          <w:p>
-            <w:r/>
-          </w:p>
-        </w:tc>
-        <w:tc>
-          <w:tcPr>
-            <w:tcW w:type="dxa" w:w="2556"/>
-          </w:tcPr>
-          <w:p>
-            <w:r/>
-          </w:p>
-        </w:tc>
-        <w:tc>
-          <w:tcPr>
-            <w:tcW w:type="dxa" w:w="2556"/>
-          </w:tcPr>
-          <w:p>
-            <w:r/>
-          </w:p>
-        </w:tc>
-      </w:tr>
-    </w:tbl>
+        <w:t>12. W1 · Explain the mechanism</w:t>
+      </w:r>
+    </w:p>
+    <w:p>
+      <w:r>
+        <w:t>Keep this task’s complete inputs, stated rule and support record together.</w:t>
+      </w:r>
+    </w:p>
+    <w:p>
+      <w:pPr>
+        <w:pStyle w:val="Heading2"/>
+      </w:pPr>
+      <w:r>
+        <w:t>Task and evidence record</w:t>
+      </w:r>
+    </w:p>
+    <w:p>
+      <w:pPr>
+        <w:pStyle w:val="ListBullet"/>
+      </w:pPr>
+      <w:r>
+        <w:t>Library task at checkout: ordered features [pages,queue_at_checkout], positive integer pages and nonnegative queue; returned_late=1 iff completed days_to_return&gt;14, exactly 14→0. Worked past 120/2/days 18→[120,2], label 1; new 80/0→[80,0], label unknown. W2 96/4 at 14 days→[96,4],0; at 15 days same features, target 1. Exclude later return/due-derived fee and target; arbitrary loan_id metadata. Plant task uses today_light/today_soil_moisture, not later observed tomorrow/next-week fields.</w:t>
+      </w:r>
+    </w:p>
+    <w:p>
+      <w:pPr>
+        <w:pStyle w:val="ListBullet"/>
+      </w:pPr>
+      <w:r>
+        <w:t>Reference for this exercise: open this week’s student lesson, “Features, Labels, Targets”, at “See how it works” and “Follow a worked example”. Use the original worked values or code named in the question; the later pictorial case is a separate example. Keep this reference beside your workbook while practising.</w:t>
+      </w:r>
+    </w:p>
+    <w:p>
+      <w:pPr>
+        <w:pStyle w:val="ListBullet"/>
+      </w:pPr>
+      <w:r>
+        <w:t>For the worked loan table, identify the two candidate features, the target label and the tracking field. Explain why days_to_return is not a predictor.</w:t>
+      </w:r>
+    </w:p>
     <w:p>
       <w:pPr>
         <w:pStyle w:val="Heading3"/>
       </w:pPr>
       <w:r>
-        <w:t>The step I completed without help, and the hint I needed</w:t>
+        <w:t>My reasoning and evidence</w:t>
       </w:r>
     </w:p>
     <w:p>
@@ -286,86 +175,55 @@
       </w:r>
     </w:p>
     <w:p>
+      <w:r>
+        <w:t>________________________________________________________________</w:t>
+      </w:r>
+    </w:p>
+    <w:p>
+      <w:r>
+        <w:t>________________________________________________________________</w:t>
+      </w:r>
+    </w:p>
+    <w:p>
+      <w:r>
+        <w:t>________________________________________________________________</w:t>
+      </w:r>
+    </w:p>
+    <w:p>
       <w:pPr>
         <w:pStyle w:val="Heading1"/>
       </w:pPr>
       <w:r>
-        <w:t>03. Individual reasoning check</w:t>
-      </w:r>
-    </w:p>
-    <w:p>
-      <w:r>
-        <w:t>Check the proposed Features, Labels, Targets explanation against the supplied facts before discussing it.</w:t>
-      </w:r>
-    </w:p>
-    <w:p>
-      <w:pPr>
-        <w:spacing w:line="336" w:lineRule="auto" w:after="180"/>
-      </w:pPr>
-      <w:r>
-        <w:rPr>
-          <w:b w:val="0"/>
-        </w:rPr>
-        <w:t xml:space="preserve">Use the worked case for </w:t>
-      </w:r>
-      <w:r>
-        <w:rPr>
-          <w:b/>
-        </w:rPr>
-        <w:t>Feature</w:t>
-      </w:r>
-      <w:r>
-        <w:rPr>
-          <w:b w:val="0"/>
-        </w:rPr>
-        <w:t xml:space="preserve">s </w:t>
-      </w:r>
-      <w:r>
-        <w:rPr>
-          <w:b/>
-        </w:rPr>
-        <w:t>label</w:t>
-      </w:r>
-      <w:r>
-        <w:rPr>
-          <w:b w:val="0"/>
-        </w:rPr>
-        <w:t xml:space="preserve">s and </w:t>
-      </w:r>
-      <w:r>
-        <w:rPr>
-          <w:b/>
-        </w:rPr>
-        <w:t>prediction time</w:t>
-      </w:r>
-      <w:r>
-        <w:rPr>
-          <w:b w:val="0"/>
-        </w:rPr>
-        <w:t xml:space="preserve">. Proposed explanation: “Every stored column is a </w:t>
-      </w:r>
-      <w:r>
-        <w:rPr>
-          <w:b/>
-        </w:rPr>
-        <w:t>feature</w:t>
-      </w:r>
-      <w:r>
-        <w:rPr>
-          <w:b w:val="0"/>
-        </w:rPr>
-        <w:t>”. Decide whether this explanation is supported.</w:t>
-      </w:r>
-    </w:p>
-    <w:p>
-      <w:pPr>
-        <w:spacing w:line="336" w:lineRule="auto" w:after="180"/>
-      </w:pPr>
-      <w:r>
-        <w:rPr>
-          <w:b w:val="0"/>
-        </w:rPr>
-        <w:t>Point to the step or supplied fact that decides; explain your repair if needed.</w:t>
+        <w:t>13. W2 · Trace the current experiment</w:t>
+      </w:r>
+    </w:p>
+    <w:p>
+      <w:r>
+        <w:t>Keep this task’s complete inputs, stated rule and support record together.</w:t>
+      </w:r>
+    </w:p>
+    <w:p>
+      <w:pPr>
+        <w:pStyle w:val="Heading2"/>
+      </w:pPr>
+      <w:r>
+        <w:t>Task and evidence record</w:t>
+      </w:r>
+    </w:p>
+    <w:p>
+      <w:pPr>
+        <w:pStyle w:val="ListBullet"/>
+      </w:pPr>
+      <w:r>
+        <w:t>Library task at checkout: ordered features [pages,queue_at_checkout], positive integer pages and nonnegative queue; returned_late=1 iff completed days_to_return&gt;14, exactly 14→0. Worked past 120/2/days 18→[120,2], label 1; new 80/0→[80,0], label unknown. W2 96/4 at 14 days→[96,4],0; at 15 days same features, target 1. Exclude later return/due-derived fee and target; arbitrary loan_id metadata. Plant task uses today_light/today_soil_moisture, not later observed tomorrow/next-week fields.</w:t>
+      </w:r>
+    </w:p>
+    <w:p>
+      <w:pPr>
+        <w:pStyle w:val="ListBullet"/>
+      </w:pPr>
+      <w:r>
+        <w:t>A completed loan has pages 96, queue_at_checkout 4 and days_to_return 14. Give the ordered feature list and target. Then state what changes if it took 15 days instead.</w:t>
       </w:r>
     </w:p>
     <w:p>
@@ -373,7 +231,7 @@
         <w:pStyle w:val="Heading3"/>
       </w:pPr>
       <w:r>
-        <w:t>My explanation before partner discussion</w:t>
+        <w:t>My reasoning and evidence</w:t>
       </w:r>
     </w:p>
     <w:p>
@@ -397,16 +255,50 @@
       </w:r>
     </w:p>
     <w:p>
+      <w:r>
+        <w:t>________________________________________________________________</w:t>
+      </w:r>
+    </w:p>
+    <w:p>
+      <w:r>
+        <w:t>________________________________________________________________</w:t>
+      </w:r>
+    </w:p>
+    <w:p>
       <w:pPr>
         <w:pStyle w:val="Heading1"/>
       </w:pPr>
       <w:r>
-        <w:t>04. Independent transfer case</w:t>
-      </w:r>
-    </w:p>
-    <w:p>
-      <w:r>
-        <w:t>Write one first attempt at the reserved independent case before feedback. Repeated copies of that case refer to the same recorded attempt.</w:t>
+        <w:t>14. W3 · Repair the reasoning</w:t>
+      </w:r>
+    </w:p>
+    <w:p>
+      <w:r>
+        <w:t>Keep this task’s complete inputs, stated rule and support record together.</w:t>
+      </w:r>
+    </w:p>
+    <w:p>
+      <w:pPr>
+        <w:pStyle w:val="Heading2"/>
+      </w:pPr>
+      <w:r>
+        <w:t>Task and evidence record</w:t>
+      </w:r>
+    </w:p>
+    <w:p>
+      <w:pPr>
+        <w:pStyle w:val="ListBullet"/>
+      </w:pPr>
+      <w:r>
+        <w:t>Library task at checkout: ordered features [pages,queue_at_checkout], positive integer pages and nonnegative queue; returned_late=1 iff completed days_to_return&gt;14, exactly 14→0. Worked past 120/2/days 18→[120,2], label 1; new 80/0→[80,0], label unknown. W2 96/4 at 14 days→[96,4],0; at 15 days same features, target 1. Exclude later return/due-derived fee and target; arbitrary loan_id metadata. Plant task uses today_light/today_soil_moisture, not later observed tomorrow/next-week fields.</w:t>
+      </w:r>
+    </w:p>
+    <w:p>
+      <w:pPr>
+        <w:pStyle w:val="ListBullet"/>
+      </w:pPr>
+      <w:r>
+        <w:t>A model has every test prediction correct after using pages and days_to_return. A learner says a separate test set makes this valid. Explain the flaw and repair the inputs.</w:t>
       </w:r>
     </w:p>
     <w:p>
@@ -414,100 +306,157 @@
         <w:pStyle w:val="Heading3"/>
       </w:pPr>
       <w:r>
+        <w:t>My reasoning and evidence</w:t>
+      </w:r>
+    </w:p>
+    <w:p>
+      <w:r>
+        <w:t>________________________________________________________________</w:t>
+      </w:r>
+    </w:p>
+    <w:p>
+      <w:r>
+        <w:t>________________________________________________________________</w:t>
+      </w:r>
+    </w:p>
+    <w:p>
+      <w:r>
+        <w:t>________________________________________________________________</w:t>
+      </w:r>
+    </w:p>
+    <w:p>
+      <w:r>
+        <w:t>________________________________________________________________</w:t>
+      </w:r>
+    </w:p>
+    <w:p>
+      <w:r>
+        <w:t>________________________________________________________________</w:t>
+      </w:r>
+    </w:p>
+    <w:p>
+      <w:r>
+        <w:t>________________________________________________________________</w:t>
+      </w:r>
+    </w:p>
+    <w:p>
+      <w:pPr>
+        <w:pStyle w:val="Heading1"/>
+      </w:pPr>
+      <w:r>
+        <w:t>16. W5 · Plan the next check</w:t>
+      </w:r>
+    </w:p>
+    <w:p>
+      <w:r>
+        <w:t>Keep this task’s complete inputs, stated rule and support record together.</w:t>
+      </w:r>
+    </w:p>
+    <w:p>
+      <w:pPr>
+        <w:pStyle w:val="Heading2"/>
+      </w:pPr>
+      <w:r>
+        <w:t>Task and evidence record</w:t>
+      </w:r>
+    </w:p>
+    <w:p>
+      <w:pPr>
+        <w:pStyle w:val="ListBullet"/>
+      </w:pPr>
+      <w:r>
+        <w:t>Library task at checkout: ordered features [pages,queue_at_checkout], positive integer pages and nonnegative queue; returned_late=1 iff completed days_to_return&gt;14, exactly 14→0. Worked past 120/2/days 18→[120,2], label 1; new 80/0→[80,0], label unknown. W2 96/4 at 14 days→[96,4],0; at 15 days same features, target 1. Exclude later return/due-derived fee and target; arbitrary loan_id metadata. Plant task uses today_light/today_soil_moisture, not later observed tomorrow/next-week fields.</w:t>
+      </w:r>
+    </w:p>
+    <w:p>
+      <w:pPr>
+        <w:pStyle w:val="ListBullet"/>
+      </w:pPr>
+      <w:r>
+        <w:t>For the robot task, a dataset stores queue_now at export time but has no saved queue_at_dispatch. Can you rename that field to make it usable? State a defensible next step.</w:t>
+      </w:r>
+    </w:p>
+    <w:p>
+      <w:pPr>
+        <w:pStyle w:val="Heading3"/>
+      </w:pPr>
+      <w:r>
+        <w:t>My reasoning and evidence</w:t>
+      </w:r>
+    </w:p>
+    <w:p>
+      <w:r>
+        <w:t>________________________________________________________________</w:t>
+      </w:r>
+    </w:p>
+    <w:p>
+      <w:r>
+        <w:t>________________________________________________________________</w:t>
+      </w:r>
+    </w:p>
+    <w:p>
+      <w:r>
+        <w:t>________________________________________________________________</w:t>
+      </w:r>
+    </w:p>
+    <w:p>
+      <w:r>
+        <w:t>________________________________________________________________</w:t>
+      </w:r>
+    </w:p>
+    <w:p>
+      <w:r>
+        <w:t>________________________________________________________________</w:t>
+      </w:r>
+    </w:p>
+    <w:p>
+      <w:r>
+        <w:t>________________________________________________________________</w:t>
+      </w:r>
+    </w:p>
+    <w:p>
+      <w:pPr>
+        <w:pStyle w:val="Heading1"/>
+      </w:pPr>
+      <w:r>
+        <w:t>04. Try alone · Selected experiment task</w:t>
+      </w:r>
+    </w:p>
+    <w:p>
+      <w:r>
+        <w:t>Keep this task’s complete inputs, stated rule and support record together.</w:t>
+      </w:r>
+    </w:p>
+    <w:p>
+      <w:pPr>
+        <w:pStyle w:val="Heading2"/>
+      </w:pPr>
+      <w:r>
+        <w:t>Task and evidence record</w:t>
+      </w:r>
+    </w:p>
+    <w:p>
+      <w:pPr>
+        <w:pStyle w:val="ListBullet"/>
+      </w:pPr>
+      <w:r>
+        <w:t>Use the dispatch-time task’s own field names, order and strict more-than boundary. Keep observed completed-trip labels separate from a new trip’s unknown outcome. No future arrival measurement exists for the new trip, and no model prediction is supplied.</w:t>
+      </w:r>
+    </w:p>
+    <w:p>
+      <w:pPr>
+        <w:pStyle w:val="Heading3"/>
+      </w:pPr>
+      <w:r>
         <w:t>Independent case: Audit a new task independently</w:t>
       </w:r>
     </w:p>
     <w:p>
       <w:pPr>
-        <w:spacing w:line="336" w:lineRule="auto" w:after="180"/>
-      </w:pPr>
-      <w:r>
-        <w:rPr>
-          <w:b w:val="0"/>
-        </w:rPr>
-        <w:t>A fictional robot predicts at dispatch whether a parcel trip will take more than 10 minutes.</w:t>
-      </w:r>
-    </w:p>
-    <w:p>
-      <w:pPr>
-        <w:spacing w:line="336" w:lineRule="auto" w:after="180"/>
-      </w:pPr>
-      <w:r>
-        <w:rPr>
-          <w:b w:val="0"/>
-        </w:rPr>
-        <w:t xml:space="preserve">Fields are route_steps and queue_at_dispatch captured at dispatch, trip_id for tracking, arrival_minutes measured after arrival, and slow = 1 when arrival_minutes &gt; 10. Specify </w:t>
-      </w:r>
-      <w:r>
-        <w:rPr>
-          <w:b/>
-        </w:rPr>
-        <w:t>input</w:t>
-      </w:r>
-      <w:r>
-        <w:rPr>
-          <w:b w:val="0"/>
-        </w:rPr>
-        <w:t xml:space="preserve">s, order, </w:t>
-      </w:r>
-      <w:r>
-        <w:rPr>
-          <w:b/>
-        </w:rPr>
-        <w:t>target</w:t>
-      </w:r>
-      <w:r>
-        <w:rPr>
-          <w:b w:val="0"/>
-        </w:rPr>
-        <w:t xml:space="preserve"> and exclusions.</w:t>
-      </w:r>
-    </w:p>
-    <w:p>
-      <w:pPr>
-        <w:spacing w:line="336" w:lineRule="auto" w:after="180"/>
-      </w:pPr>
-      <w:r>
-        <w:rPr>
-          <w:b w:val="0"/>
-        </w:rPr>
-        <w:t xml:space="preserve">For a past trip with steps 30, queue 2, arrival 10, give </w:t>
-      </w:r>
-      <w:r>
-        <w:rPr>
-          <w:b/>
-        </w:rPr>
-        <w:t>feature</w:t>
-      </w:r>
-      <w:r>
-        <w:rPr>
-          <w:b w:val="0"/>
-        </w:rPr>
-        <w:t xml:space="preserve">s and </w:t>
-      </w:r>
-      <w:r>
-        <w:rPr>
-          <w:b/>
-        </w:rPr>
-        <w:t>label</w:t>
-      </w:r>
-      <w:r>
-        <w:rPr>
-          <w:b w:val="0"/>
-        </w:rPr>
-        <w:t xml:space="preserve">. For a new trip with steps 24 and queue 0, give </w:t>
-      </w:r>
-      <w:r>
-        <w:rPr>
-          <w:b/>
-        </w:rPr>
-        <w:t>feature</w:t>
-      </w:r>
-      <w:r>
-        <w:rPr>
-          <w:b w:val="0"/>
-        </w:rPr>
-        <w:t>s and explain whether slow is known.</w:t>
+        <w:pStyle w:val="ListBullet"/>
+      </w:pPr>
+      <w:r>
+        <w:t>A fictional robot predicts at dispatch whether a parcel trip will take more than 10 minutes. Fields are route_steps and queue_at_dispatch captured at dispatch, trip_id for tracking, arrival_minutes measured after arrival, and slow = 1 when arrival_minutes &gt; 10. Specify inputs, order, target and exclusions. For a past trip with steps 30, queue 2, arrival 10, give features and label. For a new trip with steps 24 and queue 0, give features and explain whether slow is known.</w:t>
       </w:r>
     </w:p>
     <w:p>
@@ -555,12 +504,9 @@
     </w:p>
     <w:p>
       <w:pPr>
-        <w:spacing w:line="336" w:lineRule="auto" w:after="180"/>
-      </w:pPr>
-      <w:r>
-        <w:rPr>
-          <w:b w:val="0"/>
-        </w:rPr>
+        <w:pStyle w:val="ListBullet"/>
+      </w:pPr>
+      <w:r>
         <w:t>Attempt this case before feedback. Record any help. Earlier examples below are further practice; a case already practised with feedback cannot establish fresh transfer.</w:t>
       </w:r>
     </w:p>
@@ -569,35 +515,69 @@
         <w:pStyle w:val="Heading1"/>
       </w:pPr>
       <w:r>
-        <w:t>05. Your learning target</w:t>
-      </w:r>
-    </w:p>
-    <w:p>
-      <w:r>
-        <w:t>Connect the Features, Labels, Targets target to a trace and a justified conclusion.</w:t>
-      </w:r>
-    </w:p>
-    <w:p>
-      <w:pPr>
-        <w:spacing w:line="336" w:lineRule="auto" w:after="180"/>
-      </w:pPr>
-      <w:r>
-        <w:rPr>
-          <w:b w:val="0"/>
-        </w:rPr>
-        <w:t xml:space="preserve">A table has leaf length, edge type and verified species. A model predicts species using all three columns. Identify leakage and a legitimate </w:t>
-      </w:r>
-      <w:r>
-        <w:rPr>
-          <w:b/>
-        </w:rPr>
-        <w:t>input</w:t>
-      </w:r>
-      <w:r>
-        <w:rPr>
-          <w:b w:val="0"/>
-        </w:rPr>
-        <w:t xml:space="preserve"> set.</w:t>
+        <w:t>09. Project · Keep the experiment evidence</w:t>
+      </w:r>
+    </w:p>
+    <w:p>
+      <w:r>
+        <w:t>Keep this task’s complete inputs, stated rule and support record together.</w:t>
+      </w:r>
+    </w:p>
+    <w:p>
+      <w:pPr>
+        <w:pStyle w:val="Heading2"/>
+      </w:pPr>
+      <w:r>
+        <w:t>Task and evidence record</w:t>
+      </w:r>
+    </w:p>
+    <w:p>
+      <w:pPr>
+        <w:pStyle w:val="ListBullet"/>
+      </w:pPr>
+      <w:r>
+        <w:t>Define the Plant Classifier target and a first feature list; record units, allowed values, collection method, and availability time.</w:t>
+      </w:r>
+    </w:p>
+    <w:p>
+      <w:pPr>
+        <w:pStyle w:val="ListBullet"/>
+      </w:pPr>
+      <w:r>
+        <w:t>The project change and evidence I will keep</w:t>
+      </w:r>
+    </w:p>
+    <w:p>
+      <w:pPr>
+        <w:pStyle w:val="Heading3"/>
+      </w:pPr>
+      <w:r>
+        <w:t>Write or draw your reasoning and evidence.</w:t>
+      </w:r>
+    </w:p>
+    <w:p>
+      <w:r>
+        <w:t>________________________________________________________________</w:t>
+      </w:r>
+    </w:p>
+    <w:p>
+      <w:r>
+        <w:t>________________________________________________________________</w:t>
+      </w:r>
+    </w:p>
+    <w:p>
+      <w:r>
+        <w:t>________________________________________________________________</w:t>
+      </w:r>
+    </w:p>
+    <w:p>
+      <w:r>
+        <w:t>________________________________________________________________</w:t>
+      </w:r>
+    </w:p>
+    <w:p>
+      <w:r>
+        <w:t>________________________________________________________________</w:t>
       </w:r>
     </w:p>
     <w:p>
@@ -605,1170 +585,20 @@
         <w:pStyle w:val="Heading1"/>
       </w:pPr>
       <w:r>
-        <w:t>06. Solve the given case</w:t>
-      </w:r>
-    </w:p>
-    <w:p>
-      <w:r>
-        <w:t>Solve the supplied Features, Labels, Targets case and show the deciding evidence.</w:t>
-      </w:r>
-    </w:p>
-    <w:p>
-      <w:pPr>
-        <w:spacing w:line="336" w:lineRule="auto" w:after="180"/>
-      </w:pPr>
-      <w:r>
-        <w:rPr>
-          <w:b w:val="0"/>
-        </w:rPr>
-        <w:t xml:space="preserve">Rows contain leaf length, edge type and healthy/spotted </w:t>
-      </w:r>
-      <w:r>
-        <w:rPr>
-          <w:b/>
-        </w:rPr>
-        <w:t>label</w:t>
-      </w:r>
-      <w:r>
-        <w:rPr>
-          <w:b w:val="0"/>
-        </w:rPr>
-        <w:t>.</w:t>
-      </w:r>
-    </w:p>
-    <w:p>
-      <w:pPr>
-        <w:spacing w:line="336" w:lineRule="auto" w:after="180"/>
-      </w:pPr>
-      <w:r>
-        <w:rPr>
-          <w:b w:val="0"/>
-        </w:rPr>
-        <w:t xml:space="preserve">Identify </w:t>
-      </w:r>
-      <w:r>
-        <w:rPr>
-          <w:b/>
-        </w:rPr>
-        <w:t>feature</w:t>
-      </w:r>
-      <w:r>
-        <w:rPr>
-          <w:b w:val="0"/>
-        </w:rPr>
-        <w:t xml:space="preserve">s, </w:t>
-      </w:r>
-      <w:r>
-        <w:rPr>
-          <w:b/>
-        </w:rPr>
-        <w:t>target</w:t>
-      </w:r>
-      <w:r>
-        <w:rPr>
-          <w:b w:val="0"/>
-        </w:rPr>
-        <w:t xml:space="preserve"> and </w:t>
-      </w:r>
-      <w:r>
-        <w:rPr>
-          <w:b/>
-        </w:rPr>
-        <w:t>prediction</w:t>
-      </w:r>
-      <w:r>
-        <w:rPr>
-          <w:b w:val="0"/>
-        </w:rPr>
-        <w:t xml:space="preserve">-time </w:t>
-      </w:r>
-      <w:r>
-        <w:rPr>
-          <w:b/>
-        </w:rPr>
-        <w:t>input</w:t>
-      </w:r>
-      <w:r>
-        <w:rPr>
-          <w:b w:val="0"/>
-        </w:rPr>
-        <w:t>s.</w:t>
-      </w:r>
-    </w:p>
-    <w:p>
-      <w:pPr>
-        <w:spacing w:line="336" w:lineRule="auto" w:after="180"/>
-      </w:pPr>
-      <w:r>
-        <w:rPr>
-          <w:b w:val="0"/>
-        </w:rPr>
-        <w:t xml:space="preserve">Show your trace, calculation or </w:t>
-      </w:r>
-      <w:r>
-        <w:rPr>
-          <w:b/>
-        </w:rPr>
-        <w:t>evidence</w:t>
-      </w:r>
-    </w:p>
-    <w:p>
-      <w:pPr>
-        <w:pStyle w:val="Heading3"/>
-      </w:pPr>
-      <w:r>
-        <w:t>Write or draw your reasoning and evidence.</w:t>
-      </w:r>
-    </w:p>
-    <w:p>
-      <w:r>
-        <w:t>________________________________________________________________</w:t>
-      </w:r>
-    </w:p>
-    <w:p>
-      <w:r>
-        <w:t>________________________________________________________________</w:t>
-      </w:r>
-    </w:p>
-    <w:p>
-      <w:r>
-        <w:t>________________________________________________________________</w:t>
-      </w:r>
-    </w:p>
-    <w:p>
-      <w:r>
-        <w:t>________________________________________________________________</w:t>
-      </w:r>
-    </w:p>
-    <w:p>
-      <w:r>
-        <w:t>________________________________________________________________</w:t>
-      </w:r>
-    </w:p>
-    <w:p>
-      <w:pPr>
-        <w:pStyle w:val="Heading1"/>
-      </w:pPr>
-      <w:r>
-        <w:t>07. Check a changed case</w:t>
-      </w:r>
-    </w:p>
-    <w:p>
-      <w:r>
-        <w:t>Apply the procedure to the changed case and record why the conclusion follows.</w:t>
-      </w:r>
-    </w:p>
-    <w:p>
-      <w:pPr>
-        <w:spacing w:line="336" w:lineRule="auto" w:after="180"/>
-      </w:pPr>
-      <w:r>
-        <w:rPr>
-          <w:b w:val="0"/>
-        </w:rPr>
-        <w:t xml:space="preserve">A row contains leaf_length_cm=8, leaf_width_cm=3 and species=fern. For predicting species, identify two </w:t>
-      </w:r>
-      <w:r>
-        <w:rPr>
-          <w:b/>
-        </w:rPr>
-        <w:t>feature</w:t>
-      </w:r>
-      <w:r>
-        <w:rPr>
-          <w:b w:val="0"/>
-        </w:rPr>
-        <w:t xml:space="preserve">s and the </w:t>
-      </w:r>
-      <w:r>
-        <w:rPr>
-          <w:b/>
-        </w:rPr>
-        <w:t>target</w:t>
-      </w:r>
-      <w:r>
-        <w:rPr>
-          <w:b w:val="0"/>
-        </w:rPr>
-        <w:t>.</w:t>
-      </w:r>
-    </w:p>
-    <w:p>
-      <w:pPr>
-        <w:spacing w:line="336" w:lineRule="auto" w:after="180"/>
-      </w:pPr>
-      <w:r>
-        <w:rPr>
-          <w:b w:val="0"/>
-        </w:rPr>
-        <w:t>My independent answer and reason</w:t>
-      </w:r>
-    </w:p>
-    <w:p>
-      <w:pPr>
-        <w:pStyle w:val="Heading3"/>
-      </w:pPr>
-      <w:r>
-        <w:t>Write or draw your reasoning and evidence.</w:t>
-      </w:r>
-    </w:p>
-    <w:p>
-      <w:r>
-        <w:t>________________________________________________________________</w:t>
-      </w:r>
-    </w:p>
-    <w:p>
-      <w:r>
-        <w:t>________________________________________________________________</w:t>
-      </w:r>
-    </w:p>
-    <w:p>
-      <w:r>
-        <w:t>________________________________________________________________</w:t>
-      </w:r>
-    </w:p>
-    <w:p>
-      <w:r>
-        <w:t>________________________________________________________________</w:t>
-      </w:r>
-    </w:p>
-    <w:p>
-      <w:r>
-        <w:t>________________________________________________________________</w:t>
-      </w:r>
-    </w:p>
-    <w:p>
-      <w:pPr>
-        <w:pStyle w:val="Heading3"/>
-      </w:pPr>
-      <w:r>
-        <w:t>Week 2 Test and reflect</w:t>
-      </w:r>
-    </w:p>
-    <w:p>
-      <w:pPr>
-        <w:pStyle w:val="Heading1"/>
-      </w:pPr>
-      <w:r>
-        <w:t>08. Design a revealing test</w:t>
-      </w:r>
-    </w:p>
-    <w:p>
-      <w:r>
-        <w:t>Specify a changed input, expected result and observation separately.</w:t>
-      </w:r>
-    </w:p>
-    <w:p>
-      <w:pPr>
-        <w:spacing w:line="336" w:lineRule="auto" w:after="180"/>
-      </w:pPr>
-      <w:r>
-        <w:rPr>
-          <w:b w:val="0"/>
-        </w:rPr>
-        <w:t xml:space="preserve">Create a changed </w:t>
-      </w:r>
-      <w:r>
-        <w:rPr>
-          <w:b/>
-        </w:rPr>
-        <w:t>input</w:t>
-      </w:r>
-      <w:r>
-        <w:rPr>
-          <w:b w:val="0"/>
-        </w:rPr>
-        <w:t>, boundary case or missing-information case. Write the expected answer or safe response before testing.</w:t>
-      </w:r>
-    </w:p>
-    <w:tbl>
-      <w:tblPr>
-        <w:tblStyle w:val="LightShading-Accent1"/>
-        <w:tblW w:type="auto" w:w="0"/>
-        <w:tblLook w:firstColumn="1" w:firstRow="1" w:lastColumn="0" w:lastRow="0" w:noHBand="0" w:noVBand="1" w:val="04A0"/>
-      </w:tblPr>
-      <w:tblGrid>
-        <w:gridCol w:w="5112"/>
-        <w:gridCol w:w="5112"/>
-      </w:tblGrid>
-      <w:tr>
-        <w:trPr>
-          <w:tblHeader/>
-        </w:trPr>
-        <w:tc>
-          <w:tcPr>
-            <w:tcW w:type="dxa" w:w="5112"/>
-          </w:tcPr>
-          <w:p>
-            <w:r>
-              <w:t>Test record</w:t>
-            </w:r>
-          </w:p>
-        </w:tc>
-        <w:tc>
-          <w:tcPr>
-            <w:tcW w:type="dxa" w:w="5112"/>
-          </w:tcPr>
-          <w:p>
-            <w:r>
-              <w:t>My evidence</w:t>
-            </w:r>
-          </w:p>
-        </w:tc>
-      </w:tr>
-      <w:tr>
-        <w:tc>
-          <w:tcPr>
-            <w:tcW w:type="dxa" w:w="5112"/>
-          </w:tcPr>
-          <w:p>
-            <w:r>
-              <w:t>Changed input or condition</w:t>
-            </w:r>
-          </w:p>
-        </w:tc>
-        <w:tc>
-          <w:tcPr>
-            <w:tcW w:type="dxa" w:w="5112"/>
-          </w:tcPr>
-          <w:p>
-            <w:r/>
-          </w:p>
-        </w:tc>
-      </w:tr>
-      <w:tr>
-        <w:tc>
-          <w:tcPr>
-            <w:tcW w:type="dxa" w:w="5112"/>
-          </w:tcPr>
-          <w:p>
-            <w:r>
-              <w:t>Expected answer or fallback</w:t>
-            </w:r>
-          </w:p>
-        </w:tc>
-        <w:tc>
-          <w:tcPr>
-            <w:tcW w:type="dxa" w:w="5112"/>
-          </w:tcPr>
-          <w:p>
-            <w:r/>
-          </w:p>
-        </w:tc>
-      </w:tr>
-      <w:tr>
-        <w:tc>
-          <w:tcPr>
-            <w:tcW w:type="dxa" w:w="5112"/>
-          </w:tcPr>
-          <w:p>
-            <w:r>
-              <w:t>Observed result</w:t>
-            </w:r>
-          </w:p>
-        </w:tc>
-        <w:tc>
-          <w:tcPr>
-            <w:tcW w:type="dxa" w:w="5112"/>
-          </w:tcPr>
-          <w:p>
-            <w:r/>
-          </w:p>
-        </w:tc>
-      </w:tr>
-      <w:tr>
-        <w:tc>
-          <w:tcPr>
-            <w:tcW w:type="dxa" w:w="5112"/>
-          </w:tcPr>
-          <w:p>
-            <w:r>
-              <w:t>Why the result occurred</w:t>
-            </w:r>
-          </w:p>
-        </w:tc>
-        <w:tc>
-          <w:tcPr>
-            <w:tcW w:type="dxa" w:w="5112"/>
-          </w:tcPr>
-          <w:p>
-            <w:r/>
-          </w:p>
-        </w:tc>
-      </w:tr>
-    </w:tbl>
-    <w:p>
-      <w:pPr>
-        <w:pStyle w:val="Heading1"/>
-      </w:pPr>
-      <w:r>
-        <w:t>09. Project checkpoint</w:t>
-      </w:r>
-    </w:p>
-    <w:p>
-      <w:r>
-        <w:t>Justify what Features, Labels, Targets adds to Responsible Plant Classifier and keep the evidence.</w:t>
-      </w:r>
-    </w:p>
-    <w:p>
-      <w:pPr>
-        <w:spacing w:line="336" w:lineRule="auto" w:after="180"/>
-      </w:pPr>
-      <w:r>
-        <w:rPr>
-          <w:b w:val="0"/>
-        </w:rPr>
-        <w:t xml:space="preserve">Define the Plant Classifier </w:t>
-      </w:r>
-      <w:r>
-        <w:rPr>
-          <w:b/>
-        </w:rPr>
-        <w:t>target</w:t>
-      </w:r>
-      <w:r>
-        <w:rPr>
-          <w:b w:val="0"/>
-        </w:rPr>
-        <w:t xml:space="preserve"> and a first </w:t>
-      </w:r>
-      <w:r>
-        <w:rPr>
-          <w:b/>
-        </w:rPr>
-        <w:t>feature</w:t>
-      </w:r>
-      <w:r>
-        <w:rPr>
-          <w:b w:val="0"/>
-        </w:rPr>
-        <w:t xml:space="preserve"> list; record units, allowed values, collection method, and availability time.</w:t>
-      </w:r>
-    </w:p>
-    <w:p>
-      <w:pPr>
-        <w:spacing w:line="336" w:lineRule="auto" w:after="180"/>
-      </w:pPr>
-      <w:r>
-        <w:rPr>
-          <w:b w:val="0"/>
-        </w:rPr>
-        <w:t xml:space="preserve">The project change and </w:t>
-      </w:r>
-      <w:r>
-        <w:rPr>
-          <w:b/>
-        </w:rPr>
-        <w:t>evidence</w:t>
-      </w:r>
-      <w:r>
-        <w:rPr>
-          <w:b w:val="0"/>
-        </w:rPr>
-        <w:t xml:space="preserve"> I will keep</w:t>
-      </w:r>
-    </w:p>
-    <w:p>
-      <w:pPr>
-        <w:pStyle w:val="Heading3"/>
-      </w:pPr>
-      <w:r>
-        <w:t>Write or draw your reasoning and evidence.</w:t>
-      </w:r>
-    </w:p>
-    <w:p>
-      <w:r>
-        <w:t>________________________________________________________________</w:t>
-      </w:r>
-    </w:p>
-    <w:p>
-      <w:r>
-        <w:t>________________________________________________________________</w:t>
-      </w:r>
-    </w:p>
-    <w:p>
-      <w:r>
-        <w:t>________________________________________________________________</w:t>
-      </w:r>
-    </w:p>
-    <w:p>
-      <w:r>
-        <w:t>________________________________________________________________</w:t>
-      </w:r>
-    </w:p>
-    <w:p>
-      <w:r>
-        <w:t>________________________________________________________________</w:t>
-      </w:r>
-    </w:p>
-    <w:p>
-      <w:pPr>
-        <w:pStyle w:val="Heading1"/>
-      </w:pPr>
-      <w:r>
-        <w:t>10. Self check</w:t>
-      </w:r>
-    </w:p>
-    <w:p>
-      <w:r>
-        <w:t>Judge explanation, evidence, transfer and limits separately; attach the work behind your judgement.</w:t>
-      </w:r>
-    </w:p>
-    <w:p>
-      <w:pPr>
-        <w:pStyle w:val="ListBullet"/>
-      </w:pPr>
-      <w:r>
-        <w:t>I can explain the mechanism.</w:t>
-      </w:r>
-    </w:p>
-    <w:p>
-      <w:pPr>
-        <w:pStyle w:val="ListBullet"/>
-      </w:pPr>
-      <w:r>
-        <w:t>I can show evidence.</w:t>
-      </w:r>
-    </w:p>
-    <w:p>
-      <w:pPr>
-        <w:pStyle w:val="ListBullet"/>
-      </w:pPr>
-      <w:r>
-        <w:t>I can handle a changed case.</w:t>
-      </w:r>
-    </w:p>
-    <w:p>
-      <w:pPr>
-        <w:pStyle w:val="ListBullet"/>
-      </w:pPr>
-      <w:r>
-        <w:t>I can name a limit.</w:t>
-      </w:r>
-    </w:p>
-    <w:p>
-      <w:r>
-        <w:t>Mark each as not yet, with help or independently, and attach supporting work.</w:t>
-      </w:r>
-    </w:p>
-    <w:p>
-      <w:pPr>
-        <w:spacing w:line="336" w:lineRule="auto" w:after="180"/>
-      </w:pPr>
-      <w:r>
-        <w:rPr>
-          <w:b w:val="0"/>
-        </w:rPr>
-        <w:t>Teacher review ____________________  Next step ____________________</w:t>
-      </w:r>
-    </w:p>
-    <w:p>
-      <w:pPr>
-        <w:pStyle w:val="Heading1"/>
-      </w:pPr>
-      <w:r>
-        <w:t>11. Transfer practice from the original programme</w:t>
-      </w:r>
-    </w:p>
-    <w:p>
-      <w:r>
-        <w:t>Use this earlier case as transfer practice. A case already discussed with feedback is not fresh assessment evidence.</w:t>
-      </w:r>
-    </w:p>
-    <w:p>
-      <w:pPr>
-        <w:spacing w:line="336" w:lineRule="auto" w:after="180"/>
-      </w:pPr>
-      <w:r>
-        <w:rPr>
-          <w:b w:val="0"/>
-        </w:rPr>
-        <w:t xml:space="preserve">A table has leaf length, edge type and verified species. A model predicts species using all three columns. Identify leakage and a legitimate </w:t>
-      </w:r>
-      <w:r>
-        <w:rPr>
-          <w:b/>
-        </w:rPr>
-        <w:t>input</w:t>
-      </w:r>
-      <w:r>
-        <w:rPr>
-          <w:b w:val="0"/>
-        </w:rPr>
-        <w:t xml:space="preserve"> set.</w:t>
-      </w:r>
-    </w:p>
-    <w:p>
-      <w:pPr>
-        <w:pStyle w:val="Heading3"/>
-      </w:pPr>
-      <w:r>
-        <w:t>My independently reasoned answer</w:t>
-      </w:r>
-    </w:p>
-    <w:p>
-      <w:r>
-        <w:t>________________________________________________________________</w:t>
-      </w:r>
-    </w:p>
-    <w:p>
-      <w:r>
-        <w:t>________________________________________________________________</w:t>
-      </w:r>
-    </w:p>
-    <w:p>
-      <w:r>
-        <w:t>________________________________________________________________</w:t>
-      </w:r>
-    </w:p>
-    <w:p>
-      <w:r>
-        <w:t>________________________________________________________________</w:t>
-      </w:r>
-    </w:p>
-    <w:p>
-      <w:r>
-        <w:t>________________________________________________________________</w:t>
-      </w:r>
-    </w:p>
-    <w:p>
-      <w:r>
-        <w:t>________________________________________________________________</w:t>
-      </w:r>
-    </w:p>
-    <w:p>
-      <w:r>
-        <w:t>________________________________________________________________</w:t>
-      </w:r>
-    </w:p>
-    <w:p>
-      <w:pPr>
-        <w:spacing w:line="336" w:lineRule="auto" w:after="180"/>
-      </w:pPr>
-      <w:r>
-        <w:rPr>
-          <w:b w:val="0"/>
-        </w:rPr>
-        <w:t>Record support used: none, hint or teacher explanation.</w:t>
-      </w:r>
-    </w:p>
-    <w:p>
-      <w:pPr>
-        <w:pStyle w:val="Heading1"/>
-      </w:pPr>
-      <w:r>
-        <w:t>12. W1 Assign the roles</w:t>
-      </w:r>
-    </w:p>
-    <w:p>
-      <w:r>
-        <w:t>Assign the roles. Apply the supplied Features, Labels, Targets facts and keep your reasoning.</w:t>
-      </w:r>
-    </w:p>
-    <w:p>
-      <w:pPr>
-        <w:pStyle w:val="Heading3"/>
-      </w:pPr>
-      <w:r>
-        <w:t>Where to find the supplied example</w:t>
-      </w:r>
-    </w:p>
-    <w:p>
-      <w:pPr>
-        <w:spacing w:line="336" w:lineRule="auto" w:after="180"/>
-        <w:shd w:fill="F1F6F8"/>
-      </w:pPr>
-      <w:r>
-        <w:rPr>
-          <w:b w:val="0"/>
-        </w:rPr>
-        <w:t>Reference for this exercise: open this week’s student lesson, “Features, Labels, Targets”, at “See how it works” and “Follow a worked example”. Use the original worked values or code named in the question; the later pictorial case is a separate example. Keep this reference beside your workbook while practising.</w:t>
-      </w:r>
-    </w:p>
-    <w:p>
-      <w:pPr>
-        <w:spacing w:line="336" w:lineRule="auto" w:after="180"/>
-      </w:pPr>
-      <w:r>
-        <w:rPr>
-          <w:b w:val="0"/>
-        </w:rPr>
-        <w:t xml:space="preserve">For the worked loan table, identify the two candidate </w:t>
-      </w:r>
-      <w:r>
-        <w:rPr>
-          <w:b/>
-        </w:rPr>
-        <w:t>feature</w:t>
-      </w:r>
-      <w:r>
-        <w:rPr>
-          <w:b w:val="0"/>
-        </w:rPr>
-        <w:t xml:space="preserve">s, the </w:t>
-      </w:r>
-      <w:r>
-        <w:rPr>
-          <w:b/>
-        </w:rPr>
-        <w:t>target</w:t>
-      </w:r>
-      <w:r>
-        <w:rPr>
-          <w:b w:val="0"/>
-        </w:rPr>
-        <w:t xml:space="preserve"> </w:t>
-      </w:r>
-      <w:r>
-        <w:rPr>
-          <w:b/>
-        </w:rPr>
-        <w:t>label</w:t>
-      </w:r>
-      <w:r>
-        <w:rPr>
-          <w:b w:val="0"/>
-        </w:rPr>
-        <w:t xml:space="preserve"> and the tracking field. Explain why days_to_return is not a predictor.</w:t>
-      </w:r>
-    </w:p>
-    <w:p>
-      <w:pPr>
-        <w:pStyle w:val="Heading3"/>
-      </w:pPr>
-      <w:r>
-        <w:t>My reasoning and evidence</w:t>
-      </w:r>
-    </w:p>
-    <w:p>
-      <w:r>
-        <w:t>________________________________________________________________</w:t>
-      </w:r>
-    </w:p>
-    <w:p>
-      <w:r>
-        <w:t>________________________________________________________________</w:t>
-      </w:r>
-    </w:p>
-    <w:p>
-      <w:r>
-        <w:t>________________________________________________________________</w:t>
-      </w:r>
-    </w:p>
-    <w:p>
-      <w:r>
-        <w:t>________________________________________________________________</w:t>
-      </w:r>
-    </w:p>
-    <w:p>
-      <w:r>
-        <w:t>________________________________________________________________</w:t>
-      </w:r>
-    </w:p>
-    <w:p>
-      <w:r>
-        <w:t>________________________________________________________________</w:t>
-      </w:r>
-    </w:p>
-    <w:p>
-      <w:pPr>
-        <w:pStyle w:val="Heading1"/>
-      </w:pPr>
-      <w:r>
-        <w:t>13. W2 Trace the feature contract</w:t>
-      </w:r>
-    </w:p>
-    <w:p>
-      <w:r>
-        <w:t>Trace the feature contract. Apply the supplied Features, Labels, Targets facts and keep your reasoning.</w:t>
-      </w:r>
-    </w:p>
-    <w:p>
-      <w:pPr>
-        <w:spacing w:line="336" w:lineRule="auto" w:after="180"/>
-      </w:pPr>
-      <w:r>
-        <w:rPr>
-          <w:b w:val="0"/>
-        </w:rPr>
-        <w:t xml:space="preserve">A completed loan has pages 96, queue_at_checkout 4 and days_to_return 14. Give the ordered </w:t>
-      </w:r>
-      <w:r>
-        <w:rPr>
-          <w:b/>
-        </w:rPr>
-        <w:t>feature</w:t>
-      </w:r>
-      <w:r>
-        <w:rPr>
-          <w:b w:val="0"/>
-        </w:rPr>
-        <w:t xml:space="preserve"> list and </w:t>
-      </w:r>
-      <w:r>
-        <w:rPr>
-          <w:b/>
-        </w:rPr>
-        <w:t>target</w:t>
-      </w:r>
-      <w:r>
-        <w:rPr>
-          <w:b w:val="0"/>
-        </w:rPr>
-        <w:t>. Then state what changes if it took 15 days instead.</w:t>
-      </w:r>
-    </w:p>
-    <w:p>
-      <w:pPr>
-        <w:pStyle w:val="Heading3"/>
-      </w:pPr>
-      <w:r>
-        <w:t>My reasoning and evidence</w:t>
-      </w:r>
-    </w:p>
-    <w:p>
-      <w:r>
-        <w:t>________________________________________________________________</w:t>
-      </w:r>
-    </w:p>
-    <w:p>
-      <w:r>
-        <w:t>________________________________________________________________</w:t>
-      </w:r>
-    </w:p>
-    <w:p>
-      <w:r>
-        <w:t>________________________________________________________________</w:t>
-      </w:r>
-    </w:p>
-    <w:p>
-      <w:r>
-        <w:t>________________________________________________________________</w:t>
-      </w:r>
-    </w:p>
-    <w:p>
-      <w:r>
-        <w:t>________________________________________________________________</w:t>
-      </w:r>
-    </w:p>
-    <w:p>
-      <w:r>
-        <w:t>________________________________________________________________</w:t>
-      </w:r>
-    </w:p>
-    <w:p>
-      <w:pPr>
-        <w:pStyle w:val="Heading1"/>
-      </w:pPr>
-      <w:r>
-        <w:t>14. W3 Repair a misleading score</w:t>
-      </w:r>
-    </w:p>
-    <w:p>
-      <w:r>
-        <w:t>Repair a misleading score. Apply the supplied Features, Labels, Targets facts and keep your reasoning.</w:t>
-      </w:r>
-    </w:p>
-    <w:p>
-      <w:pPr>
-        <w:spacing w:line="336" w:lineRule="auto" w:after="180"/>
-      </w:pPr>
-      <w:r>
-        <w:rPr>
-          <w:b w:val="0"/>
-        </w:rPr>
-        <w:t xml:space="preserve">A model has every test </w:t>
-      </w:r>
-      <w:r>
-        <w:rPr>
-          <w:b/>
-        </w:rPr>
-        <w:t>prediction</w:t>
-      </w:r>
-      <w:r>
-        <w:rPr>
-          <w:b w:val="0"/>
-        </w:rPr>
-        <w:t xml:space="preserve"> correct after using pages and days_to_return. A learner says a separate test set makes this valid. Explain the flaw and repair the </w:t>
-      </w:r>
-      <w:r>
-        <w:rPr>
-          <w:b/>
-        </w:rPr>
-        <w:t>input</w:t>
-      </w:r>
-      <w:r>
-        <w:rPr>
-          <w:b w:val="0"/>
-        </w:rPr>
-        <w:t>s.</w:t>
-      </w:r>
-    </w:p>
-    <w:p>
-      <w:pPr>
-        <w:pStyle w:val="Heading3"/>
-      </w:pPr>
-      <w:r>
-        <w:t>My reasoning and evidence</w:t>
-      </w:r>
-    </w:p>
-    <w:p>
-      <w:r>
-        <w:t>________________________________________________________________</w:t>
-      </w:r>
-    </w:p>
-    <w:p>
-      <w:r>
-        <w:t>________________________________________________________________</w:t>
-      </w:r>
-    </w:p>
-    <w:p>
-      <w:r>
-        <w:t>________________________________________________________________</w:t>
-      </w:r>
-    </w:p>
-    <w:p>
-      <w:r>
-        <w:t>________________________________________________________________</w:t>
-      </w:r>
-    </w:p>
-    <w:p>
-      <w:r>
-        <w:t>________________________________________________________________</w:t>
-      </w:r>
-    </w:p>
-    <w:p>
-      <w:r>
-        <w:t>________________________________________________________________</w:t>
-      </w:r>
-    </w:p>
-    <w:p>
-      <w:pPr>
-        <w:pStyle w:val="Heading1"/>
-      </w:pPr>
-      <w:r>
-        <w:t>15. W4 Audit a new task independently</w:t>
-      </w:r>
-    </w:p>
-    <w:p>
-      <w:r>
-        <w:t>Attempt before feedback. If this repeats the selected independent case, reuse that first attempt; otherwise keep a separate record. Audit a new task independently. Apply the supplied Features, Labels, Targets facts and keep your reasoning.</w:t>
-      </w:r>
-    </w:p>
-    <w:p>
-      <w:pPr>
-        <w:spacing w:line="336" w:lineRule="auto" w:after="180"/>
-      </w:pPr>
-      <w:r>
-        <w:rPr>
-          <w:b w:val="0"/>
-        </w:rPr>
-        <w:t>A fictional robot predicts at dispatch whether a parcel trip will take more than 10 minutes.</w:t>
-      </w:r>
-    </w:p>
-    <w:p>
-      <w:pPr>
-        <w:spacing w:line="336" w:lineRule="auto" w:after="180"/>
-      </w:pPr>
-      <w:r>
-        <w:rPr>
-          <w:b w:val="0"/>
-        </w:rPr>
-        <w:t xml:space="preserve">Fields are route_steps and queue_at_dispatch captured at dispatch, trip_id for tracking, arrival_minutes measured after arrival, and slow = 1 when arrival_minutes &gt; 10. Specify </w:t>
-      </w:r>
-      <w:r>
-        <w:rPr>
-          <w:b/>
-        </w:rPr>
-        <w:t>input</w:t>
-      </w:r>
-      <w:r>
-        <w:rPr>
-          <w:b w:val="0"/>
-        </w:rPr>
-        <w:t xml:space="preserve">s, order, </w:t>
-      </w:r>
-      <w:r>
-        <w:rPr>
-          <w:b/>
-        </w:rPr>
-        <w:t>target</w:t>
-      </w:r>
-      <w:r>
-        <w:rPr>
-          <w:b w:val="0"/>
-        </w:rPr>
-        <w:t xml:space="preserve"> and exclusions.</w:t>
-      </w:r>
-    </w:p>
-    <w:p>
-      <w:pPr>
-        <w:spacing w:line="336" w:lineRule="auto" w:after="180"/>
-      </w:pPr>
-      <w:r>
-        <w:rPr>
-          <w:b w:val="0"/>
-        </w:rPr>
-        <w:t xml:space="preserve">For a past trip with steps 30, queue 2, arrival 10, give </w:t>
-      </w:r>
-      <w:r>
-        <w:rPr>
-          <w:b/>
-        </w:rPr>
-        <w:t>feature</w:t>
-      </w:r>
-      <w:r>
-        <w:rPr>
-          <w:b w:val="0"/>
-        </w:rPr>
-        <w:t xml:space="preserve">s and </w:t>
-      </w:r>
-      <w:r>
-        <w:rPr>
-          <w:b/>
-        </w:rPr>
-        <w:t>label</w:t>
-      </w:r>
-      <w:r>
-        <w:rPr>
-          <w:b w:val="0"/>
-        </w:rPr>
-        <w:t xml:space="preserve">. For a new trip with steps 24 and queue 0, give </w:t>
-      </w:r>
-      <w:r>
-        <w:rPr>
-          <w:b/>
-        </w:rPr>
-        <w:t>feature</w:t>
-      </w:r>
-      <w:r>
-        <w:rPr>
-          <w:b w:val="0"/>
-        </w:rPr>
-        <w:t>s and explain whether slow is known.</w:t>
-      </w:r>
-    </w:p>
-    <w:p>
-      <w:pPr>
-        <w:pStyle w:val="Heading3"/>
-      </w:pPr>
-      <w:r>
-        <w:t>My reasoning and evidence</w:t>
-      </w:r>
-    </w:p>
-    <w:p>
-      <w:r>
-        <w:t>________________________________________________________________</w:t>
-      </w:r>
-    </w:p>
-    <w:p>
-      <w:r>
-        <w:t>________________________________________________________________</w:t>
-      </w:r>
-    </w:p>
-    <w:p>
-      <w:r>
-        <w:t>________________________________________________________________</w:t>
-      </w:r>
-    </w:p>
-    <w:p>
-      <w:r>
-        <w:t>________________________________________________________________</w:t>
-      </w:r>
-    </w:p>
-    <w:p>
-      <w:r>
-        <w:t>________________________________________________________________</w:t>
-      </w:r>
-    </w:p>
-    <w:p>
-      <w:r>
-        <w:t>________________________________________________________________</w:t>
-      </w:r>
-    </w:p>
-    <w:p>
-      <w:r>
-        <w:t>________________________________________________________________</w:t>
-      </w:r>
-    </w:p>
-    <w:p>
-      <w:r>
-        <w:t>________________________________________________________________</w:t>
-      </w:r>
-    </w:p>
-    <w:p>
-      <w:pPr>
-        <w:pStyle w:val="Heading1"/>
-      </w:pPr>
-      <w:r>
-        <w:t>16. W5 Handle an unavailable input</w:t>
-      </w:r>
-    </w:p>
-    <w:p>
-      <w:r>
-        <w:t>Handle an unavailable input. Apply the supplied Features, Labels, Targets facts and keep your reasoning.</w:t>
-      </w:r>
-    </w:p>
-    <w:p>
-      <w:pPr>
-        <w:spacing w:line="336" w:lineRule="auto" w:after="180"/>
-      </w:pPr>
-      <w:r>
-        <w:rPr>
-          <w:b w:val="0"/>
-        </w:rPr>
-        <w:t>For the robot task, a dataset stores queue_now at export time but has no saved queue_at_dispatch. Can you rename that field to make it usable? State a defensible next step.</w:t>
-      </w:r>
-    </w:p>
-    <w:p>
-      <w:pPr>
-        <w:pStyle w:val="Heading3"/>
-      </w:pPr>
-      <w:r>
-        <w:t>My reasoning and evidence</w:t>
-      </w:r>
-    </w:p>
-    <w:p>
-      <w:r>
-        <w:t>________________________________________________________________</w:t>
-      </w:r>
-    </w:p>
-    <w:p>
-      <w:r>
-        <w:t>________________________________________________________________</w:t>
-      </w:r>
-    </w:p>
-    <w:p>
-      <w:r>
-        <w:t>________________________________________________________________</w:t>
-      </w:r>
-    </w:p>
-    <w:p>
-      <w:r>
-        <w:t>________________________________________________________________</w:t>
-      </w:r>
-    </w:p>
-    <w:p>
-      <w:r>
-        <w:t>________________________________________________________________</w:t>
-      </w:r>
-    </w:p>
-    <w:p>
-      <w:r>
-        <w:t>________________________________________________________________</w:t>
-      </w:r>
-    </w:p>
-    <w:p>
-      <w:pPr>
-        <w:pStyle w:val="Heading1"/>
-      </w:pPr>
-      <w:r>
-        <w:t>17. Feedback, return check and learning record</w:t>
-      </w:r>
-    </w:p>
-    <w:p>
-      <w:r>
-        <w:t>Record the first repaired step and a different case to revisit after a delay.</w:t>
+        <w:t>17. Feedback · Repair and return</w:t>
+      </w:r>
+    </w:p>
+    <w:p>
+      <w:r>
+        <w:t>Keep this task’s complete inputs, stated rule and support record together.</w:t>
+      </w:r>
+    </w:p>
+    <w:p>
+      <w:pPr>
+        <w:pStyle w:val="Heading2"/>
+      </w:pPr>
+      <w:r>
+        <w:t>Task and evidence record</w:t>
       </w:r>
     </w:p>
     <w:tbl>
@@ -1909,12 +739,9 @@
     </w:tbl>
     <w:p>
       <w:pPr>
-        <w:spacing w:line="336" w:lineRule="auto" w:after="180"/>
-      </w:pPr>
-      <w:r>
-        <w:rPr>
-          <w:b w:val="0"/>
-        </w:rPr>
+        <w:pStyle w:val="ListBullet"/>
+      </w:pPr>
+      <w:r>
         <w:t>Revisit this idea with your teacher after a delay. Familiarity is different from explaining and using it on a changed case.</w:t>
       </w:r>
     </w:p>
@@ -1923,93 +750,777 @@
         <w:pStyle w:val="Heading1"/>
       </w:pPr>
       <w:r>
-        <w:t>18. Pictorial case practice: Features, Labels, Targets</w:t>
-      </w:r>
-    </w:p>
-    <w:p>
-      <w:r>
-        <w:t>Choose features that exist when a plant prediction must be made. Explain the labelled step before checking the changed condition.</w:t>
-      </w:r>
-    </w:p>
-    <w:p>
-      <w:pPr>
-        <w:spacing w:line="336" w:lineRule="auto" w:after="180"/>
-      </w:pPr>
-      <w:r>
-        <w:rPr>
-          <w:b w:val="0"/>
-        </w:rPr>
-        <w:t xml:space="preserve">Choose </w:t>
-      </w:r>
-      <w:r>
-        <w:rPr>
-          <w:b/>
-        </w:rPr>
-        <w:t>feature</w:t>
-      </w:r>
-      <w:r>
-        <w:rPr>
-          <w:b w:val="0"/>
-        </w:rPr>
-        <w:t xml:space="preserve">s that exist when a plant </w:t>
-      </w:r>
-      <w:r>
-        <w:rPr>
-          <w:b/>
-        </w:rPr>
-        <w:t>prediction</w:t>
-      </w:r>
-      <w:r>
-        <w:rPr>
-          <w:b w:val="0"/>
-        </w:rPr>
-        <w:t xml:space="preserve"> must be made.</w:t>
-      </w:r>
-    </w:p>
-    <w:p>
-      <w:pPr>
-        <w:spacing w:line="336" w:lineRule="auto" w:after="180"/>
-      </w:pPr>
-      <w:r>
-        <w:rPr>
-          <w:b w:val="0"/>
-        </w:rPr>
-        <w:t xml:space="preserve">Predict next-week wilting at today’s photo capture. Available fields: today_light, today_soil_moisture, plant_id; next_week_wilt is the </w:t>
-      </w:r>
-      <w:r>
-        <w:rPr>
-          <w:b/>
-        </w:rPr>
-        <w:t>target</w:t>
-      </w:r>
-      <w:r>
-        <w:rPr>
-          <w:b w:val="0"/>
-        </w:rPr>
-        <w:t xml:space="preserve"> recorded later.</w:t>
-      </w:r>
-    </w:p>
-    <w:p>
-      <w:pPr>
-        <w:spacing w:line="336" w:lineRule="auto" w:after="180"/>
-      </w:pPr>
-      <w:r>
-        <w:rPr>
-          <w:b w:val="0"/>
-        </w:rPr>
-        <w:t xml:space="preserve">All </w:t>
-      </w:r>
-      <w:r>
-        <w:rPr>
-          <w:b/>
-        </w:rPr>
-        <w:t>input</w:t>
-      </w:r>
-      <w:r>
-        <w:rPr>
-          <w:b w:val="0"/>
-        </w:rPr>
-        <w:t>s and outcomes in this worked example are invented classroom data; no real model run is claimed.</w:t>
+        <w:t>10. Finish · Judge your evidence</w:t>
+      </w:r>
+    </w:p>
+    <w:p>
+      <w:r>
+        <w:t>Keep this task’s complete inputs, stated rule and support record together.</w:t>
+      </w:r>
+    </w:p>
+    <w:p>
+      <w:pPr>
+        <w:pStyle w:val="Heading2"/>
+      </w:pPr>
+      <w:r>
+        <w:t>Task and evidence record</w:t>
+      </w:r>
+    </w:p>
+    <w:p>
+      <w:pPr>
+        <w:pStyle w:val="ListBullet"/>
+      </w:pPr>
+      <w:r>
+        <w:t>I can explain the mechanism. I can show evidence. I can handle a changed case. I can name a limit. Mark each as not yet, with help or independently, and attach supporting work.</w:t>
+      </w:r>
+    </w:p>
+    <w:p>
+      <w:pPr>
+        <w:pStyle w:val="ListBullet"/>
+      </w:pPr>
+      <w:r>
+        <w:t>Teacher review ____________________  Next step ____________________</w:t>
+      </w:r>
+    </w:p>
+    <w:p>
+      <w:pPr>
+        <w:pStyle w:val="Heading1"/>
+      </w:pPr>
+      <w:r>
+        <w:t>Reference bank and extra practice</w:t>
+      </w:r>
+    </w:p>
+    <w:p>
+      <w:pPr>
+        <w:pStyle w:val="Heading1"/>
+      </w:pPr>
+      <w:r>
+        <w:t>02. Reference · Supported W2 record</w:t>
+      </w:r>
+    </w:p>
+    <w:p>
+      <w:r>
+        <w:t>Keep this task’s complete inputs, stated rule and support record together.</w:t>
+      </w:r>
+    </w:p>
+    <w:p>
+      <w:pPr>
+        <w:pStyle w:val="Heading2"/>
+      </w:pPr>
+      <w:r>
+        <w:t>Task and evidence record</w:t>
+      </w:r>
+    </w:p>
+    <w:p>
+      <w:pPr>
+        <w:pStyle w:val="ListBullet"/>
+      </w:pPr>
+      <w:r>
+        <w:t>Use W2: Trace the feature contract for Features labels and prediction time. Record the answer once; the lesson and workbook refer to the same attempt.</w:t>
+      </w:r>
+    </w:p>
+    <w:tbl>
+      <w:tblPr>
+        <w:tblStyle w:val="LightShading-Accent1"/>
+        <w:tblW w:type="auto" w:w="0"/>
+        <w:tblLook w:firstColumn="1" w:firstRow="1" w:lastColumn="0" w:lastRow="0" w:noHBand="0" w:noVBand="1" w:val="04A0"/>
+      </w:tblPr>
+      <w:tblGrid>
+        <w:gridCol w:w="2556"/>
+        <w:gridCol w:w="2556"/>
+        <w:gridCol w:w="2556"/>
+        <w:gridCol w:w="2556"/>
+      </w:tblGrid>
+      <w:tr>
+        <w:trPr>
+          <w:tblHeader/>
+        </w:trPr>
+        <w:tc>
+          <w:tcPr>
+            <w:tcW w:type="dxa" w:w="2556"/>
+          </w:tcPr>
+          <w:p>
+            <w:r>
+              <w:t>Given inputs</w:t>
+            </w:r>
+          </w:p>
+        </w:tc>
+        <w:tc>
+          <w:tcPr>
+            <w:tcW w:type="dxa" w:w="2556"/>
+          </w:tcPr>
+          <w:p>
+            <w:r>
+              <w:t>Procedure I chose</w:t>
+            </w:r>
+          </w:p>
+        </w:tc>
+        <w:tc>
+          <w:tcPr>
+            <w:tcW w:type="dxa" w:w="2556"/>
+          </w:tcPr>
+          <w:p>
+            <w:r>
+              <w:t>Middle steps</w:t>
+            </w:r>
+          </w:p>
+        </w:tc>
+        <w:tc>
+          <w:tcPr>
+            <w:tcW w:type="dxa" w:w="2556"/>
+          </w:tcPr>
+          <w:p>
+            <w:r>
+              <w:t>Result and check</w:t>
+            </w:r>
+          </w:p>
+        </w:tc>
+      </w:tr>
+      <w:tr>
+        <w:tc>
+          <w:tcPr>
+            <w:tcW w:type="dxa" w:w="2556"/>
+          </w:tcPr>
+          <w:p>
+            <w:r/>
+          </w:p>
+        </w:tc>
+        <w:tc>
+          <w:tcPr>
+            <w:tcW w:type="dxa" w:w="2556"/>
+          </w:tcPr>
+          <w:p>
+            <w:r/>
+          </w:p>
+        </w:tc>
+        <w:tc>
+          <w:tcPr>
+            <w:tcW w:type="dxa" w:w="2556"/>
+          </w:tcPr>
+          <w:p>
+            <w:r/>
+          </w:p>
+        </w:tc>
+        <w:tc>
+          <w:tcPr>
+            <w:tcW w:type="dxa" w:w="2556"/>
+          </w:tcPr>
+          <w:p>
+            <w:r/>
+          </w:p>
+        </w:tc>
+      </w:tr>
+    </w:tbl>
+    <w:p>
+      <w:pPr>
+        <w:pStyle w:val="Heading3"/>
+      </w:pPr>
+      <w:r>
+        <w:t>The step I completed without help, and the hint I needed</w:t>
+      </w:r>
+    </w:p>
+    <w:p>
+      <w:r>
+        <w:t>________________________________________________________________</w:t>
+      </w:r>
+    </w:p>
+    <w:p>
+      <w:r>
+        <w:t>________________________________________________________________</w:t>
+      </w:r>
+    </w:p>
+    <w:p>
+      <w:r>
+        <w:t>________________________________________________________________</w:t>
+      </w:r>
+    </w:p>
+    <w:p>
+      <w:pPr>
+        <w:pStyle w:val="Heading1"/>
+      </w:pPr>
+      <w:r>
+        <w:t>03. Extra practice · Individual reasoning check</w:t>
+      </w:r>
+    </w:p>
+    <w:p>
+      <w:r>
+        <w:t>Keep this task’s complete inputs, stated rule and support record together.</w:t>
+      </w:r>
+    </w:p>
+    <w:p>
+      <w:pPr>
+        <w:pStyle w:val="Heading2"/>
+      </w:pPr>
+      <w:r>
+        <w:t>Task and evidence record</w:t>
+      </w:r>
+    </w:p>
+    <w:p>
+      <w:pPr>
+        <w:pStyle w:val="ListBullet"/>
+      </w:pPr>
+      <w:r>
+        <w:t>Use the worked case for Features labels and prediction time. Proposed explanation: “Every stored column is a feature”. Decide whether this explanation is supported. Point to the step or supplied fact that decides; explain your repair if needed.</w:t>
+      </w:r>
+    </w:p>
+    <w:p>
+      <w:pPr>
+        <w:pStyle w:val="Heading3"/>
+      </w:pPr>
+      <w:r>
+        <w:t>My explanation before partner discussion</w:t>
+      </w:r>
+    </w:p>
+    <w:p>
+      <w:r>
+        <w:t>________________________________________________________________</w:t>
+      </w:r>
+    </w:p>
+    <w:p>
+      <w:r>
+        <w:t>________________________________________________________________</w:t>
+      </w:r>
+    </w:p>
+    <w:p>
+      <w:r>
+        <w:t>________________________________________________________________</w:t>
+      </w:r>
+    </w:p>
+    <w:p>
+      <w:r>
+        <w:t>________________________________________________________________</w:t>
+      </w:r>
+    </w:p>
+    <w:p>
+      <w:pPr>
+        <w:pStyle w:val="Heading1"/>
+      </w:pPr>
+      <w:r>
+        <w:t>05. Reference · Earlier learning target</w:t>
+      </w:r>
+    </w:p>
+    <w:p>
+      <w:r>
+        <w:t>Keep this task’s complete inputs, stated rule and support record together.</w:t>
+      </w:r>
+    </w:p>
+    <w:p>
+      <w:pPr>
+        <w:pStyle w:val="Heading2"/>
+      </w:pPr>
+      <w:r>
+        <w:t>Task and evidence record</w:t>
+      </w:r>
+    </w:p>
+    <w:p>
+      <w:pPr>
+        <w:pStyle w:val="ListBullet"/>
+      </w:pPr>
+      <w:r>
+        <w:t>A table has leaf length, edge type and verified species. A model predicts species using all three columns. Identify leakage and a legitimate input set.</w:t>
+      </w:r>
+    </w:p>
+    <w:p>
+      <w:pPr>
+        <w:pStyle w:val="Heading1"/>
+      </w:pPr>
+      <w:r>
+        <w:t>06. Extra practice · Earlier complete case</w:t>
+      </w:r>
+    </w:p>
+    <w:p>
+      <w:r>
+        <w:t>Keep this task’s complete inputs, stated rule and support record together.</w:t>
+      </w:r>
+    </w:p>
+    <w:p>
+      <w:pPr>
+        <w:pStyle w:val="Heading2"/>
+      </w:pPr>
+      <w:r>
+        <w:t>Task and evidence record</w:t>
+      </w:r>
+    </w:p>
+    <w:p>
+      <w:pPr>
+        <w:pStyle w:val="ListBullet"/>
+      </w:pPr>
+      <w:r>
+        <w:t>Rows contain leaf length, edge type and healthy/spotted label.</w:t>
+      </w:r>
+    </w:p>
+    <w:p>
+      <w:pPr>
+        <w:pStyle w:val="ListBullet"/>
+      </w:pPr>
+      <w:r>
+        <w:t>Identify features, target and prediction-time inputs.</w:t>
+      </w:r>
+    </w:p>
+    <w:p>
+      <w:pPr>
+        <w:pStyle w:val="ListBullet"/>
+      </w:pPr>
+      <w:r>
+        <w:t>Show your trace, calculation or evidence</w:t>
+      </w:r>
+    </w:p>
+    <w:p>
+      <w:pPr>
+        <w:pStyle w:val="Heading3"/>
+      </w:pPr>
+      <w:r>
+        <w:t>Write or draw your reasoning and evidence.</w:t>
+      </w:r>
+    </w:p>
+    <w:p>
+      <w:r>
+        <w:t>________________________________________________________________</w:t>
+      </w:r>
+    </w:p>
+    <w:p>
+      <w:r>
+        <w:t>________________________________________________________________</w:t>
+      </w:r>
+    </w:p>
+    <w:p>
+      <w:r>
+        <w:t>________________________________________________________________</w:t>
+      </w:r>
+    </w:p>
+    <w:p>
+      <w:r>
+        <w:t>________________________________________________________________</w:t>
+      </w:r>
+    </w:p>
+    <w:p>
+      <w:r>
+        <w:t>________________________________________________________________</w:t>
+      </w:r>
+    </w:p>
+    <w:p>
+      <w:pPr>
+        <w:pStyle w:val="Heading1"/>
+      </w:pPr>
+      <w:r>
+        <w:t>07. Extra practice · Changed case</w:t>
+      </w:r>
+    </w:p>
+    <w:p>
+      <w:r>
+        <w:t>Keep this task’s complete inputs, stated rule and support record together.</w:t>
+      </w:r>
+    </w:p>
+    <w:p>
+      <w:pPr>
+        <w:pStyle w:val="Heading2"/>
+      </w:pPr>
+      <w:r>
+        <w:t>Task and evidence record</w:t>
+      </w:r>
+    </w:p>
+    <w:p>
+      <w:pPr>
+        <w:pStyle w:val="ListBullet"/>
+      </w:pPr>
+      <w:r>
+        <w:t>A row contains leaf_length_cm=8, leaf_width_cm=3 and species=fern. For predicting species, identify two features and the target.</w:t>
+      </w:r>
+    </w:p>
+    <w:p>
+      <w:pPr>
+        <w:pStyle w:val="ListBullet"/>
+      </w:pPr>
+      <w:r>
+        <w:t>My independent answer and reason</w:t>
+      </w:r>
+    </w:p>
+    <w:p>
+      <w:pPr>
+        <w:pStyle w:val="Heading3"/>
+      </w:pPr>
+      <w:r>
+        <w:t>Write or draw your reasoning and evidence.</w:t>
+      </w:r>
+    </w:p>
+    <w:p>
+      <w:r>
+        <w:t>________________________________________________________________</w:t>
+      </w:r>
+    </w:p>
+    <w:p>
+      <w:r>
+        <w:t>________________________________________________________________</w:t>
+      </w:r>
+    </w:p>
+    <w:p>
+      <w:r>
+        <w:t>________________________________________________________________</w:t>
+      </w:r>
+    </w:p>
+    <w:p>
+      <w:r>
+        <w:t>________________________________________________________________</w:t>
+      </w:r>
+    </w:p>
+    <w:p>
+      <w:r>
+        <w:t>________________________________________________________________</w:t>
+      </w:r>
+    </w:p>
+    <w:p>
+      <w:pPr>
+        <w:pStyle w:val="Heading3"/>
+      </w:pPr>
+      <w:r>
+        <w:t>Week 2 Test and reflect</w:t>
+      </w:r>
+    </w:p>
+    <w:p>
+      <w:pPr>
+        <w:pStyle w:val="Heading1"/>
+      </w:pPr>
+      <w:r>
+        <w:t>08. Extra practice · Design a revealing test</w:t>
+      </w:r>
+    </w:p>
+    <w:p>
+      <w:r>
+        <w:t>Keep this task’s complete inputs, stated rule and support record together.</w:t>
+      </w:r>
+    </w:p>
+    <w:p>
+      <w:pPr>
+        <w:pStyle w:val="Heading2"/>
+      </w:pPr>
+      <w:r>
+        <w:t>Task and evidence record</w:t>
+      </w:r>
+    </w:p>
+    <w:p>
+      <w:pPr>
+        <w:pStyle w:val="ListBullet"/>
+      </w:pPr>
+      <w:r>
+        <w:t>Create a changed input, boundary case or missing-information case. Write the expected answer or safe response before testing.</w:t>
+      </w:r>
+    </w:p>
+    <w:tbl>
+      <w:tblPr>
+        <w:tblStyle w:val="LightShading-Accent1"/>
+        <w:tblW w:type="auto" w:w="0"/>
+        <w:tblLook w:firstColumn="1" w:firstRow="1" w:lastColumn="0" w:lastRow="0" w:noHBand="0" w:noVBand="1" w:val="04A0"/>
+      </w:tblPr>
+      <w:tblGrid>
+        <w:gridCol w:w="5112"/>
+        <w:gridCol w:w="5112"/>
+      </w:tblGrid>
+      <w:tr>
+        <w:trPr>
+          <w:tblHeader/>
+        </w:trPr>
+        <w:tc>
+          <w:tcPr>
+            <w:tcW w:type="dxa" w:w="5112"/>
+          </w:tcPr>
+          <w:p>
+            <w:r>
+              <w:t>Test record</w:t>
+            </w:r>
+          </w:p>
+        </w:tc>
+        <w:tc>
+          <w:tcPr>
+            <w:tcW w:type="dxa" w:w="5112"/>
+          </w:tcPr>
+          <w:p>
+            <w:r>
+              <w:t>My evidence</w:t>
+            </w:r>
+          </w:p>
+        </w:tc>
+      </w:tr>
+      <w:tr>
+        <w:tc>
+          <w:tcPr>
+            <w:tcW w:type="dxa" w:w="5112"/>
+          </w:tcPr>
+          <w:p>
+            <w:r>
+              <w:t>Changed input or condition</w:t>
+            </w:r>
+          </w:p>
+        </w:tc>
+        <w:tc>
+          <w:tcPr>
+            <w:tcW w:type="dxa" w:w="5112"/>
+          </w:tcPr>
+          <w:p>
+            <w:r/>
+          </w:p>
+        </w:tc>
+      </w:tr>
+      <w:tr>
+        <w:tc>
+          <w:tcPr>
+            <w:tcW w:type="dxa" w:w="5112"/>
+          </w:tcPr>
+          <w:p>
+            <w:r>
+              <w:t>Expected answer or fallback</w:t>
+            </w:r>
+          </w:p>
+        </w:tc>
+        <w:tc>
+          <w:tcPr>
+            <w:tcW w:type="dxa" w:w="5112"/>
+          </w:tcPr>
+          <w:p>
+            <w:r/>
+          </w:p>
+        </w:tc>
+      </w:tr>
+      <w:tr>
+        <w:tc>
+          <w:tcPr>
+            <w:tcW w:type="dxa" w:w="5112"/>
+          </w:tcPr>
+          <w:p>
+            <w:r>
+              <w:t>Observed result</w:t>
+            </w:r>
+          </w:p>
+        </w:tc>
+        <w:tc>
+          <w:tcPr>
+            <w:tcW w:type="dxa" w:w="5112"/>
+          </w:tcPr>
+          <w:p>
+            <w:r/>
+          </w:p>
+        </w:tc>
+      </w:tr>
+      <w:tr>
+        <w:tc>
+          <w:tcPr>
+            <w:tcW w:type="dxa" w:w="5112"/>
+          </w:tcPr>
+          <w:p>
+            <w:r>
+              <w:t>Why the result occurred</w:t>
+            </w:r>
+          </w:p>
+        </w:tc>
+        <w:tc>
+          <w:tcPr>
+            <w:tcW w:type="dxa" w:w="5112"/>
+          </w:tcPr>
+          <w:p>
+            <w:r/>
+          </w:p>
+        </w:tc>
+      </w:tr>
+    </w:tbl>
+    <w:p>
+      <w:pPr>
+        <w:pStyle w:val="Heading1"/>
+      </w:pPr>
+      <w:r>
+        <w:t>11. Extra practice · Earlier transfer</w:t>
+      </w:r>
+    </w:p>
+    <w:p>
+      <w:r>
+        <w:t>Keep this task’s complete inputs, stated rule and support record together.</w:t>
+      </w:r>
+    </w:p>
+    <w:p>
+      <w:pPr>
+        <w:pStyle w:val="Heading2"/>
+      </w:pPr>
+      <w:r>
+        <w:t>Task and evidence record</w:t>
+      </w:r>
+    </w:p>
+    <w:p>
+      <w:pPr>
+        <w:pStyle w:val="ListBullet"/>
+      </w:pPr>
+      <w:r>
+        <w:t>A table has leaf length, edge type and verified species. A model predicts species using all three columns. Identify leakage and a legitimate input set.</w:t>
+      </w:r>
+    </w:p>
+    <w:p>
+      <w:pPr>
+        <w:pStyle w:val="Heading3"/>
+      </w:pPr>
+      <w:r>
+        <w:t>My independently reasoned answer</w:t>
+      </w:r>
+    </w:p>
+    <w:p>
+      <w:r>
+        <w:t>________________________________________________________________</w:t>
+      </w:r>
+    </w:p>
+    <w:p>
+      <w:r>
+        <w:t>________________________________________________________________</w:t>
+      </w:r>
+    </w:p>
+    <w:p>
+      <w:r>
+        <w:t>________________________________________________________________</w:t>
+      </w:r>
+    </w:p>
+    <w:p>
+      <w:r>
+        <w:t>________________________________________________________________</w:t>
+      </w:r>
+    </w:p>
+    <w:p>
+      <w:r>
+        <w:t>________________________________________________________________</w:t>
+      </w:r>
+    </w:p>
+    <w:p>
+      <w:r>
+        <w:t>________________________________________________________________</w:t>
+      </w:r>
+    </w:p>
+    <w:p>
+      <w:r>
+        <w:t>________________________________________________________________</w:t>
+      </w:r>
+    </w:p>
+    <w:p>
+      <w:pPr>
+        <w:pStyle w:val="ListBullet"/>
+      </w:pPr>
+      <w:r>
+        <w:t>Record support used: none, hint or teacher explanation.</w:t>
+      </w:r>
+    </w:p>
+    <w:p>
+      <w:pPr>
+        <w:pStyle w:val="Heading1"/>
+      </w:pPr>
+      <w:r>
+        <w:t>15. Reference · Earlier W4 record</w:t>
+      </w:r>
+    </w:p>
+    <w:p>
+      <w:r>
+        <w:t>Keep this task’s complete inputs, stated rule and support record together.</w:t>
+      </w:r>
+    </w:p>
+    <w:p>
+      <w:pPr>
+        <w:pStyle w:val="Heading2"/>
+      </w:pPr>
+      <w:r>
+        <w:t>Task and evidence record</w:t>
+      </w:r>
+    </w:p>
+    <w:p>
+      <w:pPr>
+        <w:pStyle w:val="ListBullet"/>
+      </w:pPr>
+      <w:r>
+        <w:t>A fictional robot predicts at dispatch whether a parcel trip will take more than 10 minutes. Fields are route_steps and queue_at_dispatch captured at dispatch, trip_id for tracking, arrival_minutes measured after arrival, and slow = 1 when arrival_minutes &gt; 10. Specify inputs, order, target and exclusions. For a past trip with steps 30, queue 2, arrival 10, give features and label. For a new trip with steps 24 and queue 0, give features and explain whether slow is known.</w:t>
+      </w:r>
+    </w:p>
+    <w:p>
+      <w:pPr>
+        <w:pStyle w:val="Heading3"/>
+      </w:pPr>
+      <w:r>
+        <w:t>My reasoning and evidence</w:t>
+      </w:r>
+    </w:p>
+    <w:p>
+      <w:r>
+        <w:t>________________________________________________________________</w:t>
+      </w:r>
+    </w:p>
+    <w:p>
+      <w:r>
+        <w:t>________________________________________________________________</w:t>
+      </w:r>
+    </w:p>
+    <w:p>
+      <w:r>
+        <w:t>________________________________________________________________</w:t>
+      </w:r>
+    </w:p>
+    <w:p>
+      <w:r>
+        <w:t>________________________________________________________________</w:t>
+      </w:r>
+    </w:p>
+    <w:p>
+      <w:r>
+        <w:t>________________________________________________________________</w:t>
+      </w:r>
+    </w:p>
+    <w:p>
+      <w:r>
+        <w:t>________________________________________________________________</w:t>
+      </w:r>
+    </w:p>
+    <w:p>
+      <w:r>
+        <w:t>________________________________________________________________</w:t>
+      </w:r>
+    </w:p>
+    <w:p>
+      <w:r>
+        <w:t>________________________________________________________________</w:t>
+      </w:r>
+    </w:p>
+    <w:p>
+      <w:pPr>
+        <w:pStyle w:val="Heading1"/>
+      </w:pPr>
+      <w:r>
+        <w:t>18. Extra practice · Pictured case</w:t>
+      </w:r>
+    </w:p>
+    <w:p>
+      <w:r>
+        <w:t>Keep this task’s complete inputs, stated rule and support record together.</w:t>
+      </w:r>
+    </w:p>
+    <w:p>
+      <w:pPr>
+        <w:pStyle w:val="Heading2"/>
+      </w:pPr>
+      <w:r>
+        <w:t>Task and evidence record</w:t>
+      </w:r>
+    </w:p>
+    <w:p>
+      <w:pPr>
+        <w:pStyle w:val="ListBullet"/>
+      </w:pPr>
+      <w:r>
+        <w:t>Choose features that exist when a plant prediction must be made.</w:t>
+      </w:r>
+    </w:p>
+    <w:p>
+      <w:pPr>
+        <w:pStyle w:val="ListBullet"/>
+      </w:pPr>
+      <w:r>
+        <w:t>Predict next-week wilting at today’s photo capture. Available fields: today_light, today_soil_moisture, plant_id; next_week_wilt is the target recorded later.</w:t>
+      </w:r>
+    </w:p>
+    <w:p>
+      <w:pPr>
+        <w:pStyle w:val="ListBullet"/>
+      </w:pPr>
+      <w:r>
+        <w:t>All inputs and outcomes in this worked example are invented classroom data; no real model run is claimed.</w:t>
       </w:r>
     </w:p>
     <w:p>
@@ -2050,37 +1561,10 @@
     </w:p>
     <w:p>
       <w:pPr>
-        <w:spacing w:line="336" w:lineRule="auto" w:after="180"/>
-      </w:pPr>
-      <w:r>
-        <w:rPr>
-          <w:b w:val="0"/>
-        </w:rPr>
-        <w:t xml:space="preserve">Why can a historical table contain a field that is an invalid </w:t>
-      </w:r>
-      <w:r>
-        <w:rPr>
-          <w:b/>
-        </w:rPr>
-        <w:t>input</w:t>
-      </w:r>
-      <w:r>
-        <w:rPr>
-          <w:b w:val="0"/>
-        </w:rPr>
-        <w:t xml:space="preserve">? Point to the relevant step in the picture, then write the changed result and the rule or </w:t>
-      </w:r>
-      <w:r>
-        <w:rPr>
-          <w:b/>
-        </w:rPr>
-        <w:t>evidence</w:t>
-      </w:r>
-      <w:r>
-        <w:rPr>
-          <w:b w:val="0"/>
-        </w:rPr>
-        <w:t xml:space="preserve"> that supports it.</w:t>
+        <w:pStyle w:val="ListBullet"/>
+      </w:pPr>
+      <w:r>
+        <w:t>Why can a historical table contain a field that is an invalid input? Point to the relevant step in the picture, then write the changed result and the rule or evidence that supports it.</w:t>
       </w:r>
     </w:p>
     <w:p>
@@ -2123,74 +1607,18 @@
     </w:p>
     <w:p>
       <w:pPr>
-        <w:pStyle w:val="Heading3"/>
-      </w:pPr>
-      <w:r>
-        <w:t>Record the help used</w:t>
-      </w:r>
-    </w:p>
-    <w:p>
-      <w:pPr>
-        <w:spacing w:line="336" w:lineRule="auto" w:after="180"/>
-        <w:shd w:fill="F1F6F8"/>
-      </w:pPr>
-      <w:r>
-        <w:rPr>
-          <w:b w:val="0"/>
-        </w:rPr>
-        <w:t xml:space="preserve">Support used: alone / hint / worked example. This record is practice </w:t>
-      </w:r>
-      <w:r>
-        <w:rPr>
-          <w:b/>
-        </w:rPr>
-        <w:t>evidence</w:t>
-      </w:r>
-      <w:r>
-        <w:rPr>
-          <w:b w:val="0"/>
-        </w:rPr>
-        <w:t>.</w:t>
-      </w:r>
-    </w:p>
-    <w:p>
-      <w:pPr>
-        <w:spacing w:line="336" w:lineRule="auto" w:after="180"/>
-      </w:pPr>
-      <w:r>
-        <w:rPr>
-          <w:b w:val="0"/>
-        </w:rPr>
-        <w:t xml:space="preserve">Project connection: For your Responsible Plant Classifier, save the </w:t>
-      </w:r>
-      <w:r>
-        <w:rPr>
-          <w:b/>
-        </w:rPr>
-        <w:t>input</w:t>
-      </w:r>
-      <w:r>
-        <w:rPr>
-          <w:b w:val="0"/>
-        </w:rPr>
-        <w:t>, procedure, observed result and limitation of this check.</w:t>
-      </w:r>
-    </w:p>
-    <w:p>
-      <w:pPr>
-        <w:spacing w:line="336" w:lineRule="auto" w:after="180"/>
-      </w:pPr>
-      <w:r>
-        <w:rPr>
-          <w:b/>
-        </w:rPr>
-        <w:t>Label</w:t>
-      </w:r>
-      <w:r>
-        <w:rPr>
-          <w:b w:val="0"/>
-        </w:rPr>
-        <w:t xml:space="preserve"> this worked example as practice; use a different, previously unreviewed case when checking independent understanding.</w:t>
+        <w:pStyle w:val="ListBullet"/>
+      </w:pPr>
+      <w:r>
+        <w:t>Support used: alone / hint / worked example. This record is practice evidence.</w:t>
+      </w:r>
+    </w:p>
+    <w:p>
+      <w:pPr>
+        <w:pStyle w:val="ListBullet"/>
+      </w:pPr>
+      <w:r>
+        <w:t>Project connection: For your Responsible Plant Classifier, save the input, procedure, observed result and limitation of this check. Label this worked example as practice; use a different, previously unreviewed case when checking independent understanding.</w:t>
       </w:r>
     </w:p>
     <w:p>
@@ -2198,86 +1626,44 @@
         <w:pStyle w:val="Heading1"/>
       </w:pPr>
       <w:r>
-        <w:t>19. Project portfolio milestone</w:t>
-      </w:r>
-    </w:p>
-    <w:p>
-      <w:r>
-        <w:t>Keep this week’s input, deciding step, result and limit together in the Responsible Plant Classifier record.</w:t>
-      </w:r>
-    </w:p>
-    <w:p>
-      <w:pPr>
-        <w:spacing w:line="336" w:lineRule="auto" w:after="180"/>
-      </w:pPr>
-      <w:r>
-        <w:rPr>
-          <w:b w:val="0"/>
-        </w:rPr>
+        <w:t>19. Reference · Project portfolio milestone</w:t>
+      </w:r>
+    </w:p>
+    <w:p>
+      <w:r>
+        <w:t>Keep this task’s complete inputs, stated rule and support record together.</w:t>
+      </w:r>
+    </w:p>
+    <w:p>
+      <w:pPr>
+        <w:pStyle w:val="Heading2"/>
+      </w:pPr>
+      <w:r>
+        <w:t>Task and evidence record</w:t>
+      </w:r>
+    </w:p>
+    <w:p>
+      <w:pPr>
+        <w:pStyle w:val="ListBullet"/>
+      </w:pPr>
+      <w:r>
         <w:t>Project: Responsible Plant Classifier</w:t>
       </w:r>
     </w:p>
     <w:p>
       <w:pPr>
-        <w:spacing w:line="336" w:lineRule="auto" w:after="180"/>
-      </w:pPr>
-      <w:r>
-        <w:rPr>
-          <w:b w:val="0"/>
-        </w:rPr>
-        <w:t xml:space="preserve">Current milestone: Frame the need. Name the user, the problem, allowed </w:t>
-      </w:r>
-      <w:r>
-        <w:rPr>
-          <w:b/>
-        </w:rPr>
-        <w:t>input</w:t>
-      </w:r>
-      <w:r>
-        <w:rPr>
-          <w:b w:val="0"/>
-        </w:rPr>
-        <w:t>s and a safe simple starting method.</w:t>
-      </w:r>
-    </w:p>
-    <w:p>
-      <w:pPr>
-        <w:spacing w:line="336" w:lineRule="auto" w:after="180"/>
-      </w:pPr>
-      <w:r>
-        <w:rPr>
-          <w:b w:val="0"/>
-        </w:rPr>
-        <w:t xml:space="preserve">For your Responsible Plant Classifier, save the </w:t>
-      </w:r>
-      <w:r>
-        <w:rPr>
-          <w:b/>
-        </w:rPr>
-        <w:t>input</w:t>
-      </w:r>
-      <w:r>
-        <w:rPr>
-          <w:b w:val="0"/>
-        </w:rPr>
-        <w:t>, procedure, observed result and limitation of this check.</w:t>
-      </w:r>
-    </w:p>
-    <w:p>
-      <w:pPr>
-        <w:spacing w:line="336" w:lineRule="auto" w:after="180"/>
-      </w:pPr>
-      <w:r>
-        <w:rPr>
-          <w:b/>
-        </w:rPr>
-        <w:t>Label</w:t>
-      </w:r>
-      <w:r>
-        <w:rPr>
-          <w:b w:val="0"/>
-        </w:rPr>
-        <w:t xml:space="preserve"> this worked example as practice; use a different, previously unreviewed case when checking independent understanding.</w:t>
+        <w:pStyle w:val="ListBullet"/>
+      </w:pPr>
+      <w:r>
+        <w:t>Current milestone: Frame the need. Name the user, the problem, allowed inputs and a safe simple starting method.</w:t>
+      </w:r>
+    </w:p>
+    <w:p>
+      <w:pPr>
+        <w:pStyle w:val="ListBullet"/>
+      </w:pPr>
+      <w:r>
+        <w:t>For your Responsible Plant Classifier, save the input, procedure, observed result and limitation of this check. Label this worked example as practice; use a different, previously unreviewed case when checking independent understanding.</w:t>
       </w:r>
     </w:p>
     <w:tbl>
@@ -2434,12 +1820,577 @@
         <w:pStyle w:val="Heading1"/>
       </w:pPr>
       <w:r>
-        <w:t>20. Supported practice and learning evidence</w:t>
-      </w:r>
-    </w:p>
-    <w:p>
-      <w:r>
-        <w:t>Try the supported questions before comparing with hints and feedback. Record what you repaired and the evidence you retained.</w:t>
+        <w:t>20. Extra practice · Predict, check and repair</w:t>
+      </w:r>
+    </w:p>
+    <w:p>
+      <w:r>
+        <w:t>Keep supported feedback separate from the reserved independent case.</w:t>
+      </w:r>
+    </w:p>
+    <w:p>
+      <w:pPr>
+        <w:pStyle w:val="Heading2"/>
+      </w:pPr>
+      <w:r>
+        <w:t>First supported question and hint</w:t>
+      </w:r>
+    </w:p>
+    <w:p>
+      <w:pPr>
+        <w:pStyle w:val="ListBullet"/>
+      </w:pPr>
+      <w:r>
+        <w:t>Choose features that exist when a plant prediction must be made.</w:t>
+      </w:r>
+    </w:p>
+    <w:p>
+      <w:pPr>
+        <w:pStyle w:val="Heading3"/>
+      </w:pPr>
+      <w:r>
+        <w:t>Practice 1: explain the deciding evidence</w:t>
+      </w:r>
+    </w:p>
+    <w:p>
+      <w:pPr>
+        <w:pStyle w:val="ListBullet"/>
+      </w:pPr>
+      <w:r>
+        <w:t>Which labelled step matches this detail? next_week_wilt supplies the training label, not an input available today.</w:t>
+      </w:r>
+    </w:p>
+    <w:p>
+      <w:pPr>
+        <w:pStyle w:val="ListBullet"/>
+      </w:pPr>
+      <w:r>
+        <w:t>1. Select inputs</w:t>
+      </w:r>
+    </w:p>
+    <w:p>
+      <w:pPr>
+        <w:pStyle w:val="ListBullet"/>
+      </w:pPr>
+      <w:r>
+        <w:t>2. Mark prediction time</w:t>
+      </w:r>
+    </w:p>
+    <w:p>
+      <w:pPr>
+        <w:pStyle w:val="ListBullet"/>
+      </w:pPr>
+      <w:r>
+        <w:t>3. Keep target separate</w:t>
+      </w:r>
+    </w:p>
+    <w:p>
+      <w:pPr>
+        <w:pStyle w:val="Heading3"/>
+      </w:pPr>
+      <w:r>
+        <w:t>My selected conclusion, deciding fact and explanation</w:t>
+      </w:r>
+    </w:p>
+    <w:p>
+      <w:r>
+        <w:t>________________________________________________________________</w:t>
+      </w:r>
+    </w:p>
+    <w:p>
+      <w:r>
+        <w:t>________________________________________________________________</w:t>
+      </w:r>
+    </w:p>
+    <w:p>
+      <w:r>
+        <w:t>________________________________________________________________</w:t>
+      </w:r>
+    </w:p>
+    <w:p>
+      <w:r>
+        <w:t>________________________________________________________________</w:t>
+      </w:r>
+    </w:p>
+    <w:p>
+      <w:r>
+        <w:t>________________________________________________________________</w:t>
+      </w:r>
+    </w:p>
+    <w:p>
+      <w:pPr>
+        <w:pStyle w:val="ListBullet"/>
+      </w:pPr>
+      <w:r>
+        <w:t>Hint if needed: Read the steps in the pictorial case. Match the supplied detail to the stage that performs or records it.</w:t>
+      </w:r>
+    </w:p>
+    <w:p>
+      <w:pPr>
+        <w:pStyle w:val="Heading2"/>
+      </w:pPr>
+      <w:r>
+        <w:t>Check the first explanation · reference / check after trying</w:t>
+      </w:r>
+    </w:p>
+    <w:p>
+      <w:pPr>
+        <w:spacing w:line="336" w:lineRule="auto" w:after="180"/>
+      </w:pPr>
+      <w:r>
+        <w:rPr>
+          <w:b w:val="0"/>
+        </w:rPr>
+        <w:t xml:space="preserve">After your attempt, compare with the supported explanation: Keep </w:t>
+      </w:r>
+      <w:r>
+        <w:rPr>
+          <w:b/>
+        </w:rPr>
+        <w:t>target</w:t>
+      </w:r>
+      <w:r>
+        <w:rPr>
+          <w:b w:val="0"/>
+        </w:rPr>
+        <w:t xml:space="preserve"> separate next_week_wilt supplies the </w:t>
+      </w:r>
+      <w:r>
+        <w:rPr>
+          <w:b/>
+        </w:rPr>
+        <w:t>training</w:t>
+      </w:r>
+      <w:r>
+        <w:rPr>
+          <w:b w:val="0"/>
+        </w:rPr>
+        <w:t xml:space="preserve"> </w:t>
+      </w:r>
+      <w:r>
+        <w:rPr>
+          <w:b/>
+        </w:rPr>
+        <w:t>label</w:t>
+      </w:r>
+      <w:r>
+        <w:rPr>
+          <w:b w:val="0"/>
+        </w:rPr>
+        <w:t xml:space="preserve">, not an </w:t>
+      </w:r>
+      <w:r>
+        <w:rPr>
+          <w:b/>
+        </w:rPr>
+        <w:t>input</w:t>
+      </w:r>
+      <w:r>
+        <w:rPr>
+          <w:b w:val="0"/>
+        </w:rPr>
+        <w:t xml:space="preserve"> available today.</w:t>
+      </w:r>
+    </w:p>
+    <w:p>
+      <w:pPr>
+        <w:spacing w:line="336" w:lineRule="auto" w:after="180"/>
+      </w:pPr>
+      <w:r>
+        <w:rPr>
+          <w:b w:val="0"/>
+        </w:rPr>
+        <w:t xml:space="preserve">Read the picture in order. next_week_wilt supplies the </w:t>
+      </w:r>
+      <w:r>
+        <w:rPr>
+          <w:b/>
+        </w:rPr>
+        <w:t>training</w:t>
+      </w:r>
+      <w:r>
+        <w:rPr>
+          <w:b w:val="0"/>
+        </w:rPr>
+        <w:t xml:space="preserve"> </w:t>
+      </w:r>
+      <w:r>
+        <w:rPr>
+          <w:b/>
+        </w:rPr>
+        <w:t>label</w:t>
+      </w:r>
+      <w:r>
+        <w:rPr>
+          <w:b w:val="0"/>
+        </w:rPr>
+        <w:t xml:space="preserve">, not an </w:t>
+      </w:r>
+      <w:r>
+        <w:rPr>
+          <w:b/>
+        </w:rPr>
+        <w:t>input</w:t>
+      </w:r>
+      <w:r>
+        <w:rPr>
+          <w:b w:val="0"/>
+        </w:rPr>
+        <w:t xml:space="preserve"> available today. The arrows show which recorded </w:t>
+      </w:r>
+      <w:r>
+        <w:rPr>
+          <w:b/>
+        </w:rPr>
+        <w:t>input</w:t>
+      </w:r>
+      <w:r>
+        <w:rPr>
+          <w:b w:val="0"/>
+        </w:rPr>
+        <w:t xml:space="preserve"> or intermediate result each decision uses.</w:t>
+      </w:r>
+    </w:p>
+    <w:p>
+      <w:pPr>
+        <w:spacing w:line="336" w:lineRule="auto" w:after="180"/>
+      </w:pPr>
+      <w:r>
+        <w:rPr>
+          <w:b w:val="0"/>
+        </w:rPr>
+        <w:t>Explain the deciding step aloud before checking the changed case; pointing to the final answer alone does not show how it follows.</w:t>
+      </w:r>
+    </w:p>
+    <w:p>
+      <w:pPr>
+        <w:pStyle w:val="Heading2"/>
+      </w:pPr>
+      <w:r>
+        <w:t>Changed-case question and hint</w:t>
+      </w:r>
+    </w:p>
+    <w:p>
+      <w:pPr>
+        <w:pStyle w:val="Heading3"/>
+      </w:pPr>
+      <w:r>
+        <w:t>Practice 2: explain the deciding evidence</w:t>
+      </w:r>
+    </w:p>
+    <w:p>
+      <w:pPr>
+        <w:pStyle w:val="ListBullet"/>
+      </w:pPr>
+      <w:r>
+        <w:t>Changed-case practice: A table adds tomorrow_soil_moisture as an input. Which conclusion is supported by the supplied facts?</w:t>
+      </w:r>
+    </w:p>
+    <w:p>
+      <w:pPr>
+        <w:pStyle w:val="ListBullet"/>
+      </w:pPr>
+      <w:r>
+        <w:t>1. Reject it for this prediction-time contract.</w:t>
+      </w:r>
+    </w:p>
+    <w:p>
+      <w:pPr>
+        <w:pStyle w:val="ListBullet"/>
+      </w:pPr>
+      <w:r>
+        <w:t>2. This one example guarantees correct results for every future input.</w:t>
+      </w:r>
+    </w:p>
+    <w:p>
+      <w:pPr>
+        <w:pStyle w:val="ListBullet"/>
+      </w:pPr>
+      <w:r>
+        <w:t>3. We can decide the result without examining the changed input or the procedure.</w:t>
+      </w:r>
+    </w:p>
+    <w:p>
+      <w:pPr>
+        <w:pStyle w:val="Heading3"/>
+      </w:pPr>
+      <w:r>
+        <w:t>My selected conclusion, deciding fact and explanation</w:t>
+      </w:r>
+    </w:p>
+    <w:p>
+      <w:r>
+        <w:t>________________________________________________________________</w:t>
+      </w:r>
+    </w:p>
+    <w:p>
+      <w:r>
+        <w:t>________________________________________________________________</w:t>
+      </w:r>
+    </w:p>
+    <w:p>
+      <w:r>
+        <w:t>________________________________________________________________</w:t>
+      </w:r>
+    </w:p>
+    <w:p>
+      <w:r>
+        <w:t>________________________________________________________________</w:t>
+      </w:r>
+    </w:p>
+    <w:p>
+      <w:r>
+        <w:t>________________________________________________________________</w:t>
+      </w:r>
+    </w:p>
+    <w:p>
+      <w:pPr>
+        <w:pStyle w:val="ListBullet"/>
+      </w:pPr>
+      <w:r>
+        <w:t>Hint if needed: Use the changed condition and the deciding step in the pictorial trace. The answer must say what follows from those facts.</w:t>
+      </w:r>
+    </w:p>
+    <w:p>
+      <w:pPr>
+        <w:pStyle w:val="Heading2"/>
+      </w:pPr>
+      <w:r>
+        <w:t>Check the changed explanation · reference / check after trying</w:t>
+      </w:r>
+    </w:p>
+    <w:p>
+      <w:pPr>
+        <w:spacing w:line="336" w:lineRule="auto" w:after="180"/>
+      </w:pPr>
+      <w:r>
+        <w:rPr>
+          <w:b w:val="0"/>
+        </w:rPr>
+        <w:t xml:space="preserve">After your attempt, compare with the supported explanation: Reject it for this </w:t>
+      </w:r>
+      <w:r>
+        <w:rPr>
+          <w:b/>
+        </w:rPr>
+        <w:t>prediction</w:t>
+      </w:r>
+      <w:r>
+        <w:rPr>
+          <w:b w:val="0"/>
+        </w:rPr>
+        <w:t xml:space="preserve">-time contract. Tomorrow’s measurement is unavailable when today’s </w:t>
+      </w:r>
+      <w:r>
+        <w:rPr>
+          <w:b/>
+        </w:rPr>
+        <w:t>prediction</w:t>
+      </w:r>
+      <w:r>
+        <w:rPr>
+          <w:b w:val="0"/>
+        </w:rPr>
+        <w:t xml:space="preserve"> must be issued.</w:t>
+      </w:r>
+    </w:p>
+    <w:p>
+      <w:pPr>
+        <w:pStyle w:val="Heading2"/>
+      </w:pPr>
+      <w:r>
+        <w:t>Repair and keep the record</w:t>
+      </w:r>
+    </w:p>
+    <w:p>
+      <w:pPr>
+        <w:spacing w:line="336" w:lineRule="auto" w:after="180"/>
+      </w:pPr>
+      <w:r>
+        <w:rPr>
+          <w:b w:val="0"/>
+        </w:rPr>
+        <w:t xml:space="preserve">Review The ML Lifecycle (ai-4/1). Goal: Distinguish </w:t>
+      </w:r>
+      <w:r>
+        <w:rPr>
+          <w:b/>
+        </w:rPr>
+        <w:t>fitting</w:t>
+      </w:r>
+      <w:r>
+        <w:rPr>
+          <w:b w:val="0"/>
+        </w:rPr>
+        <w:t xml:space="preserve"> a rule from applying a fixed rule. Short practice: Should the team silently retune on the changed test?</w:t>
+      </w:r>
+    </w:p>
+    <w:p>
+      <w:pPr>
+        <w:spacing w:line="336" w:lineRule="auto" w:after="180"/>
+      </w:pPr>
+      <w:r>
+        <w:rPr>
+          <w:b w:val="0"/>
+        </w:rPr>
+        <w:t xml:space="preserve">Point to the relevant step in the picture, then write the changed result and the rule or </w:t>
+      </w:r>
+      <w:r>
+        <w:rPr>
+          <w:b/>
+        </w:rPr>
+        <w:t>evidence</w:t>
+      </w:r>
+      <w:r>
+        <w:rPr>
+          <w:b w:val="0"/>
+        </w:rPr>
+        <w:t xml:space="preserve"> that supports it.. Return to this week and explain what you changed.</w:t>
+      </w:r>
+    </w:p>
+    <w:p>
+      <w:pPr>
+        <w:spacing w:line="336" w:lineRule="auto" w:after="180"/>
+      </w:pPr>
+      <w:r>
+        <w:rPr>
+          <w:b w:val="0"/>
+        </w:rPr>
+        <w:t xml:space="preserve">The browser lab lets you edit the supported Python examples already included in this lesson. Predict first, run, inspect the actual </w:t>
+      </w:r>
+      <w:r>
+        <w:rPr>
+          <w:b/>
+        </w:rPr>
+        <w:t>output</w:t>
+      </w:r>
+      <w:r>
+        <w:rPr>
+          <w:b w:val="0"/>
+        </w:rPr>
+        <w:t xml:space="preserve"> or error, change one </w:t>
+      </w:r>
+      <w:r>
+        <w:rPr>
+          <w:b/>
+        </w:rPr>
+        <w:t>input</w:t>
+      </w:r>
+      <w:r>
+        <w:rPr>
+          <w:b w:val="0"/>
+        </w:rPr>
+        <w:t>, then run again.</w:t>
+      </w:r>
+    </w:p>
+    <w:p>
+      <w:pPr>
+        <w:spacing w:line="336" w:lineRule="auto" w:after="180"/>
+      </w:pPr>
+      <w:r>
+        <w:rPr>
+          <w:b w:val="0"/>
+        </w:rPr>
+        <w:t xml:space="preserve">Keep code, </w:t>
+      </w:r>
+      <w:r>
+        <w:rPr>
+          <w:b/>
+        </w:rPr>
+        <w:t>prediction</w:t>
+      </w:r>
+      <w:r>
+        <w:rPr>
+          <w:b w:val="0"/>
+        </w:rPr>
+        <w:t xml:space="preserve">s, actual results and a reasoned revision together. On paper, </w:t>
+      </w:r>
+      <w:r>
+        <w:rPr>
+          <w:b/>
+        </w:rPr>
+        <w:t>label</w:t>
+      </w:r>
+      <w:r>
+        <w:rPr>
+          <w:b w:val="0"/>
+        </w:rPr>
+        <w:t xml:space="preserve"> your result as a trace rather than an execution.</w:t>
+      </w:r>
+    </w:p>
+    <w:p>
+      <w:pPr>
+        <w:spacing w:line="336" w:lineRule="auto" w:after="180"/>
+      </w:pPr>
+      <w:r>
+        <w:rPr>
+          <w:b w:val="0"/>
+        </w:rPr>
+        <w:t xml:space="preserve">Use Download completed work in the hosted lesson to export your answers, reflections, practice feedback and code-run </w:t>
+      </w:r>
+      <w:r>
+        <w:rPr>
+          <w:b/>
+        </w:rPr>
+        <w:t>evidence</w:t>
+      </w:r>
+      <w:r>
+        <w:rPr>
+          <w:b w:val="0"/>
+        </w:rPr>
+        <w:t>. Open the HTML copy to read or print it.</w:t>
+      </w:r>
+    </w:p>
+    <w:p>
+      <w:pPr>
+        <w:spacing w:line="336" w:lineRule="auto" w:after="180"/>
+      </w:pPr>
+      <w:r>
+        <w:rPr>
+          <w:b w:val="0"/>
+        </w:rPr>
+        <w:t>Drafts stay in this browser when storage is available; clear drafts on a shared device.</w:t>
+      </w:r>
+    </w:p>
+    <w:p>
+      <w:pPr>
+        <w:pStyle w:val="Heading3"/>
+      </w:pPr>
+      <w:r>
+        <w:t>What I repaired, the evidence I kept and the next test</w:t>
+      </w:r>
+    </w:p>
+    <w:p>
+      <w:r>
+        <w:t>________________________________________________________________</w:t>
+      </w:r>
+    </w:p>
+    <w:p>
+      <w:r>
+        <w:t>________________________________________________________________</w:t>
+      </w:r>
+    </w:p>
+    <w:p>
+      <w:r>
+        <w:t>________________________________________________________________</w:t>
+      </w:r>
+    </w:p>
+    <w:p>
+      <w:r>
+        <w:t>________________________________________________________________</w:t>
+      </w:r>
+    </w:p>
+    <w:p>
+      <w:r>
+        <w:t>________________________________________________________________</w:t>
+      </w:r>
+    </w:p>
+    <w:p>
+      <w:pPr>
+        <w:pStyle w:val="Heading2"/>
+      </w:pPr>
+      <w:r>
+        <w:t>Earlier wording, alternatives and picture transcripts · reference / check after trying</w:t>
       </w:r>
     </w:p>
     <w:p>
@@ -2455,170 +2406,10 @@
     </w:p>
     <w:p>
       <w:pPr>
-        <w:spacing w:line="336" w:lineRule="auto" w:after="180"/>
-      </w:pPr>
-      <w:r>
-        <w:rPr>
-          <w:b w:val="0"/>
-        </w:rPr>
-        <w:t xml:space="preserve">Choose </w:t>
-      </w:r>
-      <w:r>
-        <w:rPr>
-          <w:b/>
-        </w:rPr>
-        <w:t>feature</w:t>
-      </w:r>
-      <w:r>
-        <w:rPr>
-          <w:b w:val="0"/>
-        </w:rPr>
-        <w:t xml:space="preserve">s that exist when a plant </w:t>
-      </w:r>
-      <w:r>
-        <w:rPr>
-          <w:b/>
-        </w:rPr>
-        <w:t>prediction</w:t>
-      </w:r>
-      <w:r>
-        <w:rPr>
-          <w:b w:val="0"/>
-        </w:rPr>
-        <w:t xml:space="preserve"> must be made.</w:t>
-      </w:r>
-    </w:p>
-    <w:p>
-      <w:pPr>
         <w:pStyle w:val="Heading3"/>
       </w:pPr>
       <w:r>
-        <w:t>Practice 1: explain the deciding evidence</w:t>
-      </w:r>
-    </w:p>
-    <w:p>
-      <w:pPr>
-        <w:spacing w:line="336" w:lineRule="auto" w:after="180"/>
-      </w:pPr>
-      <w:r>
-        <w:rPr>
-          <w:b w:val="0"/>
-        </w:rPr>
-        <w:t xml:space="preserve">Which </w:t>
-      </w:r>
-      <w:r>
-        <w:rPr>
-          <w:b/>
-        </w:rPr>
-        <w:t>label</w:t>
-      </w:r>
-      <w:r>
-        <w:rPr>
-          <w:b w:val="0"/>
-        </w:rPr>
-        <w:t xml:space="preserve">led step matches this detail? next_week_wilt supplies the </w:t>
-      </w:r>
-      <w:r>
-        <w:rPr>
-          <w:b/>
-        </w:rPr>
-        <w:t>training</w:t>
-      </w:r>
-      <w:r>
-        <w:rPr>
-          <w:b w:val="0"/>
-        </w:rPr>
-        <w:t xml:space="preserve"> </w:t>
-      </w:r>
-      <w:r>
-        <w:rPr>
-          <w:b/>
-        </w:rPr>
-        <w:t>label</w:t>
-      </w:r>
-      <w:r>
-        <w:rPr>
-          <w:b w:val="0"/>
-        </w:rPr>
-        <w:t xml:space="preserve">, not an </w:t>
-      </w:r>
-      <w:r>
-        <w:rPr>
-          <w:b/>
-        </w:rPr>
-        <w:t>input</w:t>
-      </w:r>
-      <w:r>
-        <w:rPr>
-          <w:b w:val="0"/>
-        </w:rPr>
-        <w:t xml:space="preserve"> available today.</w:t>
-      </w:r>
-    </w:p>
-    <w:p>
-      <w:pPr>
-        <w:spacing w:line="336" w:lineRule="auto" w:after="180"/>
-        <w:shd w:fill="F4F9FC"/>
-      </w:pPr>
-      <w:r>
-        <w:rPr>
-          <w:b w:val="0"/>
-        </w:rPr>
-        <w:t xml:space="preserve">1. Select </w:t>
-      </w:r>
-      <w:r>
-        <w:rPr>
-          <w:b/>
-        </w:rPr>
-        <w:t>input</w:t>
-      </w:r>
-      <w:r>
-        <w:rPr>
-          <w:b w:val="0"/>
-        </w:rPr>
-        <w:t>s</w:t>
-      </w:r>
-    </w:p>
-    <w:p>
-      <w:pPr>
-        <w:spacing w:line="336" w:lineRule="auto" w:after="180"/>
-        <w:shd w:fill="F4F9FC"/>
-      </w:pPr>
-      <w:r>
-        <w:rPr>
-          <w:b w:val="0"/>
-        </w:rPr>
-        <w:t xml:space="preserve">2. Mark </w:t>
-      </w:r>
-      <w:r>
-        <w:rPr>
-          <w:b/>
-        </w:rPr>
-        <w:t>prediction time</w:t>
-      </w:r>
-    </w:p>
-    <w:p>
-      <w:pPr>
-        <w:spacing w:line="336" w:lineRule="auto" w:after="180"/>
-        <w:shd w:fill="F4F9FC"/>
-      </w:pPr>
-      <w:r>
-        <w:rPr>
-          <w:b w:val="0"/>
-        </w:rPr>
-        <w:t xml:space="preserve">3. Keep </w:t>
-      </w:r>
-      <w:r>
-        <w:rPr>
-          <w:b/>
-        </w:rPr>
-        <w:t>target</w:t>
-      </w:r>
-      <w:r>
-        <w:rPr>
-          <w:b w:val="0"/>
-        </w:rPr>
-        <w:t xml:space="preserve"> separate</w:t>
+        <w:t>Repair a missing building block</w:t>
       </w:r>
     </w:p>
     <w:p>
@@ -2626,32 +2417,7 @@
         <w:pStyle w:val="Heading3"/>
       </w:pPr>
       <w:r>
-        <w:t>My selected conclusion, deciding fact and explanation</w:t>
-      </w:r>
-    </w:p>
-    <w:p>
-      <w:r>
-        <w:t>________________________________________________________________</w:t>
-      </w:r>
-    </w:p>
-    <w:p>
-      <w:r>
-        <w:t>________________________________________________________________</w:t>
-      </w:r>
-    </w:p>
-    <w:p>
-      <w:r>
-        <w:t>________________________________________________________________</w:t>
-      </w:r>
-    </w:p>
-    <w:p>
-      <w:r>
-        <w:t>________________________________________________________________</w:t>
-      </w:r>
-    </w:p>
-    <w:p>
-      <w:r>
-        <w:t>________________________________________________________________</w:t>
+        <w:t>Predict, run and debug</w:t>
       </w:r>
     </w:p>
     <w:p>
@@ -2659,593 +2425,25 @@
         <w:pStyle w:val="Heading3"/>
       </w:pPr>
       <w:r>
-        <w:t>Hint · try first</w:t>
-      </w:r>
-    </w:p>
-    <w:p>
-      <w:pPr>
-        <w:spacing w:line="336" w:lineRule="auto" w:after="180"/>
-        <w:shd w:fill="F1F6F8"/>
-      </w:pPr>
-      <w:r>
-        <w:rPr>
-          <w:b w:val="0"/>
-        </w:rPr>
-        <w:t>Hint if needed: Read the steps in the pictorial case. Match the supplied detail to the stage that performs or records it.</w:t>
-      </w:r>
-    </w:p>
-    <w:p>
-      <w:pPr>
-        <w:pStyle w:val="Heading3"/>
-      </w:pPr>
-      <w:r>
-        <w:t>Feedback · compare after trying</w:t>
-      </w:r>
-    </w:p>
-    <w:p>
-      <w:pPr>
-        <w:spacing w:line="336" w:lineRule="auto" w:after="180"/>
-        <w:shd w:fill="F1F6FC"/>
-      </w:pPr>
-      <w:r>
-        <w:rPr>
-          <w:b w:val="0"/>
-        </w:rPr>
-        <w:t xml:space="preserve">After your attempt, compare with the supported explanation: Keep </w:t>
-      </w:r>
-      <w:r>
-        <w:rPr>
-          <w:b/>
-        </w:rPr>
-        <w:t>target</w:t>
-      </w:r>
-      <w:r>
-        <w:rPr>
-          <w:b w:val="0"/>
-        </w:rPr>
-        <w:t xml:space="preserve"> separate next_week_wilt supplies the </w:t>
-      </w:r>
-      <w:r>
-        <w:rPr>
-          <w:b/>
-        </w:rPr>
-        <w:t>training</w:t>
-      </w:r>
-      <w:r>
-        <w:rPr>
-          <w:b w:val="0"/>
-        </w:rPr>
-        <w:t xml:space="preserve"> </w:t>
-      </w:r>
-      <w:r>
-        <w:rPr>
-          <w:b/>
-        </w:rPr>
-        <w:t>label</w:t>
-      </w:r>
-      <w:r>
-        <w:rPr>
-          <w:b w:val="0"/>
-        </w:rPr>
-        <w:t xml:space="preserve">, not an </w:t>
-      </w:r>
-      <w:r>
-        <w:rPr>
-          <w:b/>
-        </w:rPr>
-        <w:t>input</w:t>
-      </w:r>
-      <w:r>
-        <w:rPr>
-          <w:b w:val="0"/>
-        </w:rPr>
-        <w:t xml:space="preserve"> available today.</w:t>
-      </w:r>
-    </w:p>
-    <w:p>
-      <w:pPr>
-        <w:spacing w:line="336" w:lineRule="auto" w:after="180"/>
-        <w:shd w:fill="F1F6FC"/>
-      </w:pPr>
-      <w:r>
-        <w:rPr>
-          <w:b w:val="0"/>
-        </w:rPr>
-        <w:t xml:space="preserve">Read the picture in order. next_week_wilt supplies the </w:t>
-      </w:r>
-      <w:r>
-        <w:rPr>
-          <w:b/>
-        </w:rPr>
-        <w:t>training</w:t>
-      </w:r>
-      <w:r>
-        <w:rPr>
-          <w:b w:val="0"/>
-        </w:rPr>
-        <w:t xml:space="preserve"> </w:t>
-      </w:r>
-      <w:r>
-        <w:rPr>
-          <w:b/>
-        </w:rPr>
-        <w:t>label</w:t>
-      </w:r>
-      <w:r>
-        <w:rPr>
-          <w:b w:val="0"/>
-        </w:rPr>
-        <w:t xml:space="preserve">, not an </w:t>
-      </w:r>
-      <w:r>
-        <w:rPr>
-          <w:b/>
-        </w:rPr>
-        <w:t>input</w:t>
-      </w:r>
-      <w:r>
-        <w:rPr>
-          <w:b w:val="0"/>
-        </w:rPr>
-        <w:t xml:space="preserve"> available today. The arrows show which recorded </w:t>
-      </w:r>
-      <w:r>
-        <w:rPr>
-          <w:b/>
-        </w:rPr>
-        <w:t>input</w:t>
-      </w:r>
-      <w:r>
-        <w:rPr>
-          <w:b w:val="0"/>
-        </w:rPr>
-        <w:t xml:space="preserve"> or intermediate result each decision uses.</w:t>
-      </w:r>
-    </w:p>
-    <w:p>
-      <w:pPr>
-        <w:spacing w:line="336" w:lineRule="auto" w:after="180"/>
-        <w:shd w:fill="F1F6FC"/>
-      </w:pPr>
-      <w:r>
-        <w:rPr>
-          <w:b w:val="0"/>
-        </w:rPr>
-        <w:t>Explain the deciding step aloud before checking the changed case; pointing to the final answer alone does not show how it follows.</w:t>
-      </w:r>
-    </w:p>
-    <w:p>
-      <w:pPr>
-        <w:pStyle w:val="Heading3"/>
-      </w:pPr>
-      <w:r>
-        <w:t>Practice 2: explain the deciding evidence</w:t>
-      </w:r>
-    </w:p>
-    <w:p>
-      <w:pPr>
-        <w:pStyle w:val="Heading3"/>
-      </w:pPr>
-      <w:r>
-        <w:t>Changed case · predict first</w:t>
-      </w:r>
-    </w:p>
-    <w:p>
-      <w:pPr>
-        <w:spacing w:line="336" w:lineRule="auto" w:after="180"/>
-        <w:shd w:fill="F5F1FB"/>
-      </w:pPr>
-      <w:r>
-        <w:rPr>
-          <w:b w:val="0"/>
-        </w:rPr>
-        <w:t xml:space="preserve">Changed-case practice: A table adds tomorrow_soil_moisture as an </w:t>
-      </w:r>
-      <w:r>
-        <w:rPr>
-          <w:b/>
-        </w:rPr>
-        <w:t>input</w:t>
-      </w:r>
-      <w:r>
-        <w:rPr>
-          <w:b w:val="0"/>
-        </w:rPr>
-        <w:t>. Which conclusion is supported by the supplied facts?</w:t>
-      </w:r>
-    </w:p>
-    <w:p>
-      <w:pPr>
-        <w:spacing w:line="336" w:lineRule="auto" w:after="180"/>
-        <w:shd w:fill="F4F9FC"/>
-      </w:pPr>
-      <w:r>
-        <w:rPr>
-          <w:b w:val="0"/>
-        </w:rPr>
-        <w:t xml:space="preserve">1. Reject it for this </w:t>
-      </w:r>
-      <w:r>
-        <w:rPr>
-          <w:b/>
-        </w:rPr>
-        <w:t>prediction</w:t>
-      </w:r>
-      <w:r>
-        <w:rPr>
-          <w:b w:val="0"/>
-        </w:rPr>
-        <w:t>-time contract.</w:t>
-      </w:r>
-    </w:p>
-    <w:p>
-      <w:pPr>
-        <w:spacing w:line="336" w:lineRule="auto" w:after="180"/>
-        <w:shd w:fill="F4F9FC"/>
-      </w:pPr>
-      <w:r>
-        <w:rPr>
-          <w:b w:val="0"/>
-        </w:rPr>
-        <w:t xml:space="preserve">2. This one example guarantees correct results for every future </w:t>
-      </w:r>
-      <w:r>
-        <w:rPr>
-          <w:b/>
-        </w:rPr>
-        <w:t>input</w:t>
-      </w:r>
-      <w:r>
-        <w:rPr>
-          <w:b w:val="0"/>
-        </w:rPr>
-        <w:t>.</w:t>
-      </w:r>
-    </w:p>
-    <w:p>
-      <w:pPr>
-        <w:spacing w:line="336" w:lineRule="auto" w:after="180"/>
-        <w:shd w:fill="F4F9FC"/>
-      </w:pPr>
-      <w:r>
-        <w:rPr>
-          <w:b w:val="0"/>
-        </w:rPr>
-        <w:t xml:space="preserve">3. We can decide the result without examining the changed </w:t>
-      </w:r>
-      <w:r>
-        <w:rPr>
-          <w:b/>
-        </w:rPr>
-        <w:t>input</w:t>
-      </w:r>
-      <w:r>
-        <w:rPr>
-          <w:b w:val="0"/>
-        </w:rPr>
-        <w:t xml:space="preserve"> or the procedure.</w:t>
-      </w:r>
-    </w:p>
-    <w:p>
-      <w:pPr>
-        <w:pStyle w:val="Heading3"/>
-      </w:pPr>
-      <w:r>
-        <w:t>My selected conclusion, deciding fact and explanation</w:t>
-      </w:r>
-    </w:p>
-    <w:p>
-      <w:r>
-        <w:t>________________________________________________________________</w:t>
-      </w:r>
-    </w:p>
-    <w:p>
-      <w:r>
-        <w:t>________________________________________________________________</w:t>
-      </w:r>
-    </w:p>
-    <w:p>
-      <w:r>
-        <w:t>________________________________________________________________</w:t>
-      </w:r>
-    </w:p>
-    <w:p>
-      <w:r>
-        <w:t>________________________________________________________________</w:t>
-      </w:r>
-    </w:p>
-    <w:p>
-      <w:r>
-        <w:t>________________________________________________________________</w:t>
-      </w:r>
-    </w:p>
-    <w:p>
-      <w:pPr>
-        <w:pStyle w:val="Heading3"/>
-      </w:pPr>
-      <w:r>
-        <w:t>Hint · try first</w:t>
-      </w:r>
-    </w:p>
-    <w:p>
-      <w:pPr>
-        <w:spacing w:line="336" w:lineRule="auto" w:after="180"/>
-        <w:shd w:fill="F1F6F8"/>
-      </w:pPr>
-      <w:r>
-        <w:rPr>
-          <w:b w:val="0"/>
-        </w:rPr>
-        <w:t>Hint if needed: Use the changed condition and the deciding step in the pictorial trace. The answer must say what follows from those facts.</w:t>
-      </w:r>
-    </w:p>
-    <w:p>
-      <w:pPr>
-        <w:pStyle w:val="Heading3"/>
-      </w:pPr>
-      <w:r>
-        <w:t>Feedback · compare after trying</w:t>
-      </w:r>
-    </w:p>
-    <w:p>
-      <w:pPr>
-        <w:spacing w:line="336" w:lineRule="auto" w:after="180"/>
-        <w:shd w:fill="F1F6FC"/>
-      </w:pPr>
-      <w:r>
-        <w:rPr>
-          <w:b w:val="0"/>
-        </w:rPr>
-        <w:t xml:space="preserve">After your attempt, compare with the supported explanation: Reject it for this </w:t>
-      </w:r>
-      <w:r>
-        <w:rPr>
-          <w:b/>
-        </w:rPr>
-        <w:t>prediction</w:t>
-      </w:r>
-      <w:r>
-        <w:rPr>
-          <w:b w:val="0"/>
-        </w:rPr>
-        <w:t xml:space="preserve">-time contract. Tomorrow’s measurement is unavailable when today’s </w:t>
-      </w:r>
-      <w:r>
-        <w:rPr>
-          <w:b/>
-        </w:rPr>
-        <w:t>prediction</w:t>
-      </w:r>
-      <w:r>
-        <w:rPr>
-          <w:b w:val="0"/>
-        </w:rPr>
-        <w:t xml:space="preserve"> must be issued.</w:t>
-      </w:r>
-    </w:p>
-    <w:p>
-      <w:pPr>
-        <w:pStyle w:val="Heading3"/>
-      </w:pPr>
-      <w:r>
-        <w:t>Repair a missing building block</w:t>
-      </w:r>
-    </w:p>
-    <w:p>
-      <w:pPr>
-        <w:spacing w:line="336" w:lineRule="auto" w:after="180"/>
-      </w:pPr>
-      <w:r>
-        <w:rPr>
-          <w:b w:val="0"/>
-        </w:rPr>
-        <w:t xml:space="preserve">Review The ML Lifecycle (ai-4/1). Goal: Distinguish </w:t>
-      </w:r>
-      <w:r>
-        <w:rPr>
-          <w:b/>
-        </w:rPr>
-        <w:t>fitting</w:t>
-      </w:r>
-      <w:r>
-        <w:rPr>
-          <w:b w:val="0"/>
-        </w:rPr>
-        <w:t xml:space="preserve"> a rule from applying a fixed rule. Short practice: Should the team silently retune on the changed test?</w:t>
-      </w:r>
-    </w:p>
-    <w:p>
-      <w:pPr>
-        <w:spacing w:line="336" w:lineRule="auto" w:after="180"/>
-      </w:pPr>
-      <w:r>
-        <w:rPr>
-          <w:b w:val="0"/>
-        </w:rPr>
-        <w:t xml:space="preserve">Point to the relevant step in the picture, then write the changed result and the rule or </w:t>
-      </w:r>
-      <w:r>
-        <w:rPr>
-          <w:b/>
-        </w:rPr>
-        <w:t>evidence</w:t>
-      </w:r>
-      <w:r>
-        <w:rPr>
-          <w:b w:val="0"/>
-        </w:rPr>
-        <w:t xml:space="preserve"> that supports it.. Return to this week and explain what you changed.</w:t>
-      </w:r>
-    </w:p>
-    <w:p>
-      <w:pPr>
-        <w:pStyle w:val="Heading3"/>
-      </w:pPr>
-      <w:r>
-        <w:t>Predict, run and debug</w:t>
-      </w:r>
-    </w:p>
-    <w:p>
-      <w:pPr>
-        <w:spacing w:line="336" w:lineRule="auto" w:after="180"/>
-      </w:pPr>
-      <w:r>
-        <w:rPr>
-          <w:b w:val="0"/>
-        </w:rPr>
-        <w:t xml:space="preserve">The browser lab lets you edit the supported Python examples already included in this lesson. Predict first, run, inspect the actual </w:t>
-      </w:r>
-      <w:r>
-        <w:rPr>
-          <w:b/>
-        </w:rPr>
-        <w:t>output</w:t>
-      </w:r>
-      <w:r>
-        <w:rPr>
-          <w:b w:val="0"/>
-        </w:rPr>
-        <w:t xml:space="preserve"> or error, change one </w:t>
-      </w:r>
-      <w:r>
-        <w:rPr>
-          <w:b/>
-        </w:rPr>
-        <w:t>input</w:t>
-      </w:r>
-      <w:r>
-        <w:rPr>
-          <w:b w:val="0"/>
-        </w:rPr>
-        <w:t>, then run again.</w:t>
-      </w:r>
-    </w:p>
-    <w:p>
-      <w:pPr>
-        <w:spacing w:line="336" w:lineRule="auto" w:after="180"/>
-      </w:pPr>
-      <w:r>
-        <w:rPr>
-          <w:b w:val="0"/>
-        </w:rPr>
-        <w:t xml:space="preserve">Keep code, </w:t>
-      </w:r>
-      <w:r>
-        <w:rPr>
-          <w:b/>
-        </w:rPr>
-        <w:t>prediction</w:t>
-      </w:r>
-      <w:r>
-        <w:rPr>
-          <w:b w:val="0"/>
-        </w:rPr>
-        <w:t xml:space="preserve">s, actual results and a reasoned revision together. On paper, </w:t>
-      </w:r>
-      <w:r>
-        <w:rPr>
-          <w:b/>
-        </w:rPr>
-        <w:t>label</w:t>
-      </w:r>
-      <w:r>
-        <w:rPr>
-          <w:b w:val="0"/>
-        </w:rPr>
-        <w:t xml:space="preserve"> your result as a trace rather than an execution.</w:t>
-      </w:r>
-    </w:p>
-    <w:p>
-      <w:pPr>
-        <w:pStyle w:val="Heading3"/>
-      </w:pPr>
-      <w:r>
         <w:t>Keep your completed work</w:t>
       </w:r>
     </w:p>
     <w:p>
       <w:pPr>
-        <w:spacing w:line="336" w:lineRule="auto" w:after="180"/>
-      </w:pPr>
-      <w:r>
-        <w:rPr>
-          <w:b w:val="0"/>
-        </w:rPr>
-        <w:t xml:space="preserve">Use Download completed work in the hosted lesson to export your answers, reflections, practice feedback and code-run </w:t>
-      </w:r>
-      <w:r>
-        <w:rPr>
-          <w:b/>
-        </w:rPr>
-        <w:t>evidence</w:t>
-      </w:r>
-      <w:r>
-        <w:rPr>
-          <w:b w:val="0"/>
-        </w:rPr>
-        <w:t>. Open the HTML copy to read or print it.</w:t>
-      </w:r>
-    </w:p>
-    <w:p>
-      <w:pPr>
-        <w:spacing w:line="336" w:lineRule="auto" w:after="180"/>
-      </w:pPr>
-      <w:r>
-        <w:rPr>
-          <w:b w:val="0"/>
-        </w:rPr>
-        <w:t>Drafts stay in this browser when storage is available; clear drafts on a shared device.</w:t>
-      </w:r>
-    </w:p>
-    <w:p>
-      <w:pPr>
-        <w:pStyle w:val="Heading3"/>
-      </w:pPr>
-      <w:r>
-        <w:t>What I repaired, the evidence I kept and the next test</w:t>
-      </w:r>
-    </w:p>
-    <w:p>
-      <w:r>
-        <w:t>________________________________________________________________</w:t>
-      </w:r>
-    </w:p>
-    <w:p>
-      <w:r>
-        <w:t>________________________________________________________________</w:t>
-      </w:r>
-    </w:p>
-    <w:p>
-      <w:r>
-        <w:t>________________________________________________________________</w:t>
-      </w:r>
-    </w:p>
-    <w:p>
-      <w:r>
-        <w:t>________________________________________________________________</w:t>
-      </w:r>
-    </w:p>
-    <w:p>
-      <w:r>
-        <w:t>________________________________________________________________</w:t>
-      </w:r>
-    </w:p>
-    <w:p>
-      <w:pPr>
         <w:pStyle w:val="Heading1"/>
       </w:pPr>
       <w:r>
-        <w:t>21. Visual concept journey</w:t>
-      </w:r>
-    </w:p>
-    <w:p>
-      <w:r>
-        <w:t>Explain each Features, Labels, Targets picture from its labels, then record a relevant limit.</w:t>
-      </w:r>
-    </w:p>
-    <w:p>
-      <w:pPr>
-        <w:pStyle w:val="Heading3"/>
+        <w:t>21. Reference · Six-picture response sheets</w:t>
+      </w:r>
+    </w:p>
+    <w:p>
+      <w:r>
+        <w:t>Choose the relevant picture instead of repeating every task.</w:t>
+      </w:r>
+    </w:p>
+    <w:p>
+      <w:pPr>
+        <w:pStyle w:val="Heading2"/>
       </w:pPr>
       <w:r>
         <w:t>01. Features, Labels, Targets: the case</w:t>
@@ -3360,7 +2558,6 @@
     <w:p>
       <w:pPr>
         <w:spacing w:line="336" w:lineRule="auto" w:after="180"/>
-        <w:shd w:fill="F5F1FB"/>
       </w:pPr>
       <w:r>
         <w:rPr>
@@ -3399,7 +2596,7 @@
     </w:p>
     <w:p>
       <w:pPr>
-        <w:pStyle w:val="Heading3"/>
+        <w:pStyle w:val="Heading2"/>
       </w:pPr>
       <w:r>
         <w:t>02. Follow the deciding steps</w:t>
@@ -3539,7 +2736,6 @@
     <w:p>
       <w:pPr>
         <w:spacing w:line="336" w:lineRule="auto" w:after="180"/>
-        <w:shd w:fill="F5F1FB"/>
       </w:pPr>
       <w:r>
         <w:rPr>
@@ -3590,7 +2786,7 @@
     </w:p>
     <w:p>
       <w:pPr>
-        <w:pStyle w:val="Heading3"/>
+        <w:pStyle w:val="Heading2"/>
       </w:pPr>
       <w:r>
         <w:t>03. Follow information through time</w:t>
@@ -3718,7 +2914,6 @@
     <w:p>
       <w:pPr>
         <w:spacing w:line="336" w:lineRule="auto" w:after="180"/>
-        <w:shd w:fill="F5F1FB"/>
       </w:pPr>
       <w:r>
         <w:rPr>
@@ -3769,7 +2964,7 @@
     </w:p>
     <w:p>
       <w:pPr>
-        <w:pStyle w:val="Heading3"/>
+        <w:pStyle w:val="Heading2"/>
       </w:pPr>
       <w:r>
         <w:t>04. Change one thing. Trace what follows.</w:t>
@@ -3908,7 +3103,6 @@
     <w:p>
       <w:pPr>
         <w:spacing w:line="336" w:lineRule="auto" w:after="180"/>
-        <w:shd w:fill="F5F1FB"/>
       </w:pPr>
       <w:r>
         <w:rPr>
@@ -3947,7 +3141,7 @@
     </w:p>
     <w:p>
       <w:pPr>
-        <w:pStyle w:val="Heading3"/>
+        <w:pStyle w:val="Heading2"/>
       </w:pPr>
       <w:r>
         <w:t>05. Connect the explanation to its limit</w:t>
@@ -4073,7 +3267,6 @@
     <w:p>
       <w:pPr>
         <w:spacing w:line="336" w:lineRule="auto" w:after="180"/>
-        <w:shd w:fill="F5F1FB"/>
       </w:pPr>
       <w:r>
         <w:rPr>
@@ -4112,7 +3305,7 @@
     </w:p>
     <w:p>
       <w:pPr>
-        <w:pStyle w:val="Heading3"/>
+        <w:pStyle w:val="Heading2"/>
       </w:pPr>
       <w:r>
         <w:t>06. Make the idea visible in your project</w:t>
@@ -4244,7 +3437,6 @@
     <w:p>
       <w:pPr>
         <w:spacing w:line="336" w:lineRule="auto" w:after="180"/>
-        <w:shd w:fill="F5F1FB"/>
       </w:pPr>
       <w:r>
         <w:rPr>
@@ -4291,6 +3483,62 @@
     <w:p>
       <w:r>
         <w:t>________________________________________________________________</w:t>
+      </w:r>
+    </w:p>
+    <w:p>
+      <w:pPr>
+        <w:pStyle w:val="Heading2"/>
+      </w:pPr>
+      <w:r>
+        <w:t>Earlier wording, alternatives and picture transcripts · reference / check after trying</w:t>
+      </w:r>
+    </w:p>
+    <w:p>
+      <w:pPr>
+        <w:pStyle w:val="Heading3"/>
+      </w:pPr>
+      <w:r>
+        <w:t>01. Features, Labels, Targets: the case</w:t>
+      </w:r>
+    </w:p>
+    <w:p>
+      <w:pPr>
+        <w:pStyle w:val="Heading3"/>
+      </w:pPr>
+      <w:r>
+        <w:t>02. Follow the deciding steps</w:t>
+      </w:r>
+    </w:p>
+    <w:p>
+      <w:pPr>
+        <w:pStyle w:val="Heading3"/>
+      </w:pPr>
+      <w:r>
+        <w:t>03. Follow information through time</w:t>
+      </w:r>
+    </w:p>
+    <w:p>
+      <w:pPr>
+        <w:pStyle w:val="Heading3"/>
+      </w:pPr>
+      <w:r>
+        <w:t>04. Change one thing. Trace what follows.</w:t>
+      </w:r>
+    </w:p>
+    <w:p>
+      <w:pPr>
+        <w:pStyle w:val="Heading3"/>
+      </w:pPr>
+      <w:r>
+        <w:t>05. Connect the explanation to its limit</w:t>
+      </w:r>
+    </w:p>
+    <w:p>
+      <w:pPr>
+        <w:pStyle w:val="Heading3"/>
+      </w:pPr>
+      <w:r>
+        <w:t>06. Make the idea visible in your project</w:t>
       </w:r>
     </w:p>
     <w:sectPr>
